--- a/SRS/安全测评测试用例（含执行结果）.docx
+++ b/SRS/安全测评测试用例（含执行结果）.docx
@@ -2,10 +2,11 @@
 <file path=word/document.xml><?xml version="1.0" encoding="utf-8"?>
 <w:document xmlns:wpc="http://schemas.microsoft.com/office/word/2010/wordprocessingCanvas" xmlns:mo="http://schemas.microsoft.com/office/mac/office/2008/main" xmlns:mc="http://schemas.openxmlformats.org/markup-compatibility/2006" xmlns:mv="urn:schemas-microsoft-com:mac:vml" xmlns:o="urn:schemas-microsoft-com:office:office" xmlns:r="http://schemas.openxmlformats.org/officeDocument/2006/relationships" xmlns:m="http://schemas.openxmlformats.org/officeDocument/2006/math" xmlns:v="urn:schemas-microsoft-com:vml" xmlns:wp14="http://schemas.microsoft.com/office/word/2010/wordprocessingDrawing" xmlns:wp="http://schemas.openxmlformats.org/drawingml/2006/wordprocessingDrawing" xmlns:w10="urn:schemas-microsoft-com:office:word" xmlns:w="http://schemas.openxmlformats.org/wordprocessingml/2006/main" xmlns:w14="http://schemas.microsoft.com/office/word/2010/wordml" xmlns:wpg="http://schemas.microsoft.com/office/word/2010/wordprocessingGroup" xmlns:wpi="http://schemas.microsoft.com/office/word/2010/wordprocessingInk" xmlns:wne="http://schemas.microsoft.com/office/word/2006/wordml" xmlns:wps="http://schemas.microsoft.com/office/word/2010/wordprocessingShape" mc:Ignorable="w14 wp14">
   <w:body>
-    <w:p/>
-    <w:p/>
-    <w:p/>
-    <w:p/>
+    <w:p>
+      <w:pPr>
+        <w:spacing w:before="3000"/>
+      </w:pPr>
+    </w:p>
     <w:p>
       <w:pPr>
         <w:jc w:val="center"/>
@@ -932,6 +933,8 @@
     <w:p>
       <w:pPr>
         <w:pStyle w:val="Heading3"/>
+        <w:keepNext/>
+        <w:spacing w:before="200"/>
       </w:pPr>
       <w:r>
         <w:t>TC-711-01　用户全局唯一 UID</w:t>
@@ -1194,12 +1197,9 @@
     </w:tbl>
     <w:p>
       <w:pPr>
-        <w:spacing w:after="40"/>
-      </w:pPr>
-    </w:p>
-    <w:p>
-      <w:pPr>
         <w:pStyle w:val="Heading3"/>
+        <w:keepNext/>
+        <w:spacing w:before="200"/>
       </w:pPr>
       <w:r>
         <w:t>TC-711-02　全生命周期标识一致</w:t>
@@ -1462,12 +1462,9 @@
     </w:tbl>
     <w:p>
       <w:pPr>
-        <w:spacing w:after="40"/>
-      </w:pPr>
-    </w:p>
-    <w:p>
-      <w:pPr>
         <w:pStyle w:val="Heading3"/>
+        <w:keepNext/>
+        <w:spacing w:before="200"/>
       </w:pPr>
       <w:r>
         <w:t>TC-711-03　分级鉴别</w:t>
@@ -1730,12 +1727,9 @@
     </w:tbl>
     <w:p>
       <w:pPr>
-        <w:spacing w:after="40"/>
-      </w:pPr>
-    </w:p>
-    <w:p>
-      <w:pPr>
         <w:pStyle w:val="Heading3"/>
+        <w:keepNext/>
+        <w:spacing w:before="200"/>
       </w:pPr>
       <w:r>
         <w:t>TC-711-04　特权用户双因子及以上</w:t>
@@ -1998,12 +1992,9 @@
     </w:tbl>
     <w:p>
       <w:pPr>
-        <w:spacing w:after="40"/>
-      </w:pPr>
-    </w:p>
-    <w:p>
-      <w:pPr>
         <w:pStyle w:val="Heading3"/>
+        <w:keepNext/>
+        <w:spacing w:before="200"/>
       </w:pPr>
       <w:r>
         <w:t>TC-711-05　鉴别信息保护</w:t>
@@ -2266,12 +2257,9 @@
     </w:tbl>
     <w:p>
       <w:pPr>
-        <w:spacing w:after="40"/>
-      </w:pPr>
-    </w:p>
-    <w:p>
-      <w:pPr>
         <w:pStyle w:val="Heading3"/>
+        <w:keepNext/>
+        <w:spacing w:before="200"/>
       </w:pPr>
       <w:r>
         <w:t>TC-711-06　鉴别失败处置</w:t>
@@ -2534,12 +2522,9 @@
     </w:tbl>
     <w:p>
       <w:pPr>
-        <w:spacing w:after="40"/>
-      </w:pPr>
-    </w:p>
-    <w:p>
-      <w:pPr>
         <w:pStyle w:val="Heading3"/>
+        <w:keepNext/>
+        <w:spacing w:before="200"/>
       </w:pPr>
       <w:r>
         <w:t>TC-711-07　用户-主体绑定与行为溯源</w:t>
@@ -2802,12 +2787,9 @@
     </w:tbl>
     <w:p>
       <w:pPr>
-        <w:spacing w:after="40"/>
-      </w:pPr>
-    </w:p>
-    <w:p>
-      <w:pPr>
         <w:pStyle w:val="Heading3"/>
+        <w:keepNext/>
+        <w:spacing w:before="200"/>
       </w:pPr>
       <w:r>
         <w:t>TC-711-08　分布式单点登录</w:t>
@@ -3068,11 +3050,6 @@
         </w:tc>
       </w:tr>
     </w:tbl>
-    <w:p>
-      <w:pPr>
-        <w:spacing w:after="40"/>
-      </w:pPr>
-    </w:p>
     <w:p>
       <w:pPr>
         <w:pStyle w:val="Heading3"/>
@@ -3162,6 +3139,8 @@
     <w:p>
       <w:pPr>
         <w:pStyle w:val="Heading3"/>
+        <w:keepNext/>
+        <w:spacing w:before="200"/>
       </w:pPr>
       <w:r>
         <w:t>TC-712-01　原发证据自动留存</w:t>
@@ -3424,12 +3403,9 @@
     </w:tbl>
     <w:p>
       <w:pPr>
-        <w:spacing w:after="40"/>
-      </w:pPr>
-    </w:p>
-    <w:p>
-      <w:pPr>
         <w:pStyle w:val="Heading3"/>
+        <w:keepNext/>
+        <w:spacing w:before="200"/>
       </w:pPr>
       <w:r>
         <w:t>TC-712-02　接收证据自动留存</w:t>
@@ -3692,12 +3668,9 @@
     </w:tbl>
     <w:p>
       <w:pPr>
-        <w:spacing w:after="40"/>
-      </w:pPr>
-    </w:p>
-    <w:p>
-      <w:pPr>
         <w:pStyle w:val="Heading3"/>
+        <w:keepNext/>
+        <w:spacing w:before="200"/>
       </w:pPr>
       <w:r>
         <w:t>TC-712-03　证据只进不改不删</w:t>
@@ -3960,12 +3933,9 @@
     </w:tbl>
     <w:p>
       <w:pPr>
-        <w:spacing w:after="40"/>
-      </w:pPr>
-    </w:p>
-    <w:p>
-      <w:pPr>
         <w:pStyle w:val="Heading3"/>
+        <w:keepNext/>
+        <w:spacing w:before="200"/>
       </w:pPr>
       <w:r>
         <w:t>TC-712-04　证据可核验</w:t>
@@ -4228,12 +4198,9 @@
     </w:tbl>
     <w:p>
       <w:pPr>
-        <w:spacing w:after="40"/>
-      </w:pPr>
-    </w:p>
-    <w:p>
-      <w:pPr>
         <w:pStyle w:val="Heading3"/>
+        <w:keepNext/>
+        <w:spacing w:before="200"/>
       </w:pPr>
       <w:r>
         <w:t>TC-712-05　证据唯一性与完整性</w:t>
@@ -4494,11 +4461,6 @@
         </w:tc>
       </w:tr>
     </w:tbl>
-    <w:p>
-      <w:pPr>
-        <w:spacing w:after="40"/>
-      </w:pPr>
-    </w:p>
     <w:p>
       <w:pPr>
         <w:pStyle w:val="Heading3"/>
@@ -4588,6 +4550,8 @@
     <w:p>
       <w:pPr>
         <w:pStyle w:val="Heading3"/>
+        <w:keepNext/>
+        <w:spacing w:before="200"/>
       </w:pPr>
       <w:r>
         <w:t>TC-713-01　客体创建者默认全权</w:t>
@@ -4850,12 +4814,9 @@
     </w:tbl>
     <w:p>
       <w:pPr>
-        <w:spacing w:after="40"/>
-      </w:pPr>
-    </w:p>
-    <w:p>
-      <w:pPr>
         <w:pStyle w:val="Heading3"/>
+        <w:keepNext/>
+        <w:spacing w:before="200"/>
       </w:pPr>
       <w:r>
         <w:t>TC-713-02　授权</w:t>
@@ -5118,12 +5079,9 @@
     </w:tbl>
     <w:p>
       <w:pPr>
-        <w:spacing w:after="40"/>
-      </w:pPr>
-    </w:p>
-    <w:p>
-      <w:pPr>
         <w:pStyle w:val="Heading3"/>
+        <w:keepNext/>
+        <w:spacing w:before="200"/>
       </w:pPr>
       <w:r>
         <w:t>TC-713-03　权限传播限制</w:t>
@@ -5386,12 +5344,9 @@
     </w:tbl>
     <w:p>
       <w:pPr>
-        <w:spacing w:after="40"/>
-      </w:pPr>
-    </w:p>
-    <w:p>
-      <w:pPr>
         <w:pStyle w:val="Heading3"/>
+        <w:keepNext/>
+        <w:spacing w:before="200"/>
       </w:pPr>
       <w:r>
         <w:t>TC-713-04　权限回收</w:t>
@@ -5654,12 +5609,9 @@
     </w:tbl>
     <w:p>
       <w:pPr>
-        <w:spacing w:after="40"/>
-      </w:pPr>
-    </w:p>
-    <w:p>
-      <w:pPr>
         <w:pStyle w:val="Heading3"/>
+        <w:keepNext/>
+        <w:spacing w:before="200"/>
       </w:pPr>
       <w:r>
         <w:t>TC-713-05　越权访问拦截</w:t>
@@ -5922,12 +5874,9 @@
     </w:tbl>
     <w:p>
       <w:pPr>
-        <w:spacing w:after="40"/>
-      </w:pPr>
-    </w:p>
-    <w:p>
-      <w:pPr>
         <w:pStyle w:val="Heading3"/>
+        <w:keepNext/>
+        <w:spacing w:before="200"/>
       </w:pPr>
       <w:r>
         <w:t>TC-713-06　多粒度权限管控（文件级/数据库级）</w:t>
@@ -6190,12 +6139,9 @@
     </w:tbl>
     <w:p>
       <w:pPr>
-        <w:spacing w:after="40"/>
-      </w:pPr>
-    </w:p>
-    <w:p>
-      <w:pPr>
         <w:pStyle w:val="Heading3"/>
+        <w:keepNext/>
+        <w:spacing w:before="200"/>
       </w:pPr>
       <w:r>
         <w:t>TC-713-07　分布式与网络场景权限统一</w:t>
@@ -6456,11 +6402,6 @@
         </w:tc>
       </w:tr>
     </w:tbl>
-    <w:p>
-      <w:pPr>
-        <w:spacing w:after="40"/>
-      </w:pPr>
-    </w:p>
     <w:p>
       <w:pPr>
         <w:pStyle w:val="Heading3"/>
@@ -6602,6 +6543,8 @@
     <w:p>
       <w:pPr>
         <w:pStyle w:val="Heading3"/>
+        <w:keepNext/>
+        <w:spacing w:before="200"/>
       </w:pPr>
       <w:r>
         <w:t>TC-714-01　主体敏感标记配置受控</w:t>
@@ -6864,12 +6807,9 @@
     </w:tbl>
     <w:p>
       <w:pPr>
-        <w:spacing w:after="40"/>
-      </w:pPr>
-    </w:p>
-    <w:p>
-      <w:pPr>
         <w:pStyle w:val="Heading3"/>
+        <w:keepNext/>
+        <w:spacing w:before="200"/>
       </w:pPr>
       <w:r>
         <w:t>TC-714-02　普通用户不可自主改标</w:t>
@@ -7132,12 +7072,9 @@
     </w:tbl>
     <w:p>
       <w:pPr>
-        <w:spacing w:after="40"/>
-      </w:pPr>
-    </w:p>
-    <w:p>
-      <w:pPr>
         <w:pStyle w:val="Heading3"/>
+        <w:keepNext/>
+        <w:spacing w:before="200"/>
       </w:pPr>
       <w:r>
         <w:t>TC-714-03　客体敏感标记</w:t>
@@ -7400,12 +7337,9 @@
     </w:tbl>
     <w:p>
       <w:pPr>
-        <w:spacing w:after="40"/>
-      </w:pPr>
-    </w:p>
-    <w:p>
-      <w:pPr>
         <w:pStyle w:val="Heading3"/>
+        <w:keepNext/>
+        <w:spacing w:before="200"/>
       </w:pPr>
       <w:r>
         <w:t>TC-714-04　依据标记执行访问控制（不上读）</w:t>
@@ -7668,12 +7602,9 @@
     </w:tbl>
     <w:p>
       <w:pPr>
-        <w:spacing w:after="40"/>
-      </w:pPr>
-    </w:p>
-    <w:p>
-      <w:pPr>
         <w:pStyle w:val="Heading3"/>
+        <w:keepNext/>
+        <w:spacing w:before="200"/>
       </w:pPr>
       <w:r>
         <w:t>TC-714-05　分布式节点标记一致性</w:t>
@@ -7934,11 +7865,6 @@
         </w:tc>
       </w:tr>
     </w:tbl>
-    <w:p>
-      <w:pPr>
-        <w:spacing w:after="40"/>
-      </w:pPr>
-    </w:p>
     <w:p>
       <w:pPr>
         <w:pStyle w:val="Heading3"/>
@@ -8028,6 +7954,8 @@
     <w:p>
       <w:pPr>
         <w:pStyle w:val="Heading3"/>
+        <w:keepNext/>
+        <w:spacing w:before="200"/>
       </w:pPr>
       <w:r>
         <w:t>TC-715-01　强制策略统一无冲突</w:t>
@@ -8290,12 +8218,9 @@
     </w:tbl>
     <w:p>
       <w:pPr>
-        <w:spacing w:after="40"/>
-      </w:pPr>
-    </w:p>
-    <w:p>
-      <w:pPr>
         <w:pStyle w:val="Heading3"/>
+        <w:keepNext/>
+        <w:spacing w:before="200"/>
       </w:pPr>
       <w:r>
         <w:t>TC-715-02　三权分立</w:t>
@@ -8558,12 +8483,9 @@
     </w:tbl>
     <w:p>
       <w:pPr>
-        <w:spacing w:after="40"/>
-      </w:pPr>
-    </w:p>
-    <w:p>
-      <w:pPr>
         <w:pStyle w:val="Heading3"/>
+        <w:keepNext/>
+        <w:spacing w:before="200"/>
       </w:pPr>
       <w:r>
         <w:t>TC-715-03　最小授权与无全能账号</w:t>
@@ -8826,12 +8748,9 @@
     </w:tbl>
     <w:p>
       <w:pPr>
-        <w:spacing w:after="40"/>
-      </w:pPr>
-    </w:p>
-    <w:p>
-      <w:pPr>
         <w:pStyle w:val="Heading3"/>
+        <w:keepNext/>
+        <w:spacing w:before="200"/>
       </w:pPr>
       <w:r>
         <w:t>TC-715-04　应用层强制管控生效</w:t>
@@ -9094,12 +9013,9 @@
     </w:tbl>
     <w:p>
       <w:pPr>
-        <w:spacing w:after="40"/>
-      </w:pPr>
-    </w:p>
-    <w:p>
-      <w:pPr>
         <w:pStyle w:val="Heading3"/>
+        <w:keepNext/>
+        <w:spacing w:before="200"/>
       </w:pPr>
       <w:r>
         <w:t>TC-715-05　多粒度强制管控（OS/DB/PMI）</w:t>
@@ -9362,12 +9278,9 @@
     </w:tbl>
     <w:p>
       <w:pPr>
-        <w:spacing w:after="40"/>
-      </w:pPr>
-    </w:p>
-    <w:p>
-      <w:pPr>
         <w:pStyle w:val="Heading3"/>
+        <w:keepNext/>
+        <w:spacing w:before="200"/>
       </w:pPr>
       <w:r>
         <w:t>TC-715-06　分布式与网络场景强制管控</w:t>
@@ -9630,8 +9543,63 @@
     </w:tbl>
     <w:p>
       <w:pPr>
-        <w:spacing w:after="40"/>
+        <w:pStyle w:val="Heading3"/>
       </w:pPr>
+      <w:r>
+        <w:t>7.1.5 界面截图证据</w:t>
+      </w:r>
+    </w:p>
+    <w:p>
+      <w:pPr>
+        <w:keepNext/>
+        <w:jc w:val="center"/>
+      </w:pPr>
+      <w:r>
+        <w:drawing>
+          <wp:inline xmlns:a="http://schemas.openxmlformats.org/drawingml/2006/main" xmlns:pic="http://schemas.openxmlformats.org/drawingml/2006/picture">
+            <wp:extent cx="5903999" cy="3689999"/>
+            <wp:docPr id="6" name="Picture 6"/>
+            <wp:cNvGraphicFramePr>
+              <a:graphicFrameLocks noChangeAspect="1"/>
+            </wp:cNvGraphicFramePr>
+            <a:graphic>
+              <a:graphicData uri="http://schemas.openxmlformats.org/drawingml/2006/picture">
+                <pic:pic>
+                  <pic:nvPicPr>
+                    <pic:cNvPr id="0" name="10_mac_menu.png"/>
+                    <pic:cNvPicPr/>
+                  </pic:nvPicPr>
+                  <pic:blipFill>
+                    <a:blip r:embed="rId14"/>
+                    <a:stretch>
+                      <a:fillRect/>
+                    </a:stretch>
+                  </pic:blipFill>
+                  <pic:spPr>
+                    <a:xfrm>
+                      <a:off x="0" y="0"/>
+                      <a:ext cx="5903999" cy="3689999"/>
+                    </a:xfrm>
+                    <a:prstGeom prst="rect"/>
+                  </pic:spPr>
+                </pic:pic>
+              </a:graphicData>
+            </a:graphic>
+          </wp:inline>
+        </w:drawing>
+      </w:r>
+    </w:p>
+    <w:p>
+      <w:pPr>
+        <w:jc w:val="center"/>
+      </w:pPr>
+      <w:r>
+        <w:rPr>
+          <w:color w:val="666666"/>
+          <w:sz w:val="18"/>
+        </w:rPr>
+        <w:t>图 7.1.5-1　以系统审计员登录后的左侧菜单：只有「日志监控」，没有用户管理与安全策略入口（三权分立）（对应 TC-715-02、TC-715-03）</w:t>
+      </w:r>
     </w:p>
     <w:p>
       <w:pPr>
@@ -9662,6 +9630,8 @@
     <w:p>
       <w:pPr>
         <w:pStyle w:val="Heading3"/>
+        <w:keepNext/>
+        <w:spacing w:before="200"/>
       </w:pPr>
       <w:r>
         <w:t>TC-716-01　安全事件全覆盖</w:t>
@@ -9924,12 +9894,9 @@
     </w:tbl>
     <w:p>
       <w:pPr>
-        <w:spacing w:after="40"/>
-      </w:pPr>
-    </w:p>
-    <w:p>
-      <w:pPr>
         <w:pStyle w:val="Heading3"/>
+        <w:keepNext/>
+        <w:spacing w:before="200"/>
       </w:pPr>
       <w:r>
         <w:t>TC-716-02　日志字段完整</w:t>
@@ -10192,12 +10159,9 @@
     </w:tbl>
     <w:p>
       <w:pPr>
-        <w:spacing w:after="40"/>
-      </w:pPr>
-    </w:p>
-    <w:p>
-      <w:pPr>
         <w:pStyle w:val="Heading3"/>
+        <w:keepNext/>
+        <w:spacing w:before="200"/>
       </w:pPr>
       <w:r>
         <w:t>TC-716-03　实时告警与异常分析</w:t>
@@ -10460,12 +10424,9 @@
     </w:tbl>
     <w:p>
       <w:pPr>
-        <w:spacing w:after="40"/>
-      </w:pPr>
-    </w:p>
-    <w:p>
-      <w:pPr>
         <w:pStyle w:val="Heading3"/>
+        <w:keepNext/>
+        <w:spacing w:before="200"/>
       </w:pPr>
       <w:r>
         <w:t>TC-716-04　多维度检索</w:t>
@@ -10728,12 +10689,9 @@
     </w:tbl>
     <w:p>
       <w:pPr>
-        <w:spacing w:after="40"/>
-      </w:pPr>
-    </w:p>
-    <w:p>
-      <w:pPr>
         <w:pStyle w:val="Heading3"/>
+        <w:keepNext/>
+        <w:spacing w:before="200"/>
       </w:pPr>
       <w:r>
         <w:t>TC-716-05　日志防篡改防删除</w:t>
@@ -10996,12 +10954,9 @@
     </w:tbl>
     <w:p>
       <w:pPr>
-        <w:spacing w:after="40"/>
-      </w:pPr>
-    </w:p>
-    <w:p>
-      <w:pPr>
         <w:pStyle w:val="Heading3"/>
+        <w:keepNext/>
+        <w:spacing w:before="200"/>
       </w:pPr>
       <w:r>
         <w:t>TC-716-06　分布式统一审计</w:t>
@@ -11264,11 +11219,6 @@
     </w:tbl>
     <w:p>
       <w:pPr>
-        <w:spacing w:after="40"/>
-      </w:pPr>
-    </w:p>
-    <w:p>
-      <w:pPr>
         <w:pStyle w:val="Heading3"/>
       </w:pPr>
       <w:r>
@@ -11284,7 +11234,7 @@
         <w:drawing>
           <wp:inline xmlns:a="http://schemas.openxmlformats.org/drawingml/2006/main" xmlns:pic="http://schemas.openxmlformats.org/drawingml/2006/picture">
             <wp:extent cx="5903999" cy="3689999"/>
-            <wp:docPr id="6" name="Picture 6"/>
+            <wp:docPr id="7" name="Picture 7"/>
             <wp:cNvGraphicFramePr>
               <a:graphicFrameLocks noChangeAspect="1"/>
             </wp:cNvGraphicFramePr>
@@ -11296,7 +11246,7 @@
                     <pic:cNvPicPr/>
                   </pic:nvPicPr>
                   <pic:blipFill>
-                    <a:blip r:embed="rId14"/>
+                    <a:blip r:embed="rId15"/>
                     <a:stretch>
                       <a:fillRect/>
                     </a:stretch>
@@ -11356,6 +11306,8 @@
     <w:p>
       <w:pPr>
         <w:pStyle w:val="Heading3"/>
+        <w:keepNext/>
+        <w:spacing w:before="200"/>
       </w:pPr>
       <w:r>
         <w:t>TC-717-01　数据篡改检测</w:t>
@@ -11618,12 +11570,9 @@
     </w:tbl>
     <w:p>
       <w:pPr>
-        <w:spacing w:after="40"/>
-      </w:pPr>
-    </w:p>
-    <w:p>
-      <w:pPr>
         <w:pStyle w:val="Heading3"/>
+        <w:keepNext/>
+        <w:spacing w:before="200"/>
       </w:pPr>
       <w:r>
         <w:t>TC-717-02　写后自动刷新</w:t>
@@ -11886,12 +11835,9 @@
     </w:tbl>
     <w:p>
       <w:pPr>
-        <w:spacing w:after="40"/>
-      </w:pPr>
-    </w:p>
-    <w:p>
-      <w:pPr>
         <w:pStyle w:val="Heading3"/>
+        <w:keepNext/>
+        <w:spacing w:before="200"/>
       </w:pPr>
       <w:r>
         <w:t>TC-717-03　破损识别与告警</w:t>
@@ -12154,12 +12100,9 @@
     </w:tbl>
     <w:p>
       <w:pPr>
-        <w:spacing w:after="40"/>
-      </w:pPr>
-    </w:p>
-    <w:p>
-      <w:pPr>
         <w:pStyle w:val="Heading3"/>
+        <w:keepNext/>
+        <w:spacing w:before="200"/>
       </w:pPr>
       <w:r>
         <w:t>TC-717-04　破损恢复</w:t>
@@ -12422,12 +12365,9 @@
     </w:tbl>
     <w:p>
       <w:pPr>
-        <w:spacing w:after="40"/>
-      </w:pPr>
-    </w:p>
-    <w:p>
-      <w:pPr>
         <w:pStyle w:val="Heading3"/>
+        <w:keepNext/>
+        <w:spacing w:before="200"/>
       </w:pPr>
       <w:r>
         <w:t>TC-717-05　业务处理回退</w:t>
@@ -12690,8 +12630,63 @@
     </w:tbl>
     <w:p>
       <w:pPr>
-        <w:spacing w:after="40"/>
+        <w:pStyle w:val="Heading3"/>
       </w:pPr>
+      <w:r>
+        <w:t>7.1.7 界面截图证据</w:t>
+      </w:r>
+    </w:p>
+    <w:p>
+      <w:pPr>
+        <w:keepNext/>
+        <w:jc w:val="center"/>
+      </w:pPr>
+      <w:r>
+        <w:drawing>
+          <wp:inline xmlns:a="http://schemas.openxmlformats.org/drawingml/2006/main" xmlns:pic="http://schemas.openxmlformats.org/drawingml/2006/picture">
+            <wp:extent cx="5903999" cy="3689999"/>
+            <wp:docPr id="8" name="Picture 8"/>
+            <wp:cNvGraphicFramePr>
+              <a:graphicFrameLocks noChangeAspect="1"/>
+            </wp:cNvGraphicFramePr>
+            <a:graphic>
+              <a:graphicData uri="http://schemas.openxmlformats.org/drawingml/2006/picture">
+                <pic:pic>
+                  <pic:nvPicPr>
+                    <pic:cNvPr id="0" name="11_integrity.png"/>
+                    <pic:cNvPicPr/>
+                  </pic:nvPicPr>
+                  <pic:blipFill>
+                    <a:blip r:embed="rId16"/>
+                    <a:stretch>
+                      <a:fillRect/>
+                    </a:stretch>
+                  </pic:blipFill>
+                  <pic:spPr>
+                    <a:xfrm>
+                      <a:off x="0" y="0"/>
+                      <a:ext cx="5903999" cy="3689999"/>
+                    </a:xfrm>
+                    <a:prstGeom prst="rect"/>
+                  </pic:spPr>
+                </pic:pic>
+              </a:graphicData>
+            </a:graphic>
+          </wp:inline>
+        </w:drawing>
+      </w:r>
+    </w:p>
+    <w:p>
+      <w:pPr>
+        <w:jc w:val="center"/>
+      </w:pPr>
+      <w:r>
+        <w:rPr>
+          <w:color w:val="666666"/>
+          <w:sz w:val="18"/>
+        </w:rPr>
+        <w:t>图 7.1.7-1　统一安全审计页「立即核查」：47 条受保护数据全部完好（对应 TC-717-01、TC-717-02）</w:t>
+      </w:r>
     </w:p>
     <w:p>
       <w:pPr>
@@ -12722,6 +12717,8 @@
     <w:p>
       <w:pPr>
         <w:pStyle w:val="Heading3"/>
+        <w:keepNext/>
+        <w:spacing w:before="200"/>
       </w:pPr>
       <w:r>
         <w:t>TC-718-01　一般数据存储保护——落库加密</w:t>
@@ -12984,12 +12981,9 @@
     </w:tbl>
     <w:p>
       <w:pPr>
-        <w:spacing w:after="40"/>
-      </w:pPr>
-    </w:p>
-    <w:p>
-      <w:pPr>
         <w:pStyle w:val="Heading3"/>
+        <w:keepNext/>
+        <w:spacing w:before="200"/>
       </w:pPr>
       <w:r>
         <w:t>TC-718-02　一般数据传输保护</w:t>
@@ -13252,12 +13246,9 @@
     </w:tbl>
     <w:p>
       <w:pPr>
-        <w:spacing w:after="40"/>
-      </w:pPr>
-    </w:p>
-    <w:p>
-      <w:pPr>
         <w:pStyle w:val="Heading3"/>
+        <w:keepNext/>
+        <w:spacing w:before="200"/>
       </w:pPr>
       <w:r>
         <w:t>TC-718-03　一般数据处理保护（剩余信息）</w:t>
@@ -13520,12 +13511,9 @@
     </w:tbl>
     <w:p>
       <w:pPr>
-        <w:spacing w:after="40"/>
-      </w:pPr>
-    </w:p>
-    <w:p>
-      <w:pPr>
         <w:pStyle w:val="Heading3"/>
+        <w:keepNext/>
+        <w:spacing w:before="200"/>
       </w:pPr>
       <w:r>
         <w:t>TC-718-04　重要数据存储保护</w:t>
@@ -13788,12 +13776,9 @@
     </w:tbl>
     <w:p>
       <w:pPr>
-        <w:spacing w:after="40"/>
-      </w:pPr>
-    </w:p>
-    <w:p>
-      <w:pPr>
         <w:pStyle w:val="Heading3"/>
+        <w:keepNext/>
+        <w:spacing w:before="200"/>
       </w:pPr>
       <w:r>
         <w:t>TC-718-05　重要数据传输保护</w:t>
@@ -14056,12 +14041,9 @@
     </w:tbl>
     <w:p>
       <w:pPr>
-        <w:spacing w:after="40"/>
-      </w:pPr>
-    </w:p>
-    <w:p>
-      <w:pPr>
         <w:pStyle w:val="Heading3"/>
+        <w:keepNext/>
+        <w:spacing w:before="200"/>
       </w:pPr>
       <w:r>
         <w:t>TC-718-06　重要数据剩余信息保护（日志脱敏）</w:t>
@@ -14324,11 +14306,6 @@
     </w:tbl>
     <w:p>
       <w:pPr>
-        <w:spacing w:after="40"/>
-      </w:pPr>
-    </w:p>
-    <w:p>
-      <w:pPr>
         <w:pStyle w:val="Heading3"/>
       </w:pPr>
       <w:r>
@@ -14344,7 +14321,7 @@
         <w:drawing>
           <wp:inline xmlns:a="http://schemas.openxmlformats.org/drawingml/2006/main" xmlns:pic="http://schemas.openxmlformats.org/drawingml/2006/picture">
             <wp:extent cx="5903999" cy="3689999"/>
-            <wp:docPr id="7" name="Picture 7"/>
+            <wp:docPr id="9" name="Picture 9"/>
             <wp:cNvGraphicFramePr>
               <a:graphicFrameLocks noChangeAspect="1"/>
             </wp:cNvGraphicFramePr>
@@ -14356,7 +14333,7 @@
                     <pic:cNvPicPr/>
                   </pic:nvPicPr>
                   <pic:blipFill>
-                    <a:blip r:embed="rId15"/>
+                    <a:blip r:embed="rId17"/>
                     <a:stretch>
                       <a:fillRect/>
                     </a:stretch>
@@ -14416,6 +14393,8 @@
     <w:p>
       <w:pPr>
         <w:pStyle w:val="Heading3"/>
+        <w:keepNext/>
+        <w:spacing w:before="200"/>
       </w:pPr>
       <w:r>
         <w:t>TC-719-01　用户自我信息备份与恢复</w:t>
@@ -14678,12 +14657,9 @@
     </w:tbl>
     <w:p>
       <w:pPr>
-        <w:spacing w:after="40"/>
-      </w:pPr>
-    </w:p>
-    <w:p>
-      <w:pPr>
         <w:pStyle w:val="Heading3"/>
+        <w:keepNext/>
+        <w:spacing w:before="200"/>
       </w:pPr>
       <w:r>
         <w:t>TC-719-02　增量信息备份与恢复</w:t>
@@ -14946,11 +14922,6 @@
     </w:tbl>
     <w:p>
       <w:pPr>
-        <w:spacing w:after="40"/>
-      </w:pPr>
-    </w:p>
-    <w:p>
-      <w:pPr>
         <w:pStyle w:val="Heading3"/>
       </w:pPr>
       <w:r>
@@ -14966,7 +14937,7 @@
         <w:drawing>
           <wp:inline xmlns:a="http://schemas.openxmlformats.org/drawingml/2006/main" xmlns:pic="http://schemas.openxmlformats.org/drawingml/2006/picture">
             <wp:extent cx="5903999" cy="3689999"/>
-            <wp:docPr id="8" name="Picture 8"/>
+            <wp:docPr id="10" name="Picture 10"/>
             <wp:cNvGraphicFramePr>
               <a:graphicFrameLocks noChangeAspect="1"/>
             </wp:cNvGraphicFramePr>
@@ -14978,7 +14949,7 @@
                     <pic:cNvPicPr/>
                   </pic:nvPicPr>
                   <pic:blipFill>
-                    <a:blip r:embed="rId16"/>
+                    <a:blip r:embed="rId18"/>
                     <a:stretch>
                       <a:fillRect/>
                     </a:stretch>
@@ -15038,6 +15009,8 @@
     <w:p>
       <w:pPr>
         <w:pStyle w:val="Heading3"/>
+        <w:keepNext/>
+        <w:spacing w:before="200"/>
       </w:pPr>
       <w:r>
         <w:t>TC-7110-01　操作系统安全性检测分析</w:t>
@@ -15300,12 +15273,9 @@
     </w:tbl>
     <w:p>
       <w:pPr>
-        <w:spacing w:after="40"/>
-      </w:pPr>
-    </w:p>
-    <w:p>
-      <w:pPr>
         <w:pStyle w:val="Heading3"/>
+        <w:keepNext/>
+        <w:spacing w:before="200"/>
       </w:pPr>
       <w:r>
         <w:t>TC-7110-02　数据库管理系统安全性检测分析</w:t>
@@ -15568,12 +15538,9 @@
     </w:tbl>
     <w:p>
       <w:pPr>
-        <w:spacing w:after="40"/>
-      </w:pPr>
-    </w:p>
-    <w:p>
-      <w:pPr>
         <w:pStyle w:val="Heading3"/>
+        <w:keepNext/>
+        <w:spacing w:before="200"/>
       </w:pPr>
       <w:r>
         <w:t>TC-7110-03　网络系统安全性检测分析</w:t>
@@ -15836,12 +15803,9 @@
     </w:tbl>
     <w:p>
       <w:pPr>
-        <w:spacing w:after="40"/>
-      </w:pPr>
-    </w:p>
-    <w:p>
-      <w:pPr>
         <w:pStyle w:val="Heading3"/>
+        <w:keepNext/>
+        <w:spacing w:before="200"/>
       </w:pPr>
       <w:r>
         <w:t>TC-7110-04　应用系统安全性检测分析</w:t>
@@ -16104,12 +16068,9 @@
     </w:tbl>
     <w:p>
       <w:pPr>
-        <w:spacing w:after="40"/>
-      </w:pPr>
-    </w:p>
-    <w:p>
-      <w:pPr>
         <w:pStyle w:val="Heading3"/>
+        <w:keepNext/>
+        <w:spacing w:before="200"/>
       </w:pPr>
       <w:r>
         <w:t>TC-7110-05　硬件系统安全性检测分析</w:t>
@@ -16372,11 +16333,6 @@
     </w:tbl>
     <w:p>
       <w:pPr>
-        <w:spacing w:after="40"/>
-      </w:pPr>
-    </w:p>
-    <w:p>
-      <w:pPr>
         <w:pStyle w:val="Heading3"/>
       </w:pPr>
       <w:r>
@@ -16392,7 +16348,7 @@
         <w:drawing>
           <wp:inline xmlns:a="http://schemas.openxmlformats.org/drawingml/2006/main" xmlns:pic="http://schemas.openxmlformats.org/drawingml/2006/picture">
             <wp:extent cx="5903999" cy="3689999"/>
-            <wp:docPr id="9" name="Picture 9"/>
+            <wp:docPr id="11" name="Picture 11"/>
             <wp:cNvGraphicFramePr>
               <a:graphicFrameLocks noChangeAspect="1"/>
             </wp:cNvGraphicFramePr>
@@ -16404,7 +16360,7 @@
                     <pic:cNvPicPr/>
                   </pic:nvPicPr>
                   <pic:blipFill>
-                    <a:blip r:embed="rId17"/>
+                    <a:blip r:embed="rId19"/>
                     <a:stretch>
                       <a:fillRect/>
                     </a:stretch>
@@ -16772,7 +16728,7 @@
       </w:r>
     </w:p>
     <w:sectPr>
-      <w:footerReference w:type="default" r:id="rId18"/>
+      <w:footerReference w:type="default" r:id="rId20"/>
       <w:pgSz w:w="11906" w:h="16838"/>
       <w:pgMar w:top="1134" w:right="1134" w:bottom="1134" w:left="1134" w:header="720" w:footer="720" w:gutter="0"/>
       <w:cols w:space="720"/>

--- a/SRS/安全测评测试用例（含执行结果）.docx
+++ b/SRS/安全测评测试用例（含执行结果）.docx
@@ -86,7 +86,7 @@
         <w:spacing w:after="80"/>
       </w:pPr>
       <w:r>
-        <w:t>1. 用例来源：本用例集按《安全测评要求实现追踪表》中 10 条要求、55 个子要求逐条设计，一条子要求对应一条用例，编号规则为 TC-&lt;条款去点&gt;-&lt;序号&gt;（如 TC-711-01 对应 7.1.1 第 1 个子要求）。</w:t>
+        <w:t>1. 用例来源：本用例集按《安全测评要求实现追踪表》中 10 条要求、55 个子要求逐条设计，一条子要求对应一条用例，编号规则为 TC-&lt;条款去点&gt;-&lt;序号&gt;（如 TC-711-01 对应 7.1.1 第 1 个子要求）。每条用例卡列明前置条件、测试数据（实际注入的账号/对象/取值）、测试步骤、预期结果、实际结果与判定。</w:t>
       </w:r>
     </w:p>
     <w:p>
@@ -953,6 +953,9 @@
         <w:gridCol w:w="4819"/>
       </w:tblGrid>
       <w:tr>
+        <w:trPr>
+          <w:cantSplit/>
+        </w:trPr>
         <w:tc>
           <w:tcPr>
             <w:tcW w:type="dxa" w:w="1701"/>
@@ -983,6 +986,9 @@
         </w:tc>
       </w:tr>
       <w:tr>
+        <w:trPr>
+          <w:cantSplit/>
+        </w:trPr>
         <w:tc>
           <w:tcPr>
             <w:tcW w:type="dxa" w:w="1701"/>
@@ -1013,6 +1019,9 @@
         </w:tc>
       </w:tr>
       <w:tr>
+        <w:trPr>
+          <w:cantSplit/>
+        </w:trPr>
         <w:tc>
           <w:tcPr>
             <w:tcW w:type="dxa" w:w="1701"/>
@@ -1043,6 +1052,42 @@
         </w:tc>
       </w:tr>
       <w:tr>
+        <w:trPr>
+          <w:cantSplit/>
+        </w:trPr>
+        <w:tc>
+          <w:tcPr>
+            <w:tcW w:type="dxa" w:w="1701"/>
+            <w:shd w:val="clear" w:color="auto" w:fill="F2F6FB"/>
+          </w:tcPr>
+          <w:p>
+            <w:r>
+              <w:rPr>
+                <w:b/>
+                <w:sz w:val="18"/>
+              </w:rPr>
+              <w:t>测试数据</w:t>
+            </w:r>
+          </w:p>
+        </w:tc>
+        <w:tc>
+          <w:tcPr>
+            <w:tcW w:type="dxa" w:w="7937"/>
+          </w:tcPr>
+          <w:p>
+            <w:r>
+              <w:rPr>
+                <w:sz w:val="18"/>
+              </w:rPr>
+              <w:t>新建账号 tc_dup_a（电话 13811110001）、tc_dup_b（电话 13811110002），口令均为 SrsDemo#2026；随后以 tc_dup_a 再次提交同名新建请求</w:t>
+            </w:r>
+          </w:p>
+        </w:tc>
+      </w:tr>
+      <w:tr>
+        <w:trPr>
+          <w:cantSplit/>
+        </w:trPr>
         <w:tc>
           <w:tcPr>
             <w:tcW w:type="dxa" w:w="1701"/>
@@ -1073,6 +1118,9 @@
         </w:tc>
       </w:tr>
       <w:tr>
+        <w:trPr>
+          <w:cantSplit/>
+        </w:trPr>
         <w:tc>
           <w:tcPr>
             <w:tcW w:type="dxa" w:w="1701"/>
@@ -1103,6 +1151,9 @@
         </w:tc>
       </w:tr>
       <w:tr>
+        <w:trPr>
+          <w:cantSplit/>
+        </w:trPr>
         <w:tc>
           <w:tcPr>
             <w:tcW w:type="dxa" w:w="1701"/>
@@ -1133,6 +1184,9 @@
         </w:tc>
       </w:tr>
       <w:tr>
+        <w:trPr>
+          <w:cantSplit/>
+        </w:trPr>
         <w:tc>
           <w:tcPr>
             <w:tcW w:type="dxa" w:w="1701"/>
@@ -1165,6 +1219,9 @@
         </w:tc>
       </w:tr>
       <w:tr>
+        <w:trPr>
+          <w:cantSplit/>
+        </w:trPr>
         <w:tc>
           <w:tcPr>
             <w:tcW w:type="dxa" w:w="1701"/>
@@ -1218,6 +1275,9 @@
         <w:gridCol w:w="4819"/>
       </w:tblGrid>
       <w:tr>
+        <w:trPr>
+          <w:cantSplit/>
+        </w:trPr>
         <w:tc>
           <w:tcPr>
             <w:tcW w:type="dxa" w:w="1701"/>
@@ -1248,6 +1308,9 @@
         </w:tc>
       </w:tr>
       <w:tr>
+        <w:trPr>
+          <w:cantSplit/>
+        </w:trPr>
         <w:tc>
           <w:tcPr>
             <w:tcW w:type="dxa" w:w="1701"/>
@@ -1278,6 +1341,9 @@
         </w:tc>
       </w:tr>
       <w:tr>
+        <w:trPr>
+          <w:cantSplit/>
+        </w:trPr>
         <w:tc>
           <w:tcPr>
             <w:tcW w:type="dxa" w:w="1701"/>
@@ -1308,6 +1374,42 @@
         </w:tc>
       </w:tr>
       <w:tr>
+        <w:trPr>
+          <w:cantSplit/>
+        </w:trPr>
+        <w:tc>
+          <w:tcPr>
+            <w:tcW w:type="dxa" w:w="1701"/>
+            <w:shd w:val="clear" w:color="auto" w:fill="F2F6FB"/>
+          </w:tcPr>
+          <w:p>
+            <w:r>
+              <w:rPr>
+                <w:b/>
+                <w:sz w:val="18"/>
+              </w:rPr>
+              <w:t>测试数据</w:t>
+            </w:r>
+          </w:p>
+        </w:tc>
+        <w:tc>
+          <w:tcPr>
+            <w:tcW w:type="dxa" w:w="7937"/>
+          </w:tcPr>
+          <w:p>
+            <w:r>
+              <w:rPr>
+                <w:sz w:val="18"/>
+              </w:rPr>
+              <w:t>账号 tc_life（电话 13811110003）；改名「生命周期改名」并置停用（status=2）；注销后用同一用户名重建（电话 13811110004）</w:t>
+            </w:r>
+          </w:p>
+        </w:tc>
+      </w:tr>
+      <w:tr>
+        <w:trPr>
+          <w:cantSplit/>
+        </w:trPr>
         <w:tc>
           <w:tcPr>
             <w:tcW w:type="dxa" w:w="1701"/>
@@ -1338,6 +1440,9 @@
         </w:tc>
       </w:tr>
       <w:tr>
+        <w:trPr>
+          <w:cantSplit/>
+        </w:trPr>
         <w:tc>
           <w:tcPr>
             <w:tcW w:type="dxa" w:w="1701"/>
@@ -1368,6 +1473,9 @@
         </w:tc>
       </w:tr>
       <w:tr>
+        <w:trPr>
+          <w:cantSplit/>
+        </w:trPr>
         <w:tc>
           <w:tcPr>
             <w:tcW w:type="dxa" w:w="1701"/>
@@ -1392,12 +1500,15 @@
               <w:rPr>
                 <w:sz w:val="18"/>
               </w:rPr>
-              <w:t>改名/停用后 id 仍为 69（不变=True）；注销后重建同名账号得到 id=70，与旧 id 不同=True</w:t>
-            </w:r>
-          </w:p>
-        </w:tc>
-      </w:tr>
-      <w:tr>
+              <w:t>改名/停用后 id 仍为 74（不变=True）；注销后重建同名账号得到 id=75，与旧 id 不同=True</w:t>
+            </w:r>
+          </w:p>
+        </w:tc>
+      </w:tr>
+      <w:tr>
+        <w:trPr>
+          <w:cantSplit/>
+        </w:trPr>
         <w:tc>
           <w:tcPr>
             <w:tcW w:type="dxa" w:w="1701"/>
@@ -1430,6 +1541,9 @@
         </w:tc>
       </w:tr>
       <w:tr>
+        <w:trPr>
+          <w:cantSplit/>
+        </w:trPr>
         <w:tc>
           <w:tcPr>
             <w:tcW w:type="dxa" w:w="1701"/>
@@ -1483,6 +1597,9 @@
         <w:gridCol w:w="4819"/>
       </w:tblGrid>
       <w:tr>
+        <w:trPr>
+          <w:cantSplit/>
+        </w:trPr>
         <w:tc>
           <w:tcPr>
             <w:tcW w:type="dxa" w:w="1701"/>
@@ -1513,6 +1630,9 @@
         </w:tc>
       </w:tr>
       <w:tr>
+        <w:trPr>
+          <w:cantSplit/>
+        </w:trPr>
         <w:tc>
           <w:tcPr>
             <w:tcW w:type="dxa" w:w="1701"/>
@@ -1543,6 +1663,9 @@
         </w:tc>
       </w:tr>
       <w:tr>
+        <w:trPr>
+          <w:cantSplit/>
+        </w:trPr>
         <w:tc>
           <w:tcPr>
             <w:tcW w:type="dxa" w:w="1701"/>
@@ -1573,6 +1696,42 @@
         </w:tc>
       </w:tr>
       <w:tr>
+        <w:trPr>
+          <w:cantSplit/>
+        </w:trPr>
+        <w:tc>
+          <w:tcPr>
+            <w:tcW w:type="dxa" w:w="1701"/>
+            <w:shd w:val="clear" w:color="auto" w:fill="F2F6FB"/>
+          </w:tcPr>
+          <w:p>
+            <w:r>
+              <w:rPr>
+                <w:b/>
+                <w:sz w:val="18"/>
+              </w:rPr>
+              <w:t>测试数据</w:t>
+            </w:r>
+          </w:p>
+        </w:tc>
+        <w:tc>
+          <w:tcPr>
+            <w:tcW w:type="dxa" w:w="7937"/>
+          </w:tcPr>
+          <w:p>
+            <w:r>
+              <w:rPr>
+                <w:sz w:val="18"/>
+              </w:rPr>
+              <w:t>角色：srs_a=admin、srs_c=secadmin、srs_b=auditor、srs_m=user（口令 SrsDemo#2026）；专属接口：/system/user/index、/system/security/policy、/system/log/auditLogList；共 4×3=12 组交叉请求</w:t>
+            </w:r>
+          </w:p>
+        </w:tc>
+      </w:tr>
+      <w:tr>
+        <w:trPr>
+          <w:cantSplit/>
+        </w:trPr>
         <w:tc>
           <w:tcPr>
             <w:tcW w:type="dxa" w:w="1701"/>
@@ -1603,6 +1762,9 @@
         </w:tc>
       </w:tr>
       <w:tr>
+        <w:trPr>
+          <w:cantSplit/>
+        </w:trPr>
         <w:tc>
           <w:tcPr>
             <w:tcW w:type="dxa" w:w="1701"/>
@@ -1633,6 +1795,9 @@
         </w:tc>
       </w:tr>
       <w:tr>
+        <w:trPr>
+          <w:cantSplit/>
+        </w:trPr>
         <w:tc>
           <w:tcPr>
             <w:tcW w:type="dxa" w:w="1701"/>
@@ -1663,6 +1828,9 @@
         </w:tc>
       </w:tr>
       <w:tr>
+        <w:trPr>
+          <w:cantSplit/>
+        </w:trPr>
         <w:tc>
           <w:tcPr>
             <w:tcW w:type="dxa" w:w="1701"/>
@@ -1695,6 +1863,9 @@
         </w:tc>
       </w:tr>
       <w:tr>
+        <w:trPr>
+          <w:cantSplit/>
+        </w:trPr>
         <w:tc>
           <w:tcPr>
             <w:tcW w:type="dxa" w:w="1701"/>
@@ -1748,6 +1919,9 @@
         <w:gridCol w:w="4819"/>
       </w:tblGrid>
       <w:tr>
+        <w:trPr>
+          <w:cantSplit/>
+        </w:trPr>
         <w:tc>
           <w:tcPr>
             <w:tcW w:type="dxa" w:w="1701"/>
@@ -1778,6 +1952,9 @@
         </w:tc>
       </w:tr>
       <w:tr>
+        <w:trPr>
+          <w:cantSplit/>
+        </w:trPr>
         <w:tc>
           <w:tcPr>
             <w:tcW w:type="dxa" w:w="1701"/>
@@ -1808,6 +1985,9 @@
         </w:tc>
       </w:tr>
       <w:tr>
+        <w:trPr>
+          <w:cantSplit/>
+        </w:trPr>
         <w:tc>
           <w:tcPr>
             <w:tcW w:type="dxa" w:w="1701"/>
@@ -1838,6 +2018,42 @@
         </w:tc>
       </w:tr>
       <w:tr>
+        <w:trPr>
+          <w:cantSplit/>
+        </w:trPr>
+        <w:tc>
+          <w:tcPr>
+            <w:tcW w:type="dxa" w:w="1701"/>
+            <w:shd w:val="clear" w:color="auto" w:fill="F2F6FB"/>
+          </w:tcPr>
+          <w:p>
+            <w:r>
+              <w:rPr>
+                <w:b/>
+                <w:sz w:val="18"/>
+              </w:rPr>
+              <w:t>测试数据</w:t>
+            </w:r>
+          </w:p>
+        </w:tc>
+        <w:tc>
+          <w:tcPr>
+            <w:tcW w:type="dxa" w:w="7937"/>
+          </w:tcPr>
+          <w:p>
+            <w:r>
+              <w:rPr>
+                <w:sz w:val="18"/>
+              </w:rPr>
+              <w:t>账号 srs_c（口令 SrsDemo#2026）；登录请求三次：不带验证码、验证码填 ZZZZ（与真值不同则用 YYYY）、正确验证码；再用同一 captcha_key + code 重放一次</w:t>
+            </w:r>
+          </w:p>
+        </w:tc>
+      </w:tr>
+      <w:tr>
+        <w:trPr>
+          <w:cantSplit/>
+        </w:trPr>
         <w:tc>
           <w:tcPr>
             <w:tcW w:type="dxa" w:w="1701"/>
@@ -1868,6 +2084,9 @@
         </w:tc>
       </w:tr>
       <w:tr>
+        <w:trPr>
+          <w:cantSplit/>
+        </w:trPr>
         <w:tc>
           <w:tcPr>
             <w:tcW w:type="dxa" w:w="1701"/>
@@ -1898,6 +2117,9 @@
         </w:tc>
       </w:tr>
       <w:tr>
+        <w:trPr>
+          <w:cantSplit/>
+        </w:trPr>
         <w:tc>
           <w:tcPr>
             <w:tcW w:type="dxa" w:w="1701"/>
@@ -1928,6 +2150,9 @@
         </w:tc>
       </w:tr>
       <w:tr>
+        <w:trPr>
+          <w:cantSplit/>
+        </w:trPr>
         <w:tc>
           <w:tcPr>
             <w:tcW w:type="dxa" w:w="1701"/>
@@ -1960,6 +2185,9 @@
         </w:tc>
       </w:tr>
       <w:tr>
+        <w:trPr>
+          <w:cantSplit/>
+        </w:trPr>
         <w:tc>
           <w:tcPr>
             <w:tcW w:type="dxa" w:w="1701"/>
@@ -2013,6 +2241,9 @@
         <w:gridCol w:w="4819"/>
       </w:tblGrid>
       <w:tr>
+        <w:trPr>
+          <w:cantSplit/>
+        </w:trPr>
         <w:tc>
           <w:tcPr>
             <w:tcW w:type="dxa" w:w="1701"/>
@@ -2043,6 +2274,9 @@
         </w:tc>
       </w:tr>
       <w:tr>
+        <w:trPr>
+          <w:cantSplit/>
+        </w:trPr>
         <w:tc>
           <w:tcPr>
             <w:tcW w:type="dxa" w:w="1701"/>
@@ -2073,6 +2307,9 @@
         </w:tc>
       </w:tr>
       <w:tr>
+        <w:trPr>
+          <w:cantSplit/>
+        </w:trPr>
         <w:tc>
           <w:tcPr>
             <w:tcW w:type="dxa" w:w="1701"/>
@@ -2103,6 +2340,42 @@
         </w:tc>
       </w:tr>
       <w:tr>
+        <w:trPr>
+          <w:cantSplit/>
+        </w:trPr>
+        <w:tc>
+          <w:tcPr>
+            <w:tcW w:type="dxa" w:w="1701"/>
+            <w:shd w:val="clear" w:color="auto" w:fill="F2F6FB"/>
+          </w:tcPr>
+          <w:p>
+            <w:r>
+              <w:rPr>
+                <w:b/>
+                <w:sz w:val="18"/>
+              </w:rPr>
+              <w:t>测试数据</w:t>
+            </w:r>
+          </w:p>
+        </w:tc>
+        <w:tc>
+          <w:tcPr>
+            <w:tcW w:type="dxa" w:w="7937"/>
+          </w:tcPr>
+          <w:p>
+            <w:r>
+              <w:rPr>
+                <w:sz w:val="18"/>
+              </w:rPr>
+              <w:t>账号 srs_a 的 password 列（库中哈希）；登录页 web/cdTMP/src/views/login.vue；deploy/https/nginx_https.conf 与 localhost.crt</w:t>
+            </w:r>
+          </w:p>
+        </w:tc>
+      </w:tr>
+      <w:tr>
+        <w:trPr>
+          <w:cantSplit/>
+        </w:trPr>
         <w:tc>
           <w:tcPr>
             <w:tcW w:type="dxa" w:w="1701"/>
@@ -2133,6 +2406,9 @@
         </w:tc>
       </w:tr>
       <w:tr>
+        <w:trPr>
+          <w:cantSplit/>
+        </w:trPr>
         <w:tc>
           <w:tcPr>
             <w:tcW w:type="dxa" w:w="1701"/>
@@ -2163,6 +2439,9 @@
         </w:tc>
       </w:tr>
       <w:tr>
+        <w:trPr>
+          <w:cantSplit/>
+        </w:trPr>
         <w:tc>
           <w:tcPr>
             <w:tcW w:type="dxa" w:w="1701"/>
@@ -2193,6 +2472,9 @@
         </w:tc>
       </w:tr>
       <w:tr>
+        <w:trPr>
+          <w:cantSplit/>
+        </w:trPr>
         <w:tc>
           <w:tcPr>
             <w:tcW w:type="dxa" w:w="1701"/>
@@ -2225,6 +2507,9 @@
         </w:tc>
       </w:tr>
       <w:tr>
+        <w:trPr>
+          <w:cantSplit/>
+        </w:trPr>
         <w:tc>
           <w:tcPr>
             <w:tcW w:type="dxa" w:w="1701"/>
@@ -2278,6 +2563,9 @@
         <w:gridCol w:w="4819"/>
       </w:tblGrid>
       <w:tr>
+        <w:trPr>
+          <w:cantSplit/>
+        </w:trPr>
         <w:tc>
           <w:tcPr>
             <w:tcW w:type="dxa" w:w="1701"/>
@@ -2308,6 +2596,9 @@
         </w:tc>
       </w:tr>
       <w:tr>
+        <w:trPr>
+          <w:cantSplit/>
+        </w:trPr>
         <w:tc>
           <w:tcPr>
             <w:tcW w:type="dxa" w:w="1701"/>
@@ -2338,6 +2629,9 @@
         </w:tc>
       </w:tr>
       <w:tr>
+        <w:trPr>
+          <w:cantSplit/>
+        </w:trPr>
         <w:tc>
           <w:tcPr>
             <w:tcW w:type="dxa" w:w="1701"/>
@@ -2368,6 +2662,42 @@
         </w:tc>
       </w:tr>
       <w:tr>
+        <w:trPr>
+          <w:cantSplit/>
+        </w:trPr>
+        <w:tc>
+          <w:tcPr>
+            <w:tcW w:type="dxa" w:w="1701"/>
+            <w:shd w:val="clear" w:color="auto" w:fill="F2F6FB"/>
+          </w:tcPr>
+          <w:p>
+            <w:r>
+              <w:rPr>
+                <w:b/>
+                <w:sz w:val="18"/>
+              </w:rPr>
+              <w:t>测试数据</w:t>
+            </w:r>
+          </w:p>
+        </w:tc>
+        <w:tc>
+          <w:tcPr>
+            <w:tcW w:type="dxa" w:w="7937"/>
+          </w:tcPr>
+          <w:p>
+            <w:r>
+              <w:rPr>
+                <w:sz w:val="18"/>
+              </w:rPr>
+              <w:t>账号 tc_lock（口令 SrsDemo#2026，电话 13811110005）；错误口令 WrongPass#1 连续提交 6 次（安全策略阈值 5 次/15 分钟）；随后用正确口令登录</w:t>
+            </w:r>
+          </w:p>
+        </w:tc>
+      </w:tr>
+      <w:tr>
+        <w:trPr>
+          <w:cantSplit/>
+        </w:trPr>
         <w:tc>
           <w:tcPr>
             <w:tcW w:type="dxa" w:w="1701"/>
@@ -2398,6 +2728,9 @@
         </w:tc>
       </w:tr>
       <w:tr>
+        <w:trPr>
+          <w:cantSplit/>
+        </w:trPr>
         <w:tc>
           <w:tcPr>
             <w:tcW w:type="dxa" w:w="1701"/>
@@ -2428,6 +2761,9 @@
         </w:tc>
       </w:tr>
       <w:tr>
+        <w:trPr>
+          <w:cantSplit/>
+        </w:trPr>
         <w:tc>
           <w:tcPr>
             <w:tcW w:type="dxa" w:w="1701"/>
@@ -2452,12 +2788,15 @@
               <w:rPr>
                 <w:sz w:val="18"/>
               </w:rPr>
-              <w:t>策略阈值 5 次；连续失败后返回「账号已锁定（连续登录失败超限），约 30 分钟后可重试」；正确口令仍被拒=True；审计锁定告警 4 条</w:t>
-            </w:r>
-          </w:p>
-        </w:tc>
-      </w:tr>
-      <w:tr>
+              <w:t>策略阈值 5 次；连续失败后返回「账号已锁定（连续登录失败超限），约 30 分钟后可重试」；正确口令仍被拒=True；审计锁定告警 5 条</w:t>
+            </w:r>
+          </w:p>
+        </w:tc>
+      </w:tr>
+      <w:tr>
+        <w:trPr>
+          <w:cantSplit/>
+        </w:trPr>
         <w:tc>
           <w:tcPr>
             <w:tcW w:type="dxa" w:w="1701"/>
@@ -2490,6 +2829,9 @@
         </w:tc>
       </w:tr>
       <w:tr>
+        <w:trPr>
+          <w:cantSplit/>
+        </w:trPr>
         <w:tc>
           <w:tcPr>
             <w:tcW w:type="dxa" w:w="1701"/>
@@ -2543,6 +2885,9 @@
         <w:gridCol w:w="4819"/>
       </w:tblGrid>
       <w:tr>
+        <w:trPr>
+          <w:cantSplit/>
+        </w:trPr>
         <w:tc>
           <w:tcPr>
             <w:tcW w:type="dxa" w:w="1701"/>
@@ -2573,6 +2918,9 @@
         </w:tc>
       </w:tr>
       <w:tr>
+        <w:trPr>
+          <w:cantSplit/>
+        </w:trPr>
         <w:tc>
           <w:tcPr>
             <w:tcW w:type="dxa" w:w="1701"/>
@@ -2603,6 +2951,9 @@
         </w:tc>
       </w:tr>
       <w:tr>
+        <w:trPr>
+          <w:cantSplit/>
+        </w:trPr>
         <w:tc>
           <w:tcPr>
             <w:tcW w:type="dxa" w:w="1701"/>
@@ -2633,6 +2984,42 @@
         </w:tc>
       </w:tr>
       <w:tr>
+        <w:trPr>
+          <w:cantSplit/>
+        </w:trPr>
+        <w:tc>
+          <w:tcPr>
+            <w:tcW w:type="dxa" w:w="1701"/>
+            <w:shd w:val="clear" w:color="auto" w:fill="F2F6FB"/>
+          </w:tcPr>
+          <w:p>
+            <w:r>
+              <w:rPr>
+                <w:b/>
+                <w:sz w:val="18"/>
+              </w:rPr>
+              <w:t>测试数据</w:t>
+            </w:r>
+          </w:p>
+        </w:tc>
+        <w:tc>
+          <w:tcPr>
+            <w:tcW w:type="dxa" w:w="7937"/>
+          </w:tcPr>
+          <w:p>
+            <w:r>
+              <w:rPr>
+                <w:sz w:val="18"/>
+              </w:rPr>
+              <w:t>普通用户 srs_o（口令 SrsDemo#2026）发起 /system/getInfo 与 /testmanage/project/index 请求；核对 system_login_log、system_operation_log、operation_log、system_audit_log 中该账号的记录</w:t>
+            </w:r>
+          </w:p>
+        </w:tc>
+      </w:tr>
+      <w:tr>
+        <w:trPr>
+          <w:cantSplit/>
+        </w:trPr>
         <w:tc>
           <w:tcPr>
             <w:tcW w:type="dxa" w:w="1701"/>
@@ -2663,6 +3050,9 @@
         </w:tc>
       </w:tr>
       <w:tr>
+        <w:trPr>
+          <w:cantSplit/>
+        </w:trPr>
         <w:tc>
           <w:tcPr>
             <w:tcW w:type="dxa" w:w="1701"/>
@@ -2693,6 +3083,9 @@
         </w:tc>
       </w:tr>
       <w:tr>
+        <w:trPr>
+          <w:cantSplit/>
+        </w:trPr>
         <w:tc>
           <w:tcPr>
             <w:tcW w:type="dxa" w:w="1701"/>
@@ -2717,12 +3110,15 @@
               <w:rPr>
                 <w:sz w:val="18"/>
               </w:rPr>
-              <w:t>srs_o 登录日志 12→13 条、接口操作日志 62→64 条、数据操作日志 23 条、审计日志 34 条；本次接口调用归属该主体 11 条，无跨账号串号</w:t>
-            </w:r>
-          </w:p>
-        </w:tc>
-      </w:tr>
-      <w:tr>
+              <w:t>srs_o 登录日志 13→14 条、接口操作日志 68→70 条、数据操作日志 26 条、审计日志 38 条；本次接口调用归属该主体 12 条，无跨账号串号</w:t>
+            </w:r>
+          </w:p>
+        </w:tc>
+      </w:tr>
+      <w:tr>
+        <w:trPr>
+          <w:cantSplit/>
+        </w:trPr>
         <w:tc>
           <w:tcPr>
             <w:tcW w:type="dxa" w:w="1701"/>
@@ -2755,6 +3151,9 @@
         </w:tc>
       </w:tr>
       <w:tr>
+        <w:trPr>
+          <w:cantSplit/>
+        </w:trPr>
         <w:tc>
           <w:tcPr>
             <w:tcW w:type="dxa" w:w="1701"/>
@@ -2808,6 +3207,9 @@
         <w:gridCol w:w="4819"/>
       </w:tblGrid>
       <w:tr>
+        <w:trPr>
+          <w:cantSplit/>
+        </w:trPr>
         <w:tc>
           <w:tcPr>
             <w:tcW w:type="dxa" w:w="1701"/>
@@ -2838,6 +3240,9 @@
         </w:tc>
       </w:tr>
       <w:tr>
+        <w:trPr>
+          <w:cantSplit/>
+        </w:trPr>
         <w:tc>
           <w:tcPr>
             <w:tcW w:type="dxa" w:w="1701"/>
@@ -2868,6 +3273,9 @@
         </w:tc>
       </w:tr>
       <w:tr>
+        <w:trPr>
+          <w:cantSplit/>
+        </w:trPr>
         <w:tc>
           <w:tcPr>
             <w:tcW w:type="dxa" w:w="1701"/>
@@ -2898,6 +3306,42 @@
         </w:tc>
       </w:tr>
       <w:tr>
+        <w:trPr>
+          <w:cantSplit/>
+        </w:trPr>
+        <w:tc>
+          <w:tcPr>
+            <w:tcW w:type="dxa" w:w="1701"/>
+            <w:shd w:val="clear" w:color="auto" w:fill="F2F6FB"/>
+          </w:tcPr>
+          <w:p>
+            <w:r>
+              <w:rPr>
+                <w:b/>
+                <w:sz w:val="18"/>
+              </w:rPr>
+              <w:t>测试数据</w:t>
+            </w:r>
+          </w:p>
+        </w:tc>
+        <w:tc>
+          <w:tcPr>
+            <w:tcW w:type="dxa" w:w="7937"/>
+          </w:tcPr>
+          <w:p>
+            <w:r>
+              <w:rPr>
+                <w:sz w:val="18"/>
+              </w:rPr>
+              <w:t>不适用，不注入测试数据；环境事实：单机部署，无第二节点与单点门户，不存在单点登录鉴别降级场景</w:t>
+            </w:r>
+          </w:p>
+        </w:tc>
+      </w:tr>
+      <w:tr>
+        <w:trPr>
+          <w:cantSplit/>
+        </w:trPr>
         <w:tc>
           <w:tcPr>
             <w:tcW w:type="dxa" w:w="1701"/>
@@ -2928,6 +3372,9 @@
         </w:tc>
       </w:tr>
       <w:tr>
+        <w:trPr>
+          <w:cantSplit/>
+        </w:trPr>
         <w:tc>
           <w:tcPr>
             <w:tcW w:type="dxa" w:w="1701"/>
@@ -2958,6 +3405,9 @@
         </w:tc>
       </w:tr>
       <w:tr>
+        <w:trPr>
+          <w:cantSplit/>
+        </w:trPr>
         <w:tc>
           <w:tcPr>
             <w:tcW w:type="dxa" w:w="1701"/>
@@ -2988,6 +3438,9 @@
         </w:tc>
       </w:tr>
       <w:tr>
+        <w:trPr>
+          <w:cantSplit/>
+        </w:trPr>
         <w:tc>
           <w:tcPr>
             <w:tcW w:type="dxa" w:w="1701"/>
@@ -3020,6 +3473,9 @@
         </w:tc>
       </w:tr>
       <w:tr>
+        <w:trPr>
+          <w:cantSplit/>
+        </w:trPr>
         <w:tc>
           <w:tcPr>
             <w:tcW w:type="dxa" w:w="1701"/>
@@ -3159,6 +3615,9 @@
         <w:gridCol w:w="4819"/>
       </w:tblGrid>
       <w:tr>
+        <w:trPr>
+          <w:cantSplit/>
+        </w:trPr>
         <w:tc>
           <w:tcPr>
             <w:tcW w:type="dxa" w:w="1701"/>
@@ -3189,6 +3648,9 @@
         </w:tc>
       </w:tr>
       <w:tr>
+        <w:trPr>
+          <w:cantSplit/>
+        </w:trPr>
         <w:tc>
           <w:tcPr>
             <w:tcW w:type="dxa" w:w="1701"/>
@@ -3219,6 +3681,9 @@
         </w:tc>
       </w:tr>
       <w:tr>
+        <w:trPr>
+          <w:cantSplit/>
+        </w:trPr>
         <w:tc>
           <w:tcPr>
             <w:tcW w:type="dxa" w:w="1701"/>
@@ -3249,6 +3714,42 @@
         </w:tc>
       </w:tr>
       <w:tr>
+        <w:trPr>
+          <w:cantSplit/>
+        </w:trPr>
+        <w:tc>
+          <w:tcPr>
+            <w:tcW w:type="dxa" w:w="1701"/>
+            <w:shd w:val="clear" w:color="auto" w:fill="F2F6FB"/>
+          </w:tcPr>
+          <w:p>
+            <w:r>
+              <w:rPr>
+                <w:b/>
+                <w:sz w:val="18"/>
+              </w:rPr>
+              <w:t>测试数据</w:t>
+            </w:r>
+          </w:p>
+        </w:tc>
+        <w:tc>
+          <w:tcPr>
+            <w:tcW w:type="dxa" w:w="7937"/>
+          </w:tcPr>
+          <w:p>
+            <w:r>
+              <w:rPr>
+                <w:sz w:val="18"/>
+              </w:rPr>
+              <w:t>问题单「用例-原发证据」：project_id=42、grade=1、type=3、status=2、postPerson=srs_a、postDate=2026-10-19；由 srs_a 提交</w:t>
+            </w:r>
+          </w:p>
+        </w:tc>
+      </w:tr>
+      <w:tr>
+        <w:trPr>
+          <w:cantSplit/>
+        </w:trPr>
         <w:tc>
           <w:tcPr>
             <w:tcW w:type="dxa" w:w="1701"/>
@@ -3279,6 +3780,9 @@
         </w:tc>
       </w:tr>
       <w:tr>
+        <w:trPr>
+          <w:cantSplit/>
+        </w:trPr>
         <w:tc>
           <w:tcPr>
             <w:tcW w:type="dxa" w:w="1701"/>
@@ -3309,6 +3813,9 @@
         </w:tc>
       </w:tr>
       <w:tr>
+        <w:trPr>
+          <w:cantSplit/>
+        </w:trPr>
         <w:tc>
           <w:tcPr>
             <w:tcW w:type="dxa" w:w="1701"/>
@@ -3333,12 +3840,15 @@
               <w:rPr>
                 <w:sz w:val="18"/>
               </w:rPr>
-              <w:t>问题单 #151 提交后自动生成原发证据：类型=1 主体=srs_a/admin 行为=问题单提交 业务=problem#151 摘要=54ce7137e110fc09… IP=127.0.0.1</w:t>
-            </w:r>
-          </w:p>
-        </w:tc>
-      </w:tr>
-      <w:tr>
+              <w:t>问题单 #158 提交后自动生成原发证据：类型=1 主体=srs_a/admin 行为=问题单提交 业务=problem#158 摘要=54ce7137e110fc09… IP=127.0.0.1</w:t>
+            </w:r>
+          </w:p>
+        </w:tc>
+      </w:tr>
+      <w:tr>
+        <w:trPr>
+          <w:cantSplit/>
+        </w:trPr>
         <w:tc>
           <w:tcPr>
             <w:tcW w:type="dxa" w:w="1701"/>
@@ -3371,6 +3881,9 @@
         </w:tc>
       </w:tr>
       <w:tr>
+        <w:trPr>
+          <w:cantSplit/>
+        </w:trPr>
         <w:tc>
           <w:tcPr>
             <w:tcW w:type="dxa" w:w="1701"/>
@@ -3424,6 +3937,9 @@
         <w:gridCol w:w="4819"/>
       </w:tblGrid>
       <w:tr>
+        <w:trPr>
+          <w:cantSplit/>
+        </w:trPr>
         <w:tc>
           <w:tcPr>
             <w:tcW w:type="dxa" w:w="1701"/>
@@ -3454,6 +3970,9 @@
         </w:tc>
       </w:tr>
       <w:tr>
+        <w:trPr>
+          <w:cantSplit/>
+        </w:trPr>
         <w:tc>
           <w:tcPr>
             <w:tcW w:type="dxa" w:w="1701"/>
@@ -3484,6 +4003,9 @@
         </w:tc>
       </w:tr>
       <w:tr>
+        <w:trPr>
+          <w:cantSplit/>
+        </w:trPr>
         <w:tc>
           <w:tcPr>
             <w:tcW w:type="dxa" w:w="1701"/>
@@ -3514,6 +4036,42 @@
         </w:tc>
       </w:tr>
       <w:tr>
+        <w:trPr>
+          <w:cantSplit/>
+        </w:trPr>
+        <w:tc>
+          <w:tcPr>
+            <w:tcW w:type="dxa" w:w="1701"/>
+            <w:shd w:val="clear" w:color="auto" w:fill="F2F6FB"/>
+          </w:tcPr>
+          <w:p>
+            <w:r>
+              <w:rPr>
+                <w:b/>
+                <w:sz w:val="18"/>
+              </w:rPr>
+              <w:t>测试数据</w:t>
+            </w:r>
+          </w:p>
+        </w:tc>
+        <w:tc>
+          <w:tcPr>
+            <w:tcW w:type="dxa" w:w="7937"/>
+          </w:tcPr>
+          <w:p>
+            <w:r>
+              <w:rPr>
+                <w:sz w:val="18"/>
+              </w:rPr>
+              <w:t>问题单「用例-接收证据」：先按上述数据提交，再以 status=1、solve=「已修复并回归通过」、analysis=「边界未校验」处理确认</w:t>
+            </w:r>
+          </w:p>
+        </w:tc>
+      </w:tr>
+      <w:tr>
+        <w:trPr>
+          <w:cantSplit/>
+        </w:trPr>
         <w:tc>
           <w:tcPr>
             <w:tcW w:type="dxa" w:w="1701"/>
@@ -3544,6 +4102,9 @@
         </w:tc>
       </w:tr>
       <w:tr>
+        <w:trPr>
+          <w:cantSplit/>
+        </w:trPr>
         <w:tc>
           <w:tcPr>
             <w:tcW w:type="dxa" w:w="1701"/>
@@ -3574,6 +4135,9 @@
         </w:tc>
       </w:tr>
       <w:tr>
+        <w:trPr>
+          <w:cantSplit/>
+        </w:trPr>
         <w:tc>
           <w:tcPr>
             <w:tcW w:type="dxa" w:w="1701"/>
@@ -3598,12 +4162,15 @@
               <w:rPr>
                 <w:sz w:val="18"/>
               </w:rPr>
-              <w:t>问题单 #152 的证据链类型序列 = ['1', '2']（1=原发 2=接收），双向证据链形成=True</w:t>
-            </w:r>
-          </w:p>
-        </w:tc>
-      </w:tr>
-      <w:tr>
+              <w:t>问题单 #159 的证据链类型序列 = ['1', '2']（1=原发 2=接收），双向证据链形成=True</w:t>
+            </w:r>
+          </w:p>
+        </w:tc>
+      </w:tr>
+      <w:tr>
+        <w:trPr>
+          <w:cantSplit/>
+        </w:trPr>
         <w:tc>
           <w:tcPr>
             <w:tcW w:type="dxa" w:w="1701"/>
@@ -3636,6 +4203,9 @@
         </w:tc>
       </w:tr>
       <w:tr>
+        <w:trPr>
+          <w:cantSplit/>
+        </w:trPr>
         <w:tc>
           <w:tcPr>
             <w:tcW w:type="dxa" w:w="1701"/>
@@ -3689,6 +4259,9 @@
         <w:gridCol w:w="4819"/>
       </w:tblGrid>
       <w:tr>
+        <w:trPr>
+          <w:cantSplit/>
+        </w:trPr>
         <w:tc>
           <w:tcPr>
             <w:tcW w:type="dxa" w:w="1701"/>
@@ -3719,6 +4292,9 @@
         </w:tc>
       </w:tr>
       <w:tr>
+        <w:trPr>
+          <w:cantSplit/>
+        </w:trPr>
         <w:tc>
           <w:tcPr>
             <w:tcW w:type="dxa" w:w="1701"/>
@@ -3749,6 +4325,9 @@
         </w:tc>
       </w:tr>
       <w:tr>
+        <w:trPr>
+          <w:cantSplit/>
+        </w:trPr>
         <w:tc>
           <w:tcPr>
             <w:tcW w:type="dxa" w:w="1701"/>
@@ -3779,6 +4358,42 @@
         </w:tc>
       </w:tr>
       <w:tr>
+        <w:trPr>
+          <w:cantSplit/>
+        </w:trPr>
+        <w:tc>
+          <w:tcPr>
+            <w:tcW w:type="dxa" w:w="1701"/>
+            <w:shd w:val="clear" w:color="auto" w:fill="F2F6FB"/>
+          </w:tcPr>
+          <w:p>
+            <w:r>
+              <w:rPr>
+                <w:b/>
+                <w:sz w:val="18"/>
+              </w:rPr>
+              <w:t>测试数据</w:t>
+            </w:r>
+          </w:p>
+        </w:tc>
+        <w:tc>
+          <w:tcPr>
+            <w:tcW w:type="dxa" w:w="7937"/>
+          </w:tcPr>
+          <w:p>
+            <w:r>
+              <w:rPr>
+                <w:sz w:val="18"/>
+              </w:rPr>
+              <w:t>证据接口 /project/nonrepudiation/list；分别以 srs_a(admin)、srs_b(auditor) 查询，并以 srs_b 对同一路径发起 PUT 与 DELETE</w:t>
+            </w:r>
+          </w:p>
+        </w:tc>
+      </w:tr>
+      <w:tr>
+        <w:trPr>
+          <w:cantSplit/>
+        </w:trPr>
         <w:tc>
           <w:tcPr>
             <w:tcW w:type="dxa" w:w="1701"/>
@@ -3809,6 +4424,9 @@
         </w:tc>
       </w:tr>
       <w:tr>
+        <w:trPr>
+          <w:cantSplit/>
+        </w:trPr>
         <w:tc>
           <w:tcPr>
             <w:tcW w:type="dxa" w:w="1701"/>
@@ -3839,6 +4457,9 @@
         </w:tc>
       </w:tr>
       <w:tr>
+        <w:trPr>
+          <w:cantSplit/>
+        </w:trPr>
         <w:tc>
           <w:tcPr>
             <w:tcW w:type="dxa" w:w="1701"/>
@@ -3869,6 +4490,9 @@
         </w:tc>
       </w:tr>
       <w:tr>
+        <w:trPr>
+          <w:cantSplit/>
+        </w:trPr>
         <w:tc>
           <w:tcPr>
             <w:tcW w:type="dxa" w:w="1701"/>
@@ -3901,6 +4525,9 @@
         </w:tc>
       </w:tr>
       <w:tr>
+        <w:trPr>
+          <w:cantSplit/>
+        </w:trPr>
         <w:tc>
           <w:tcPr>
             <w:tcW w:type="dxa" w:w="1701"/>
@@ -3954,6 +4581,9 @@
         <w:gridCol w:w="4819"/>
       </w:tblGrid>
       <w:tr>
+        <w:trPr>
+          <w:cantSplit/>
+        </w:trPr>
         <w:tc>
           <w:tcPr>
             <w:tcW w:type="dxa" w:w="1701"/>
@@ -3984,6 +4614,9 @@
         </w:tc>
       </w:tr>
       <w:tr>
+        <w:trPr>
+          <w:cantSplit/>
+        </w:trPr>
         <w:tc>
           <w:tcPr>
             <w:tcW w:type="dxa" w:w="1701"/>
@@ -4014,6 +4647,9 @@
         </w:tc>
       </w:tr>
       <w:tr>
+        <w:trPr>
+          <w:cantSplit/>
+        </w:trPr>
         <w:tc>
           <w:tcPr>
             <w:tcW w:type="dxa" w:w="1701"/>
@@ -4044,6 +4680,42 @@
         </w:tc>
       </w:tr>
       <w:tr>
+        <w:trPr>
+          <w:cantSplit/>
+        </w:trPr>
+        <w:tc>
+          <w:tcPr>
+            <w:tcW w:type="dxa" w:w="1701"/>
+            <w:shd w:val="clear" w:color="auto" w:fill="F2F6FB"/>
+          </w:tcPr>
+          <w:p>
+            <w:r>
+              <w:rPr>
+                <w:b/>
+                <w:sz w:val="18"/>
+              </w:rPr>
+              <w:t>测试数据</w:t>
+            </w:r>
+          </w:p>
+        </w:tc>
+        <w:tc>
+          <w:tcPr>
+            <w:tcW w:type="dxa" w:w="7937"/>
+          </w:tcPr>
+          <w:p>
+            <w:r>
+              <w:rPr>
+                <w:sz w:val="18"/>
+              </w:rPr>
+              <w:t>问题单「用例-证据核验」：提交 + 一次处理确认；以 business_ident=&lt;问题单 id&gt; 过滤取证据链，并从库中取 content_snapshot 离线重算 SHA256</w:t>
+            </w:r>
+          </w:p>
+        </w:tc>
+      </w:tr>
+      <w:tr>
+        <w:trPr>
+          <w:cantSplit/>
+        </w:trPr>
         <w:tc>
           <w:tcPr>
             <w:tcW w:type="dxa" w:w="1701"/>
@@ -4074,6 +4746,9 @@
         </w:tc>
       </w:tr>
       <w:tr>
+        <w:trPr>
+          <w:cantSplit/>
+        </w:trPr>
         <w:tc>
           <w:tcPr>
             <w:tcW w:type="dxa" w:w="1701"/>
@@ -4104,6 +4779,9 @@
         </w:tc>
       </w:tr>
       <w:tr>
+        <w:trPr>
+          <w:cantSplit/>
+        </w:trPr>
         <w:tc>
           <w:tcPr>
             <w:tcW w:type="dxa" w:w="1701"/>
@@ -4128,12 +4806,15 @@
               <w:rPr>
                 <w:sz w:val="18"/>
               </w:rPr>
-              <w:t>业务 #153 取回 2 条证据；按库中内容快照离线重算 SHA256，与存储摘要一致 2/2 条</w:t>
-            </w:r>
-          </w:p>
-        </w:tc>
-      </w:tr>
-      <w:tr>
+              <w:t>业务 #160 取回 2 条证据；按库中内容快照离线重算 SHA256，与存储摘要一致 2/2 条</w:t>
+            </w:r>
+          </w:p>
+        </w:tc>
+      </w:tr>
+      <w:tr>
+        <w:trPr>
+          <w:cantSplit/>
+        </w:trPr>
         <w:tc>
           <w:tcPr>
             <w:tcW w:type="dxa" w:w="1701"/>
@@ -4166,6 +4847,9 @@
         </w:tc>
       </w:tr>
       <w:tr>
+        <w:trPr>
+          <w:cantSplit/>
+        </w:trPr>
         <w:tc>
           <w:tcPr>
             <w:tcW w:type="dxa" w:w="1701"/>
@@ -4219,6 +4903,9 @@
         <w:gridCol w:w="4819"/>
       </w:tblGrid>
       <w:tr>
+        <w:trPr>
+          <w:cantSplit/>
+        </w:trPr>
         <w:tc>
           <w:tcPr>
             <w:tcW w:type="dxa" w:w="1701"/>
@@ -4249,6 +4936,9 @@
         </w:tc>
       </w:tr>
       <w:tr>
+        <w:trPr>
+          <w:cantSplit/>
+        </w:trPr>
         <w:tc>
           <w:tcPr>
             <w:tcW w:type="dxa" w:w="1701"/>
@@ -4279,6 +4969,9 @@
         </w:tc>
       </w:tr>
       <w:tr>
+        <w:trPr>
+          <w:cantSplit/>
+        </w:trPr>
         <w:tc>
           <w:tcPr>
             <w:tcW w:type="dxa" w:w="1701"/>
@@ -4309,6 +5002,42 @@
         </w:tc>
       </w:tr>
       <w:tr>
+        <w:trPr>
+          <w:cantSplit/>
+        </w:trPr>
+        <w:tc>
+          <w:tcPr>
+            <w:tcW w:type="dxa" w:w="1701"/>
+            <w:shd w:val="clear" w:color="auto" w:fill="F2F6FB"/>
+          </w:tcPr>
+          <w:p>
+            <w:r>
+              <w:rPr>
+                <w:b/>
+                <w:sz w:val="18"/>
+              </w:rPr>
+              <w:t>测试数据</w:t>
+            </w:r>
+          </w:p>
+        </w:tc>
+        <w:tc>
+          <w:tcPr>
+            <w:tcW w:type="dxa" w:w="7937"/>
+          </w:tcPr>
+          <w:p>
+            <w:r>
+              <w:rPr>
+                <w:sz w:val="18"/>
+              </w:rPr>
+              <w:t>问题单「用例-证据唯一性」；连续两次处理确认，solve 依次为「第1次处理措施」「第2次处理措施」</w:t>
+            </w:r>
+          </w:p>
+        </w:tc>
+      </w:tr>
+      <w:tr>
+        <w:trPr>
+          <w:cantSplit/>
+        </w:trPr>
         <w:tc>
           <w:tcPr>
             <w:tcW w:type="dxa" w:w="1701"/>
@@ -4339,6 +5068,9 @@
         </w:tc>
       </w:tr>
       <w:tr>
+        <w:trPr>
+          <w:cantSplit/>
+        </w:trPr>
         <w:tc>
           <w:tcPr>
             <w:tcW w:type="dxa" w:w="1701"/>
@@ -4369,6 +5101,9 @@
         </w:tc>
       </w:tr>
       <w:tr>
+        <w:trPr>
+          <w:cantSplit/>
+        </w:trPr>
         <w:tc>
           <w:tcPr>
             <w:tcW w:type="dxa" w:w="1701"/>
@@ -4399,6 +5134,9 @@
         </w:tc>
       </w:tr>
       <w:tr>
+        <w:trPr>
+          <w:cantSplit/>
+        </w:trPr>
         <w:tc>
           <w:tcPr>
             <w:tcW w:type="dxa" w:w="1701"/>
@@ -4431,6 +5169,9 @@
         </w:tc>
       </w:tr>
       <w:tr>
+        <w:trPr>
+          <w:cantSplit/>
+        </w:trPr>
         <w:tc>
           <w:tcPr>
             <w:tcW w:type="dxa" w:w="1701"/>
@@ -4570,6 +5311,9 @@
         <w:gridCol w:w="4819"/>
       </w:tblGrid>
       <w:tr>
+        <w:trPr>
+          <w:cantSplit/>
+        </w:trPr>
         <w:tc>
           <w:tcPr>
             <w:tcW w:type="dxa" w:w="1701"/>
@@ -4600,6 +5344,9 @@
         </w:tc>
       </w:tr>
       <w:tr>
+        <w:trPr>
+          <w:cantSplit/>
+        </w:trPr>
         <w:tc>
           <w:tcPr>
             <w:tcW w:type="dxa" w:w="1701"/>
@@ -4630,6 +5377,9 @@
         </w:tc>
       </w:tr>
       <w:tr>
+        <w:trPr>
+          <w:cantSplit/>
+        </w:trPr>
         <w:tc>
           <w:tcPr>
             <w:tcW w:type="dxa" w:w="1701"/>
@@ -4660,6 +5410,42 @@
         </w:tc>
       </w:tr>
       <w:tr>
+        <w:trPr>
+          <w:cantSplit/>
+        </w:trPr>
+        <w:tc>
+          <w:tcPr>
+            <w:tcW w:type="dxa" w:w="1701"/>
+            <w:shd w:val="clear" w:color="auto" w:fill="F2F6FB"/>
+          </w:tcPr>
+          <w:p>
+            <w:r>
+              <w:rPr>
+                <w:b/>
+                <w:sz w:val="18"/>
+              </w:rPr>
+              <w:t>测试数据</w:t>
+            </w:r>
+          </w:p>
+        </w:tc>
+        <w:tc>
+          <w:tcPr>
+            <w:tcW w:type="dxa" w:w="7937"/>
+          </w:tcPr>
+          <w:p>
+            <w:r>
+              <w:rPr>
+                <w:sz w:val="18"/>
+              </w:rPr>
+              <w:t>项目 42（R2601，负责人 srs_a）；以负责人身份提交项目信息修改与成员维护请求</w:t>
+            </w:r>
+          </w:p>
+        </w:tc>
+      </w:tr>
+      <w:tr>
+        <w:trPr>
+          <w:cantSplit/>
+        </w:trPr>
         <w:tc>
           <w:tcPr>
             <w:tcW w:type="dxa" w:w="1701"/>
@@ -4690,6 +5476,9 @@
         </w:tc>
       </w:tr>
       <w:tr>
+        <w:trPr>
+          <w:cantSplit/>
+        </w:trPr>
         <w:tc>
           <w:tcPr>
             <w:tcW w:type="dxa" w:w="1701"/>
@@ -4720,6 +5509,9 @@
         </w:tc>
       </w:tr>
       <w:tr>
+        <w:trPr>
+          <w:cantSplit/>
+        </w:trPr>
         <w:tc>
           <w:tcPr>
             <w:tcW w:type="dxa" w:w="1701"/>
@@ -4750,6 +5542,9 @@
         </w:tc>
       </w:tr>
       <w:tr>
+        <w:trPr>
+          <w:cantSplit/>
+        </w:trPr>
         <w:tc>
           <w:tcPr>
             <w:tcW w:type="dxa" w:w="1701"/>
@@ -4782,6 +5577,9 @@
         </w:tc>
       </w:tr>
       <w:tr>
+        <w:trPr>
+          <w:cantSplit/>
+        </w:trPr>
         <w:tc>
           <w:tcPr>
             <w:tcW w:type="dxa" w:w="1701"/>
@@ -4835,6 +5633,9 @@
         <w:gridCol w:w="4819"/>
       </w:tblGrid>
       <w:tr>
+        <w:trPr>
+          <w:cantSplit/>
+        </w:trPr>
         <w:tc>
           <w:tcPr>
             <w:tcW w:type="dxa" w:w="1701"/>
@@ -4865,6 +5666,9 @@
         </w:tc>
       </w:tr>
       <w:tr>
+        <w:trPr>
+          <w:cantSplit/>
+        </w:trPr>
         <w:tc>
           <w:tcPr>
             <w:tcW w:type="dxa" w:w="1701"/>
@@ -4895,6 +5699,9 @@
         </w:tc>
       </w:tr>
       <w:tr>
+        <w:trPr>
+          <w:cantSplit/>
+        </w:trPr>
         <w:tc>
           <w:tcPr>
             <w:tcW w:type="dxa" w:w="1701"/>
@@ -4925,6 +5732,42 @@
         </w:tc>
       </w:tr>
       <w:tr>
+        <w:trPr>
+          <w:cantSplit/>
+        </w:trPr>
+        <w:tc>
+          <w:tcPr>
+            <w:tcW w:type="dxa" w:w="1701"/>
+            <w:shd w:val="clear" w:color="auto" w:fill="F2F6FB"/>
+          </w:tcPr>
+          <w:p>
+            <w:r>
+              <w:rPr>
+                <w:b/>
+                <w:sz w:val="18"/>
+              </w:rPr>
+              <w:t>测试数据</w:t>
+            </w:r>
+          </w:p>
+        </w:tc>
+        <w:tc>
+          <w:tcPr>
+            <w:tcW w:type="dxa" w:w="7937"/>
+          </w:tcPr>
+          <w:p>
+            <w:r>
+              <w:rPr>
+                <w:sz w:val="18"/>
+              </w:rPr>
+              <w:t>项目 42 成员列表追加 srs_m；随后以 srs_m 登录查询项目详情与项目列表（page=1、pageSize=50）</w:t>
+            </w:r>
+          </w:p>
+        </w:tc>
+      </w:tr>
+      <w:tr>
+        <w:trPr>
+          <w:cantSplit/>
+        </w:trPr>
         <w:tc>
           <w:tcPr>
             <w:tcW w:type="dxa" w:w="1701"/>
@@ -4955,6 +5798,9 @@
         </w:tc>
       </w:tr>
       <w:tr>
+        <w:trPr>
+          <w:cantSplit/>
+        </w:trPr>
         <w:tc>
           <w:tcPr>
             <w:tcW w:type="dxa" w:w="1701"/>
@@ -4985,6 +5831,9 @@
         </w:tc>
       </w:tr>
       <w:tr>
+        <w:trPr>
+          <w:cantSplit/>
+        </w:trPr>
         <w:tc>
           <w:tcPr>
             <w:tcW w:type="dxa" w:w="1701"/>
@@ -5015,6 +5864,9 @@
         </w:tc>
       </w:tr>
       <w:tr>
+        <w:trPr>
+          <w:cantSplit/>
+        </w:trPr>
         <w:tc>
           <w:tcPr>
             <w:tcW w:type="dxa" w:w="1701"/>
@@ -5047,6 +5899,9 @@
         </w:tc>
       </w:tr>
       <w:tr>
+        <w:trPr>
+          <w:cantSplit/>
+        </w:trPr>
         <w:tc>
           <w:tcPr>
             <w:tcW w:type="dxa" w:w="1701"/>
@@ -5100,6 +5955,9 @@
         <w:gridCol w:w="4819"/>
       </w:tblGrid>
       <w:tr>
+        <w:trPr>
+          <w:cantSplit/>
+        </w:trPr>
         <w:tc>
           <w:tcPr>
             <w:tcW w:type="dxa" w:w="1701"/>
@@ -5130,6 +5988,9 @@
         </w:tc>
       </w:tr>
       <w:tr>
+        <w:trPr>
+          <w:cantSplit/>
+        </w:trPr>
         <w:tc>
           <w:tcPr>
             <w:tcW w:type="dxa" w:w="1701"/>
@@ -5160,6 +6021,9 @@
         </w:tc>
       </w:tr>
       <w:tr>
+        <w:trPr>
+          <w:cantSplit/>
+        </w:trPr>
         <w:tc>
           <w:tcPr>
             <w:tcW w:type="dxa" w:w="1701"/>
@@ -5190,6 +6054,42 @@
         </w:tc>
       </w:tr>
       <w:tr>
+        <w:trPr>
+          <w:cantSplit/>
+        </w:trPr>
+        <w:tc>
+          <w:tcPr>
+            <w:tcW w:type="dxa" w:w="1701"/>
+            <w:shd w:val="clear" w:color="auto" w:fill="F2F6FB"/>
+          </w:tcPr>
+          <w:p>
+            <w:r>
+              <w:rPr>
+                <w:b/>
+                <w:sz w:val="18"/>
+              </w:rPr>
+              <w:t>测试数据</w:t>
+            </w:r>
+          </w:p>
+        </w:tc>
+        <w:tc>
+          <w:tcPr>
+            <w:tcW w:type="dxa" w:w="7937"/>
+          </w:tcPr>
+          <w:p>
+            <w:r>
+              <w:rPr>
+                <w:sz w:val="18"/>
+              </w:rPr>
+              <w:t>成员账号 srs_m；对项目 42 提交两次更新：①原样信息 ②member 追加 srs_o</w:t>
+            </w:r>
+          </w:p>
+        </w:tc>
+      </w:tr>
+      <w:tr>
+        <w:trPr>
+          <w:cantSplit/>
+        </w:trPr>
         <w:tc>
           <w:tcPr>
             <w:tcW w:type="dxa" w:w="1701"/>
@@ -5220,6 +6120,9 @@
         </w:tc>
       </w:tr>
       <w:tr>
+        <w:trPr>
+          <w:cantSplit/>
+        </w:trPr>
         <w:tc>
           <w:tcPr>
             <w:tcW w:type="dxa" w:w="1701"/>
@@ -5250,6 +6153,9 @@
         </w:tc>
       </w:tr>
       <w:tr>
+        <w:trPr>
+          <w:cantSplit/>
+        </w:trPr>
         <w:tc>
           <w:tcPr>
             <w:tcW w:type="dxa" w:w="1701"/>
@@ -5280,6 +6186,9 @@
         </w:tc>
       </w:tr>
       <w:tr>
+        <w:trPr>
+          <w:cantSplit/>
+        </w:trPr>
         <w:tc>
           <w:tcPr>
             <w:tcW w:type="dxa" w:w="1701"/>
@@ -5312,6 +6221,9 @@
         </w:tc>
       </w:tr>
       <w:tr>
+        <w:trPr>
+          <w:cantSplit/>
+        </w:trPr>
         <w:tc>
           <w:tcPr>
             <w:tcW w:type="dxa" w:w="1701"/>
@@ -5365,6 +6277,9 @@
         <w:gridCol w:w="4819"/>
       </w:tblGrid>
       <w:tr>
+        <w:trPr>
+          <w:cantSplit/>
+        </w:trPr>
         <w:tc>
           <w:tcPr>
             <w:tcW w:type="dxa" w:w="1701"/>
@@ -5395,6 +6310,9 @@
         </w:tc>
       </w:tr>
       <w:tr>
+        <w:trPr>
+          <w:cantSplit/>
+        </w:trPr>
         <w:tc>
           <w:tcPr>
             <w:tcW w:type="dxa" w:w="1701"/>
@@ -5425,6 +6343,9 @@
         </w:tc>
       </w:tr>
       <w:tr>
+        <w:trPr>
+          <w:cantSplit/>
+        </w:trPr>
         <w:tc>
           <w:tcPr>
             <w:tcW w:type="dxa" w:w="1701"/>
@@ -5455,6 +6376,42 @@
         </w:tc>
       </w:tr>
       <w:tr>
+        <w:trPr>
+          <w:cantSplit/>
+        </w:trPr>
+        <w:tc>
+          <w:tcPr>
+            <w:tcW w:type="dxa" w:w="1701"/>
+            <w:shd w:val="clear" w:color="auto" w:fill="F2F6FB"/>
+          </w:tcPr>
+          <w:p>
+            <w:r>
+              <w:rPr>
+                <w:b/>
+                <w:sz w:val="18"/>
+              </w:rPr>
+              <w:t>测试数据</w:t>
+            </w:r>
+          </w:p>
+        </w:tc>
+        <w:tc>
+          <w:tcPr>
+            <w:tcW w:type="dxa" w:w="7937"/>
+          </w:tcPr>
+          <w:p>
+            <w:r>
+              <w:rPr>
+                <w:sz w:val="18"/>
+              </w:rPr>
+              <w:t>项目 42 成员先包含 srs_m（详情访问 200）；移除后依次访问项目详情、/project/getRoundInfo/42、/project/problem/searchAllProblem?projectId=42</w:t>
+            </w:r>
+          </w:p>
+        </w:tc>
+      </w:tr>
+      <w:tr>
+        <w:trPr>
+          <w:cantSplit/>
+        </w:trPr>
         <w:tc>
           <w:tcPr>
             <w:tcW w:type="dxa" w:w="1701"/>
@@ -5485,6 +6442,9 @@
         </w:tc>
       </w:tr>
       <w:tr>
+        <w:trPr>
+          <w:cantSplit/>
+        </w:trPr>
         <w:tc>
           <w:tcPr>
             <w:tcW w:type="dxa" w:w="1701"/>
@@ -5515,6 +6475,9 @@
         </w:tc>
       </w:tr>
       <w:tr>
+        <w:trPr>
+          <w:cantSplit/>
+        </w:trPr>
         <w:tc>
           <w:tcPr>
             <w:tcW w:type="dxa" w:w="1701"/>
@@ -5545,6 +6508,9 @@
         </w:tc>
       </w:tr>
       <w:tr>
+        <w:trPr>
+          <w:cantSplit/>
+        </w:trPr>
         <w:tc>
           <w:tcPr>
             <w:tcW w:type="dxa" w:w="1701"/>
@@ -5577,6 +6543,9 @@
         </w:tc>
       </w:tr>
       <w:tr>
+        <w:trPr>
+          <w:cantSplit/>
+        </w:trPr>
         <w:tc>
           <w:tcPr>
             <w:tcW w:type="dxa" w:w="1701"/>
@@ -5630,6 +6599,9 @@
         <w:gridCol w:w="4819"/>
       </w:tblGrid>
       <w:tr>
+        <w:trPr>
+          <w:cantSplit/>
+        </w:trPr>
         <w:tc>
           <w:tcPr>
             <w:tcW w:type="dxa" w:w="1701"/>
@@ -5660,6 +6632,9 @@
         </w:tc>
       </w:tr>
       <w:tr>
+        <w:trPr>
+          <w:cantSplit/>
+        </w:trPr>
         <w:tc>
           <w:tcPr>
             <w:tcW w:type="dxa" w:w="1701"/>
@@ -5690,6 +6665,9 @@
         </w:tc>
       </w:tr>
       <w:tr>
+        <w:trPr>
+          <w:cantSplit/>
+        </w:trPr>
         <w:tc>
           <w:tcPr>
             <w:tcW w:type="dxa" w:w="1701"/>
@@ -5720,6 +6698,42 @@
         </w:tc>
       </w:tr>
       <w:tr>
+        <w:trPr>
+          <w:cantSplit/>
+        </w:trPr>
+        <w:tc>
+          <w:tcPr>
+            <w:tcW w:type="dxa" w:w="1701"/>
+            <w:shd w:val="clear" w:color="auto" w:fill="F2F6FB"/>
+          </w:tcPr>
+          <w:p>
+            <w:r>
+              <w:rPr>
+                <w:b/>
+                <w:sz w:val="18"/>
+              </w:rPr>
+              <w:t>测试数据</w:t>
+            </w:r>
+          </w:p>
+        </w:tc>
+        <w:tc>
+          <w:tcPr>
+            <w:tcW w:type="dxa" w:w="7937"/>
+          </w:tcPr>
+          <w:p>
+            <w:r>
+              <w:rPr>
+                <w:sz w:val="18"/>
+              </w:rPr>
+              <w:t>非成员账号 srs_o（user2）；访问项目详情、轮次树、/project/getCaseList?projectId=42；统计 access_denied 事件条数</w:t>
+            </w:r>
+          </w:p>
+        </w:tc>
+      </w:tr>
+      <w:tr>
+        <w:trPr>
+          <w:cantSplit/>
+        </w:trPr>
         <w:tc>
           <w:tcPr>
             <w:tcW w:type="dxa" w:w="1701"/>
@@ -5750,6 +6764,9 @@
         </w:tc>
       </w:tr>
       <w:tr>
+        <w:trPr>
+          <w:cantSplit/>
+        </w:trPr>
         <w:tc>
           <w:tcPr>
             <w:tcW w:type="dxa" w:w="1701"/>
@@ -5780,6 +6797,9 @@
         </w:tc>
       </w:tr>
       <w:tr>
+        <w:trPr>
+          <w:cantSplit/>
+        </w:trPr>
         <w:tc>
           <w:tcPr>
             <w:tcW w:type="dxa" w:w="1701"/>
@@ -5804,12 +6824,15 @@
               <w:rPr>
                 <w:sz w:val="18"/>
               </w:rPr>
-              <w:t>非成员 srs_o 访问项目详情/轮次/用例 HTTP [403, 403, 403]（均拒绝）；越权审计告警 169→172 条</w:t>
-            </w:r>
-          </w:p>
-        </w:tc>
-      </w:tr>
-      <w:tr>
+              <w:t>非成员 srs_o 访问项目详情/轮次/用例 HTTP [403, 403, 403]（均拒绝）；越权审计告警 188→191 条</w:t>
+            </w:r>
+          </w:p>
+        </w:tc>
+      </w:tr>
+      <w:tr>
+        <w:trPr>
+          <w:cantSplit/>
+        </w:trPr>
         <w:tc>
           <w:tcPr>
             <w:tcW w:type="dxa" w:w="1701"/>
@@ -5842,6 +6865,9 @@
         </w:tc>
       </w:tr>
       <w:tr>
+        <w:trPr>
+          <w:cantSplit/>
+        </w:trPr>
         <w:tc>
           <w:tcPr>
             <w:tcW w:type="dxa" w:w="1701"/>
@@ -5895,6 +6921,9 @@
         <w:gridCol w:w="4819"/>
       </w:tblGrid>
       <w:tr>
+        <w:trPr>
+          <w:cantSplit/>
+        </w:trPr>
         <w:tc>
           <w:tcPr>
             <w:tcW w:type="dxa" w:w="1701"/>
@@ -5925,6 +6954,9 @@
         </w:tc>
       </w:tr>
       <w:tr>
+        <w:trPr>
+          <w:cantSplit/>
+        </w:trPr>
         <w:tc>
           <w:tcPr>
             <w:tcW w:type="dxa" w:w="1701"/>
@@ -5955,6 +6987,9 @@
         </w:tc>
       </w:tr>
       <w:tr>
+        <w:trPr>
+          <w:cantSplit/>
+        </w:trPr>
         <w:tc>
           <w:tcPr>
             <w:tcW w:type="dxa" w:w="1701"/>
@@ -5985,6 +7020,42 @@
         </w:tc>
       </w:tr>
       <w:tr>
+        <w:trPr>
+          <w:cantSplit/>
+        </w:trPr>
+        <w:tc>
+          <w:tcPr>
+            <w:tcW w:type="dxa" w:w="1701"/>
+            <w:shd w:val="clear" w:color="auto" w:fill="F2F6FB"/>
+          </w:tcPr>
+          <w:p>
+            <w:r>
+              <w:rPr>
+                <w:b/>
+                <w:sz w:val="18"/>
+              </w:rPr>
+              <w:t>测试数据</w:t>
+            </w:r>
+          </w:p>
+        </w:tc>
+        <w:tc>
+          <w:tcPr>
+            <w:tcW w:type="dxa" w:w="7937"/>
+          </w:tcPr>
+          <w:p>
+            <w:r>
+              <w:rPr>
+                <w:sz w:val="18"/>
+              </w:rPr>
+              <w:t>不适用，不注入测试数据；验证对象为操作系统文件权限与 MySQL 授权（本次已为应用建专用库账号 cdtestplant_app）</w:t>
+            </w:r>
+          </w:p>
+        </w:tc>
+      </w:tr>
+      <w:tr>
+        <w:trPr>
+          <w:cantSplit/>
+        </w:trPr>
         <w:tc>
           <w:tcPr>
             <w:tcW w:type="dxa" w:w="1701"/>
@@ -6015,6 +7086,9 @@
         </w:tc>
       </w:tr>
       <w:tr>
+        <w:trPr>
+          <w:cantSplit/>
+        </w:trPr>
         <w:tc>
           <w:tcPr>
             <w:tcW w:type="dxa" w:w="1701"/>
@@ -6045,6 +7119,9 @@
         </w:tc>
       </w:tr>
       <w:tr>
+        <w:trPr>
+          <w:cantSplit/>
+        </w:trPr>
         <w:tc>
           <w:tcPr>
             <w:tcW w:type="dxa" w:w="1701"/>
@@ -6075,6 +7152,9 @@
         </w:tc>
       </w:tr>
       <w:tr>
+        <w:trPr>
+          <w:cantSplit/>
+        </w:trPr>
         <w:tc>
           <w:tcPr>
             <w:tcW w:type="dxa" w:w="1701"/>
@@ -6107,6 +7187,9 @@
         </w:tc>
       </w:tr>
       <w:tr>
+        <w:trPr>
+          <w:cantSplit/>
+        </w:trPr>
         <w:tc>
           <w:tcPr>
             <w:tcW w:type="dxa" w:w="1701"/>
@@ -6160,6 +7243,9 @@
         <w:gridCol w:w="4819"/>
       </w:tblGrid>
       <w:tr>
+        <w:trPr>
+          <w:cantSplit/>
+        </w:trPr>
         <w:tc>
           <w:tcPr>
             <w:tcW w:type="dxa" w:w="1701"/>
@@ -6190,6 +7276,9 @@
         </w:tc>
       </w:tr>
       <w:tr>
+        <w:trPr>
+          <w:cantSplit/>
+        </w:trPr>
         <w:tc>
           <w:tcPr>
             <w:tcW w:type="dxa" w:w="1701"/>
@@ -6220,6 +7309,9 @@
         </w:tc>
       </w:tr>
       <w:tr>
+        <w:trPr>
+          <w:cantSplit/>
+        </w:trPr>
         <w:tc>
           <w:tcPr>
             <w:tcW w:type="dxa" w:w="1701"/>
@@ -6250,6 +7342,42 @@
         </w:tc>
       </w:tr>
       <w:tr>
+        <w:trPr>
+          <w:cantSplit/>
+        </w:trPr>
+        <w:tc>
+          <w:tcPr>
+            <w:tcW w:type="dxa" w:w="1701"/>
+            <w:shd w:val="clear" w:color="auto" w:fill="F2F6FB"/>
+          </w:tcPr>
+          <w:p>
+            <w:r>
+              <w:rPr>
+                <w:b/>
+                <w:sz w:val="18"/>
+              </w:rPr>
+              <w:t>测试数据</w:t>
+            </w:r>
+          </w:p>
+        </w:tc>
+        <w:tc>
+          <w:tcPr>
+            <w:tcW w:type="dxa" w:w="7937"/>
+          </w:tcPr>
+          <w:p>
+            <w:r>
+              <w:rPr>
+                <w:sz w:val="18"/>
+              </w:rPr>
+              <w:t>不适用，不注入测试数据；环境事实：单机部署，无多节点/跨网段实例</w:t>
+            </w:r>
+          </w:p>
+        </w:tc>
+      </w:tr>
+      <w:tr>
+        <w:trPr>
+          <w:cantSplit/>
+        </w:trPr>
         <w:tc>
           <w:tcPr>
             <w:tcW w:type="dxa" w:w="1701"/>
@@ -6280,6 +7408,9 @@
         </w:tc>
       </w:tr>
       <w:tr>
+        <w:trPr>
+          <w:cantSplit/>
+        </w:trPr>
         <w:tc>
           <w:tcPr>
             <w:tcW w:type="dxa" w:w="1701"/>
@@ -6310,6 +7441,9 @@
         </w:tc>
       </w:tr>
       <w:tr>
+        <w:trPr>
+          <w:cantSplit/>
+        </w:trPr>
         <w:tc>
           <w:tcPr>
             <w:tcW w:type="dxa" w:w="1701"/>
@@ -6340,6 +7474,9 @@
         </w:tc>
       </w:tr>
       <w:tr>
+        <w:trPr>
+          <w:cantSplit/>
+        </w:trPr>
         <w:tc>
           <w:tcPr>
             <w:tcW w:type="dxa" w:w="1701"/>
@@ -6372,6 +7509,9 @@
         </w:tc>
       </w:tr>
       <w:tr>
+        <w:trPr>
+          <w:cantSplit/>
+        </w:trPr>
         <w:tc>
           <w:tcPr>
             <w:tcW w:type="dxa" w:w="1701"/>
@@ -6563,6 +7703,9 @@
         <w:gridCol w:w="4819"/>
       </w:tblGrid>
       <w:tr>
+        <w:trPr>
+          <w:cantSplit/>
+        </w:trPr>
         <w:tc>
           <w:tcPr>
             <w:tcW w:type="dxa" w:w="1701"/>
@@ -6593,6 +7736,9 @@
         </w:tc>
       </w:tr>
       <w:tr>
+        <w:trPr>
+          <w:cantSplit/>
+        </w:trPr>
         <w:tc>
           <w:tcPr>
             <w:tcW w:type="dxa" w:w="1701"/>
@@ -6623,6 +7769,9 @@
         </w:tc>
       </w:tr>
       <w:tr>
+        <w:trPr>
+          <w:cantSplit/>
+        </w:trPr>
         <w:tc>
           <w:tcPr>
             <w:tcW w:type="dxa" w:w="1701"/>
@@ -6653,6 +7802,42 @@
         </w:tc>
       </w:tr>
       <w:tr>
+        <w:trPr>
+          <w:cantSplit/>
+        </w:trPr>
+        <w:tc>
+          <w:tcPr>
+            <w:tcW w:type="dxa" w:w="1701"/>
+            <w:shd w:val="clear" w:color="auto" w:fill="F2F6FB"/>
+          </w:tcPr>
+          <w:p>
+            <w:r>
+              <w:rPr>
+                <w:b/>
+                <w:sz w:val="18"/>
+              </w:rPr>
+              <w:t>测试数据</w:t>
+            </w:r>
+          </w:p>
+        </w:tc>
+        <w:tc>
+          <w:tcPr>
+            <w:tcW w:type="dxa" w:w="7937"/>
+          </w:tcPr>
+          <w:p>
+            <w:r>
+              <w:rPr>
+                <w:sz w:val="18"/>
+              </w:rPr>
+              <w:t>账号 srs_m（uid 由库查询）；安全员调用 /system/security/clearance/{uid} 置 3；管理员调用 /system/user/update/{uid} 并尝试写 clearance=5</w:t>
+            </w:r>
+          </w:p>
+        </w:tc>
+      </w:tr>
+      <w:tr>
+        <w:trPr>
+          <w:cantSplit/>
+        </w:trPr>
         <w:tc>
           <w:tcPr>
             <w:tcW w:type="dxa" w:w="1701"/>
@@ -6683,6 +7868,9 @@
         </w:tc>
       </w:tr>
       <w:tr>
+        <w:trPr>
+          <w:cantSplit/>
+        </w:trPr>
         <w:tc>
           <w:tcPr>
             <w:tcW w:type="dxa" w:w="1701"/>
@@ -6713,6 +7901,9 @@
         </w:tc>
       </w:tr>
       <w:tr>
+        <w:trPr>
+          <w:cantSplit/>
+        </w:trPr>
         <w:tc>
           <w:tcPr>
             <w:tcW w:type="dxa" w:w="1701"/>
@@ -6737,12 +7928,15 @@
               <w:rPr>
                 <w:sz w:val="18"/>
               </w:rPr>
-              <w:t>安全员改许可 2→3（HTTP 200）；管理员经用户更新接口写 clearance 后仍为 3（未生效）；标记变更审计 36 条</w:t>
-            </w:r>
-          </w:p>
-        </w:tc>
-      </w:tr>
-      <w:tr>
+              <w:t>安全员改许可 2→3（HTTP 200）；管理员经用户更新接口写 clearance 后仍为 3（未生效）；标记变更审计 44 条</w:t>
+            </w:r>
+          </w:p>
+        </w:tc>
+      </w:tr>
+      <w:tr>
+        <w:trPr>
+          <w:cantSplit/>
+        </w:trPr>
         <w:tc>
           <w:tcPr>
             <w:tcW w:type="dxa" w:w="1701"/>
@@ -6775,6 +7969,9 @@
         </w:tc>
       </w:tr>
       <w:tr>
+        <w:trPr>
+          <w:cantSplit/>
+        </w:trPr>
         <w:tc>
           <w:tcPr>
             <w:tcW w:type="dxa" w:w="1701"/>
@@ -6828,6 +8025,9 @@
         <w:gridCol w:w="4819"/>
       </w:tblGrid>
       <w:tr>
+        <w:trPr>
+          <w:cantSplit/>
+        </w:trPr>
         <w:tc>
           <w:tcPr>
             <w:tcW w:type="dxa" w:w="1701"/>
@@ -6858,6 +8058,9 @@
         </w:tc>
       </w:tr>
       <w:tr>
+        <w:trPr>
+          <w:cantSplit/>
+        </w:trPr>
         <w:tc>
           <w:tcPr>
             <w:tcW w:type="dxa" w:w="1701"/>
@@ -6888,6 +8091,9 @@
         </w:tc>
       </w:tr>
       <w:tr>
+        <w:trPr>
+          <w:cantSplit/>
+        </w:trPr>
         <w:tc>
           <w:tcPr>
             <w:tcW w:type="dxa" w:w="1701"/>
@@ -6918,6 +8124,42 @@
         </w:tc>
       </w:tr>
       <w:tr>
+        <w:trPr>
+          <w:cantSplit/>
+        </w:trPr>
+        <w:tc>
+          <w:tcPr>
+            <w:tcW w:type="dxa" w:w="1701"/>
+            <w:shd w:val="clear" w:color="auto" w:fill="F2F6FB"/>
+          </w:tcPr>
+          <w:p>
+            <w:r>
+              <w:rPr>
+                <w:b/>
+                <w:sz w:val="18"/>
+              </w:rPr>
+              <w:t>测试数据</w:t>
+            </w:r>
+          </w:p>
+        </w:tc>
+        <w:tc>
+          <w:tcPr>
+            <w:tcW w:type="dxa" w:w="7937"/>
+          </w:tcPr>
+          <w:p>
+            <w:r>
+              <w:rPr>
+                <w:sz w:val="18"/>
+              </w:rPr>
+              <w:t>普通用户 srs_m 调用 /system/user/update/{uid}，请求体含 name=「越权改名」、role=admin、phone=18888888888</w:t>
+            </w:r>
+          </w:p>
+        </w:tc>
+      </w:tr>
+      <w:tr>
+        <w:trPr>
+          <w:cantSplit/>
+        </w:trPr>
         <w:tc>
           <w:tcPr>
             <w:tcW w:type="dxa" w:w="1701"/>
@@ -6948,6 +8190,9 @@
         </w:tc>
       </w:tr>
       <w:tr>
+        <w:trPr>
+          <w:cantSplit/>
+        </w:trPr>
         <w:tc>
           <w:tcPr>
             <w:tcW w:type="dxa" w:w="1701"/>
@@ -6978,6 +8223,9 @@
         </w:tc>
       </w:tr>
       <w:tr>
+        <w:trPr>
+          <w:cantSplit/>
+        </w:trPr>
         <w:tc>
           <w:tcPr>
             <w:tcW w:type="dxa" w:w="1701"/>
@@ -7008,6 +8256,9 @@
         </w:tc>
       </w:tr>
       <w:tr>
+        <w:trPr>
+          <w:cantSplit/>
+        </w:trPr>
         <w:tc>
           <w:tcPr>
             <w:tcW w:type="dxa" w:w="1701"/>
@@ -7040,6 +8291,9 @@
         </w:tc>
       </w:tr>
       <w:tr>
+        <w:trPr>
+          <w:cantSplit/>
+        </w:trPr>
         <w:tc>
           <w:tcPr>
             <w:tcW w:type="dxa" w:w="1701"/>
@@ -7093,6 +8347,9 @@
         <w:gridCol w:w="4819"/>
       </w:tblGrid>
       <w:tr>
+        <w:trPr>
+          <w:cantSplit/>
+        </w:trPr>
         <w:tc>
           <w:tcPr>
             <w:tcW w:type="dxa" w:w="1701"/>
@@ -7123,6 +8380,9 @@
         </w:tc>
       </w:tr>
       <w:tr>
+        <w:trPr>
+          <w:cantSplit/>
+        </w:trPr>
         <w:tc>
           <w:tcPr>
             <w:tcW w:type="dxa" w:w="1701"/>
@@ -7153,6 +8413,9 @@
         </w:tc>
       </w:tr>
       <w:tr>
+        <w:trPr>
+          <w:cantSplit/>
+        </w:trPr>
         <w:tc>
           <w:tcPr>
             <w:tcW w:type="dxa" w:w="1701"/>
@@ -7183,6 +8446,42 @@
         </w:tc>
       </w:tr>
       <w:tr>
+        <w:trPr>
+          <w:cantSplit/>
+        </w:trPr>
+        <w:tc>
+          <w:tcPr>
+            <w:tcW w:type="dxa" w:w="1701"/>
+            <w:shd w:val="clear" w:color="auto" w:fill="F2F6FB"/>
+          </w:tcPr>
+          <w:p>
+            <w:r>
+              <w:rPr>
+                <w:b/>
+                <w:sz w:val="18"/>
+              </w:rPr>
+              <w:t>测试数据</w:t>
+            </w:r>
+          </w:p>
+        </w:tc>
+        <w:tc>
+          <w:tcPr>
+            <w:tcW w:type="dxa" w:w="7937"/>
+          </w:tcPr>
+          <w:p>
+            <w:r>
+              <w:rPr>
+                <w:sz w:val="18"/>
+              </w:rPr>
+              <w:t>项目 42 的 secret 由原值改为 2（内部级），验证后恢复原值</w:t>
+            </w:r>
+          </w:p>
+        </w:tc>
+      </w:tr>
+      <w:tr>
+        <w:trPr>
+          <w:cantSplit/>
+        </w:trPr>
         <w:tc>
           <w:tcPr>
             <w:tcW w:type="dxa" w:w="1701"/>
@@ -7213,6 +8512,9 @@
         </w:tc>
       </w:tr>
       <w:tr>
+        <w:trPr>
+          <w:cantSplit/>
+        </w:trPr>
         <w:tc>
           <w:tcPr>
             <w:tcW w:type="dxa" w:w="1701"/>
@@ -7243,6 +8545,9 @@
         </w:tc>
       </w:tr>
       <w:tr>
+        <w:trPr>
+          <w:cantSplit/>
+        </w:trPr>
         <w:tc>
           <w:tcPr>
             <w:tcW w:type="dxa" w:w="1701"/>
@@ -7273,6 +8578,9 @@
         </w:tc>
       </w:tr>
       <w:tr>
+        <w:trPr>
+          <w:cantSplit/>
+        </w:trPr>
         <w:tc>
           <w:tcPr>
             <w:tcW w:type="dxa" w:w="1701"/>
@@ -7305,6 +8613,9 @@
         </w:tc>
       </w:tr>
       <w:tr>
+        <w:trPr>
+          <w:cantSplit/>
+        </w:trPr>
         <w:tc>
           <w:tcPr>
             <w:tcW w:type="dxa" w:w="1701"/>
@@ -7358,6 +8669,9 @@
         <w:gridCol w:w="4819"/>
       </w:tblGrid>
       <w:tr>
+        <w:trPr>
+          <w:cantSplit/>
+        </w:trPr>
         <w:tc>
           <w:tcPr>
             <w:tcW w:type="dxa" w:w="1701"/>
@@ -7388,6 +8702,9 @@
         </w:tc>
       </w:tr>
       <w:tr>
+        <w:trPr>
+          <w:cantSplit/>
+        </w:trPr>
         <w:tc>
           <w:tcPr>
             <w:tcW w:type="dxa" w:w="1701"/>
@@ -7418,6 +8735,9 @@
         </w:tc>
       </w:tr>
       <w:tr>
+        <w:trPr>
+          <w:cantSplit/>
+        </w:trPr>
         <w:tc>
           <w:tcPr>
             <w:tcW w:type="dxa" w:w="1701"/>
@@ -7448,6 +8768,42 @@
         </w:tc>
       </w:tr>
       <w:tr>
+        <w:trPr>
+          <w:cantSplit/>
+        </w:trPr>
+        <w:tc>
+          <w:tcPr>
+            <w:tcW w:type="dxa" w:w="1701"/>
+            <w:shd w:val="clear" w:color="auto" w:fill="F2F6FB"/>
+          </w:tcPr>
+          <w:p>
+            <w:r>
+              <w:rPr>
+                <w:b/>
+                <w:sz w:val="18"/>
+              </w:rPr>
+              <w:t>测试数据</w:t>
+            </w:r>
+          </w:p>
+        </w:tc>
+        <w:tc>
+          <w:tcPr>
+            <w:tcW w:type="dxa" w:w="7937"/>
+          </w:tcPr>
+          <w:p>
+            <w:r>
+              <w:rPr>
+                <w:sz w:val="18"/>
+              </w:rPr>
+              <w:t>项目 42 成员含 srs_m；项目 secret 置 4（机密）；srs_m clearance 先 3（秘密）后 4（机密）</w:t>
+            </w:r>
+          </w:p>
+        </w:tc>
+      </w:tr>
+      <w:tr>
+        <w:trPr>
+          <w:cantSplit/>
+        </w:trPr>
         <w:tc>
           <w:tcPr>
             <w:tcW w:type="dxa" w:w="1701"/>
@@ -7478,6 +8834,9 @@
         </w:tc>
       </w:tr>
       <w:tr>
+        <w:trPr>
+          <w:cantSplit/>
+        </w:trPr>
         <w:tc>
           <w:tcPr>
             <w:tcW w:type="dxa" w:w="1701"/>
@@ -7508,6 +8867,9 @@
         </w:tc>
       </w:tr>
       <w:tr>
+        <w:trPr>
+          <w:cantSplit/>
+        </w:trPr>
         <w:tc>
           <w:tcPr>
             <w:tcW w:type="dxa" w:w="1701"/>
@@ -7538,6 +8900,9 @@
         </w:tc>
       </w:tr>
       <w:tr>
+        <w:trPr>
+          <w:cantSplit/>
+        </w:trPr>
         <w:tc>
           <w:tcPr>
             <w:tcW w:type="dxa" w:w="1701"/>
@@ -7570,6 +8935,9 @@
         </w:tc>
       </w:tr>
       <w:tr>
+        <w:trPr>
+          <w:cantSplit/>
+        </w:trPr>
         <w:tc>
           <w:tcPr>
             <w:tcW w:type="dxa" w:w="1701"/>
@@ -7623,6 +8991,9 @@
         <w:gridCol w:w="4819"/>
       </w:tblGrid>
       <w:tr>
+        <w:trPr>
+          <w:cantSplit/>
+        </w:trPr>
         <w:tc>
           <w:tcPr>
             <w:tcW w:type="dxa" w:w="1701"/>
@@ -7653,6 +9024,9 @@
         </w:tc>
       </w:tr>
       <w:tr>
+        <w:trPr>
+          <w:cantSplit/>
+        </w:trPr>
         <w:tc>
           <w:tcPr>
             <w:tcW w:type="dxa" w:w="1701"/>
@@ -7683,6 +9057,9 @@
         </w:tc>
       </w:tr>
       <w:tr>
+        <w:trPr>
+          <w:cantSplit/>
+        </w:trPr>
         <w:tc>
           <w:tcPr>
             <w:tcW w:type="dxa" w:w="1701"/>
@@ -7713,6 +9090,42 @@
         </w:tc>
       </w:tr>
       <w:tr>
+        <w:trPr>
+          <w:cantSplit/>
+        </w:trPr>
+        <w:tc>
+          <w:tcPr>
+            <w:tcW w:type="dxa" w:w="1701"/>
+            <w:shd w:val="clear" w:color="auto" w:fill="F2F6FB"/>
+          </w:tcPr>
+          <w:p>
+            <w:r>
+              <w:rPr>
+                <w:b/>
+                <w:sz w:val="18"/>
+              </w:rPr>
+              <w:t>测试数据</w:t>
+            </w:r>
+          </w:p>
+        </w:tc>
+        <w:tc>
+          <w:tcPr>
+            <w:tcW w:type="dxa" w:w="7937"/>
+          </w:tcPr>
+          <w:p>
+            <w:r>
+              <w:rPr>
+                <w:sz w:val="18"/>
+              </w:rPr>
+              <w:t>不适用，不注入测试数据；环境事实：单机部署，无多节点标记同步场景</w:t>
+            </w:r>
+          </w:p>
+        </w:tc>
+      </w:tr>
+      <w:tr>
+        <w:trPr>
+          <w:cantSplit/>
+        </w:trPr>
         <w:tc>
           <w:tcPr>
             <w:tcW w:type="dxa" w:w="1701"/>
@@ -7743,6 +9156,9 @@
         </w:tc>
       </w:tr>
       <w:tr>
+        <w:trPr>
+          <w:cantSplit/>
+        </w:trPr>
         <w:tc>
           <w:tcPr>
             <w:tcW w:type="dxa" w:w="1701"/>
@@ -7773,6 +9189,9 @@
         </w:tc>
       </w:tr>
       <w:tr>
+        <w:trPr>
+          <w:cantSplit/>
+        </w:trPr>
         <w:tc>
           <w:tcPr>
             <w:tcW w:type="dxa" w:w="1701"/>
@@ -7803,6 +9222,9 @@
         </w:tc>
       </w:tr>
       <w:tr>
+        <w:trPr>
+          <w:cantSplit/>
+        </w:trPr>
         <w:tc>
           <w:tcPr>
             <w:tcW w:type="dxa" w:w="1701"/>
@@ -7835,6 +9257,9 @@
         </w:tc>
       </w:tr>
       <w:tr>
+        <w:trPr>
+          <w:cantSplit/>
+        </w:trPr>
         <w:tc>
           <w:tcPr>
             <w:tcW w:type="dxa" w:w="1701"/>
@@ -7974,6 +9399,9 @@
         <w:gridCol w:w="4819"/>
       </w:tblGrid>
       <w:tr>
+        <w:trPr>
+          <w:cantSplit/>
+        </w:trPr>
         <w:tc>
           <w:tcPr>
             <w:tcW w:type="dxa" w:w="1701"/>
@@ -8004,6 +9432,9 @@
         </w:tc>
       </w:tr>
       <w:tr>
+        <w:trPr>
+          <w:cantSplit/>
+        </w:trPr>
         <w:tc>
           <w:tcPr>
             <w:tcW w:type="dxa" w:w="1701"/>
@@ -8034,6 +9465,9 @@
         </w:tc>
       </w:tr>
       <w:tr>
+        <w:trPr>
+          <w:cantSplit/>
+        </w:trPr>
         <w:tc>
           <w:tcPr>
             <w:tcW w:type="dxa" w:w="1701"/>
@@ -8064,6 +9498,42 @@
         </w:tc>
       </w:tr>
       <w:tr>
+        <w:trPr>
+          <w:cantSplit/>
+        </w:trPr>
+        <w:tc>
+          <w:tcPr>
+            <w:tcW w:type="dxa" w:w="1701"/>
+            <w:shd w:val="clear" w:color="auto" w:fill="F2F6FB"/>
+          </w:tcPr>
+          <w:p>
+            <w:r>
+              <w:rPr>
+                <w:b/>
+                <w:sz w:val="18"/>
+              </w:rPr>
+              <w:t>测试数据</w:t>
+            </w:r>
+          </w:p>
+        </w:tc>
+        <w:tc>
+          <w:tcPr>
+            <w:tcW w:type="dxa" w:w="7937"/>
+          </w:tcPr>
+          <w:p>
+            <w:r>
+              <w:rPr>
+                <w:sz w:val="18"/>
+              </w:rPr>
+              <w:t>项目 42 成员含 srs_m、secret=3（秘密）；srs_m clearance=2（内部）；连续三次请求项目详情</w:t>
+            </w:r>
+          </w:p>
+        </w:tc>
+      </w:tr>
+      <w:tr>
+        <w:trPr>
+          <w:cantSplit/>
+        </w:trPr>
         <w:tc>
           <w:tcPr>
             <w:tcW w:type="dxa" w:w="1701"/>
@@ -8094,6 +9564,9 @@
         </w:tc>
       </w:tr>
       <w:tr>
+        <w:trPr>
+          <w:cantSplit/>
+        </w:trPr>
         <w:tc>
           <w:tcPr>
             <w:tcW w:type="dxa" w:w="1701"/>
@@ -8124,6 +9597,9 @@
         </w:tc>
       </w:tr>
       <w:tr>
+        <w:trPr>
+          <w:cantSplit/>
+        </w:trPr>
         <w:tc>
           <w:tcPr>
             <w:tcW w:type="dxa" w:w="1701"/>
@@ -8154,6 +9630,9 @@
         </w:tc>
       </w:tr>
       <w:tr>
+        <w:trPr>
+          <w:cantSplit/>
+        </w:trPr>
         <w:tc>
           <w:tcPr>
             <w:tcW w:type="dxa" w:w="1701"/>
@@ -8186,6 +9665,9 @@
         </w:tc>
       </w:tr>
       <w:tr>
+        <w:trPr>
+          <w:cantSplit/>
+        </w:trPr>
         <w:tc>
           <w:tcPr>
             <w:tcW w:type="dxa" w:w="1701"/>
@@ -8239,6 +9721,9 @@
         <w:gridCol w:w="4819"/>
       </w:tblGrid>
       <w:tr>
+        <w:trPr>
+          <w:cantSplit/>
+        </w:trPr>
         <w:tc>
           <w:tcPr>
             <w:tcW w:type="dxa" w:w="1701"/>
@@ -8269,6 +9754,9 @@
         </w:tc>
       </w:tr>
       <w:tr>
+        <w:trPr>
+          <w:cantSplit/>
+        </w:trPr>
         <w:tc>
           <w:tcPr>
             <w:tcW w:type="dxa" w:w="1701"/>
@@ -8299,6 +9787,9 @@
         </w:tc>
       </w:tr>
       <w:tr>
+        <w:trPr>
+          <w:cantSplit/>
+        </w:trPr>
         <w:tc>
           <w:tcPr>
             <w:tcW w:type="dxa" w:w="1701"/>
@@ -8329,6 +9820,42 @@
         </w:tc>
       </w:tr>
       <w:tr>
+        <w:trPr>
+          <w:cantSplit/>
+        </w:trPr>
+        <w:tc>
+          <w:tcPr>
+            <w:tcW w:type="dxa" w:w="1701"/>
+            <w:shd w:val="clear" w:color="auto" w:fill="F2F6FB"/>
+          </w:tcPr>
+          <w:p>
+            <w:r>
+              <w:rPr>
+                <w:b/>
+                <w:sz w:val="18"/>
+              </w:rPr>
+              <w:t>测试数据</w:t>
+            </w:r>
+          </w:p>
+        </w:tc>
+        <w:tc>
+          <w:tcPr>
+            <w:tcW w:type="dxa" w:w="7937"/>
+          </w:tcPr>
+          <w:p>
+            <w:r>
+              <w:rPr>
+                <w:sz w:val="18"/>
+              </w:rPr>
+              <w:t>三权角色 srs_a/srs_c/srs_b × 三个专属接口（user/index、security/policy、log/auditLogList），共 9 组矩阵访问</w:t>
+            </w:r>
+          </w:p>
+        </w:tc>
+      </w:tr>
+      <w:tr>
+        <w:trPr>
+          <w:cantSplit/>
+        </w:trPr>
         <w:tc>
           <w:tcPr>
             <w:tcW w:type="dxa" w:w="1701"/>
@@ -8359,6 +9886,9 @@
         </w:tc>
       </w:tr>
       <w:tr>
+        <w:trPr>
+          <w:cantSplit/>
+        </w:trPr>
         <w:tc>
           <w:tcPr>
             <w:tcW w:type="dxa" w:w="1701"/>
@@ -8389,6 +9919,9 @@
         </w:tc>
       </w:tr>
       <w:tr>
+        <w:trPr>
+          <w:cantSplit/>
+        </w:trPr>
         <w:tc>
           <w:tcPr>
             <w:tcW w:type="dxa" w:w="1701"/>
@@ -8419,6 +9952,9 @@
         </w:tc>
       </w:tr>
       <w:tr>
+        <w:trPr>
+          <w:cantSplit/>
+        </w:trPr>
         <w:tc>
           <w:tcPr>
             <w:tcW w:type="dxa" w:w="1701"/>
@@ -8451,6 +9987,9 @@
         </w:tc>
       </w:tr>
       <w:tr>
+        <w:trPr>
+          <w:cantSplit/>
+        </w:trPr>
         <w:tc>
           <w:tcPr>
             <w:tcW w:type="dxa" w:w="1701"/>
@@ -8504,6 +10043,9 @@
         <w:gridCol w:w="4819"/>
       </w:tblGrid>
       <w:tr>
+        <w:trPr>
+          <w:cantSplit/>
+        </w:trPr>
         <w:tc>
           <w:tcPr>
             <w:tcW w:type="dxa" w:w="1701"/>
@@ -8534,6 +10076,9 @@
         </w:tc>
       </w:tr>
       <w:tr>
+        <w:trPr>
+          <w:cantSplit/>
+        </w:trPr>
         <w:tc>
           <w:tcPr>
             <w:tcW w:type="dxa" w:w="1701"/>
@@ -8564,6 +10109,9 @@
         </w:tc>
       </w:tr>
       <w:tr>
+        <w:trPr>
+          <w:cantSplit/>
+        </w:trPr>
         <w:tc>
           <w:tcPr>
             <w:tcW w:type="dxa" w:w="1701"/>
@@ -8594,6 +10142,42 @@
         </w:tc>
       </w:tr>
       <w:tr>
+        <w:trPr>
+          <w:cantSplit/>
+        </w:trPr>
+        <w:tc>
+          <w:tcPr>
+            <w:tcW w:type="dxa" w:w="1701"/>
+            <w:shd w:val="clear" w:color="auto" w:fill="F2F6FB"/>
+          </w:tcPr>
+          <w:p>
+            <w:r>
+              <w:rPr>
+                <w:b/>
+                <w:sz w:val="18"/>
+              </w:rPr>
+              <w:t>测试数据</w:t>
+            </w:r>
+          </w:p>
+        </w:tc>
+        <w:tc>
+          <w:tcPr>
+            <w:tcW w:type="dxa" w:w="7937"/>
+          </w:tcPr>
+          <w:p>
+            <w:r>
+              <w:rPr>
+                <w:sz w:val="18"/>
+              </w:rPr>
+              <w:t>越权探测 5 组：admin→安全策略/审计日志、secadmin→账号管理、auditor→安全策略/账号管理</w:t>
+            </w:r>
+          </w:p>
+        </w:tc>
+      </w:tr>
+      <w:tr>
+        <w:trPr>
+          <w:cantSplit/>
+        </w:trPr>
         <w:tc>
           <w:tcPr>
             <w:tcW w:type="dxa" w:w="1701"/>
@@ -8624,6 +10208,9 @@
         </w:tc>
       </w:tr>
       <w:tr>
+        <w:trPr>
+          <w:cantSplit/>
+        </w:trPr>
         <w:tc>
           <w:tcPr>
             <w:tcW w:type="dxa" w:w="1701"/>
@@ -8654,6 +10241,9 @@
         </w:tc>
       </w:tr>
       <w:tr>
+        <w:trPr>
+          <w:cantSplit/>
+        </w:trPr>
         <w:tc>
           <w:tcPr>
             <w:tcW w:type="dxa" w:w="1701"/>
@@ -8684,6 +10274,9 @@
         </w:tc>
       </w:tr>
       <w:tr>
+        <w:trPr>
+          <w:cantSplit/>
+        </w:trPr>
         <w:tc>
           <w:tcPr>
             <w:tcW w:type="dxa" w:w="1701"/>
@@ -8716,6 +10309,9 @@
         </w:tc>
       </w:tr>
       <w:tr>
+        <w:trPr>
+          <w:cantSplit/>
+        </w:trPr>
         <w:tc>
           <w:tcPr>
             <w:tcW w:type="dxa" w:w="1701"/>
@@ -8769,6 +10365,9 @@
         <w:gridCol w:w="4819"/>
       </w:tblGrid>
       <w:tr>
+        <w:trPr>
+          <w:cantSplit/>
+        </w:trPr>
         <w:tc>
           <w:tcPr>
             <w:tcW w:type="dxa" w:w="1701"/>
@@ -8799,6 +10398,9 @@
         </w:tc>
       </w:tr>
       <w:tr>
+        <w:trPr>
+          <w:cantSplit/>
+        </w:trPr>
         <w:tc>
           <w:tcPr>
             <w:tcW w:type="dxa" w:w="1701"/>
@@ -8829,6 +10431,9 @@
         </w:tc>
       </w:tr>
       <w:tr>
+        <w:trPr>
+          <w:cantSplit/>
+        </w:trPr>
         <w:tc>
           <w:tcPr>
             <w:tcW w:type="dxa" w:w="1701"/>
@@ -8859,6 +10464,42 @@
         </w:tc>
       </w:tr>
       <w:tr>
+        <w:trPr>
+          <w:cantSplit/>
+        </w:trPr>
+        <w:tc>
+          <w:tcPr>
+            <w:tcW w:type="dxa" w:w="1701"/>
+            <w:shd w:val="clear" w:color="auto" w:fill="F2F6FB"/>
+          </w:tcPr>
+          <w:p>
+            <w:r>
+              <w:rPr>
+                <w:b/>
+                <w:sz w:val="18"/>
+              </w:rPr>
+              <w:t>测试数据</w:t>
+            </w:r>
+          </w:p>
+        </w:tc>
+        <w:tc>
+          <w:tcPr>
+            <w:tcW w:type="dxa" w:w="7937"/>
+          </w:tcPr>
+          <w:p>
+            <w:r>
+              <w:rPr>
+                <w:sz w:val="18"/>
+              </w:rPr>
+              <w:t>与 TC-714-04 相同：项目 42 secret=4、成员 srs_m，clearance 3→4 两轮访问</w:t>
+            </w:r>
+          </w:p>
+        </w:tc>
+      </w:tr>
+      <w:tr>
+        <w:trPr>
+          <w:cantSplit/>
+        </w:trPr>
         <w:tc>
           <w:tcPr>
             <w:tcW w:type="dxa" w:w="1701"/>
@@ -8889,6 +10530,9 @@
         </w:tc>
       </w:tr>
       <w:tr>
+        <w:trPr>
+          <w:cantSplit/>
+        </w:trPr>
         <w:tc>
           <w:tcPr>
             <w:tcW w:type="dxa" w:w="1701"/>
@@ -8919,6 +10563,9 @@
         </w:tc>
       </w:tr>
       <w:tr>
+        <w:trPr>
+          <w:cantSplit/>
+        </w:trPr>
         <w:tc>
           <w:tcPr>
             <w:tcW w:type="dxa" w:w="1701"/>
@@ -8949,6 +10596,9 @@
         </w:tc>
       </w:tr>
       <w:tr>
+        <w:trPr>
+          <w:cantSplit/>
+        </w:trPr>
         <w:tc>
           <w:tcPr>
             <w:tcW w:type="dxa" w:w="1701"/>
@@ -8981,6 +10631,9 @@
         </w:tc>
       </w:tr>
       <w:tr>
+        <w:trPr>
+          <w:cantSplit/>
+        </w:trPr>
         <w:tc>
           <w:tcPr>
             <w:tcW w:type="dxa" w:w="1701"/>
@@ -9034,6 +10687,9 @@
         <w:gridCol w:w="4819"/>
       </w:tblGrid>
       <w:tr>
+        <w:trPr>
+          <w:cantSplit/>
+        </w:trPr>
         <w:tc>
           <w:tcPr>
             <w:tcW w:type="dxa" w:w="1701"/>
@@ -9064,6 +10720,9 @@
         </w:tc>
       </w:tr>
       <w:tr>
+        <w:trPr>
+          <w:cantSplit/>
+        </w:trPr>
         <w:tc>
           <w:tcPr>
             <w:tcW w:type="dxa" w:w="1701"/>
@@ -9094,6 +10753,9 @@
         </w:tc>
       </w:tr>
       <w:tr>
+        <w:trPr>
+          <w:cantSplit/>
+        </w:trPr>
         <w:tc>
           <w:tcPr>
             <w:tcW w:type="dxa" w:w="1701"/>
@@ -9124,6 +10786,42 @@
         </w:tc>
       </w:tr>
       <w:tr>
+        <w:trPr>
+          <w:cantSplit/>
+        </w:trPr>
+        <w:tc>
+          <w:tcPr>
+            <w:tcW w:type="dxa" w:w="1701"/>
+            <w:shd w:val="clear" w:color="auto" w:fill="F2F6FB"/>
+          </w:tcPr>
+          <w:p>
+            <w:r>
+              <w:rPr>
+                <w:b/>
+                <w:sz w:val="18"/>
+              </w:rPr>
+              <w:t>测试数据</w:t>
+            </w:r>
+          </w:p>
+        </w:tc>
+        <w:tc>
+          <w:tcPr>
+            <w:tcW w:type="dxa" w:w="7937"/>
+          </w:tcPr>
+          <w:p>
+            <w:r>
+              <w:rPr>
+                <w:sz w:val="18"/>
+              </w:rPr>
+              <w:t>不适用，不注入测试数据；验证对象为 OS 强制访问控制、MySQL 权限与 PMI 基础设施</w:t>
+            </w:r>
+          </w:p>
+        </w:tc>
+      </w:tr>
+      <w:tr>
+        <w:trPr>
+          <w:cantSplit/>
+        </w:trPr>
         <w:tc>
           <w:tcPr>
             <w:tcW w:type="dxa" w:w="1701"/>
@@ -9154,6 +10852,9 @@
         </w:tc>
       </w:tr>
       <w:tr>
+        <w:trPr>
+          <w:cantSplit/>
+        </w:trPr>
         <w:tc>
           <w:tcPr>
             <w:tcW w:type="dxa" w:w="1701"/>
@@ -9184,6 +10885,9 @@
         </w:tc>
       </w:tr>
       <w:tr>
+        <w:trPr>
+          <w:cantSplit/>
+        </w:trPr>
         <w:tc>
           <w:tcPr>
             <w:tcW w:type="dxa" w:w="1701"/>
@@ -9214,6 +10918,9 @@
         </w:tc>
       </w:tr>
       <w:tr>
+        <w:trPr>
+          <w:cantSplit/>
+        </w:trPr>
         <w:tc>
           <w:tcPr>
             <w:tcW w:type="dxa" w:w="1701"/>
@@ -9246,6 +10953,9 @@
         </w:tc>
       </w:tr>
       <w:tr>
+        <w:trPr>
+          <w:cantSplit/>
+        </w:trPr>
         <w:tc>
           <w:tcPr>
             <w:tcW w:type="dxa" w:w="1701"/>
@@ -9299,6 +11009,9 @@
         <w:gridCol w:w="4819"/>
       </w:tblGrid>
       <w:tr>
+        <w:trPr>
+          <w:cantSplit/>
+        </w:trPr>
         <w:tc>
           <w:tcPr>
             <w:tcW w:type="dxa" w:w="1701"/>
@@ -9329,6 +11042,9 @@
         </w:tc>
       </w:tr>
       <w:tr>
+        <w:trPr>
+          <w:cantSplit/>
+        </w:trPr>
         <w:tc>
           <w:tcPr>
             <w:tcW w:type="dxa" w:w="1701"/>
@@ -9359,6 +11075,9 @@
         </w:tc>
       </w:tr>
       <w:tr>
+        <w:trPr>
+          <w:cantSplit/>
+        </w:trPr>
         <w:tc>
           <w:tcPr>
             <w:tcW w:type="dxa" w:w="1701"/>
@@ -9389,6 +11108,42 @@
         </w:tc>
       </w:tr>
       <w:tr>
+        <w:trPr>
+          <w:cantSplit/>
+        </w:trPr>
+        <w:tc>
+          <w:tcPr>
+            <w:tcW w:type="dxa" w:w="1701"/>
+            <w:shd w:val="clear" w:color="auto" w:fill="F2F6FB"/>
+          </w:tcPr>
+          <w:p>
+            <w:r>
+              <w:rPr>
+                <w:b/>
+                <w:sz w:val="18"/>
+              </w:rPr>
+              <w:t>测试数据</w:t>
+            </w:r>
+          </w:p>
+        </w:tc>
+        <w:tc>
+          <w:tcPr>
+            <w:tcW w:type="dxa" w:w="7937"/>
+          </w:tcPr>
+          <w:p>
+            <w:r>
+              <w:rPr>
+                <w:sz w:val="18"/>
+              </w:rPr>
+              <w:t>不适用，不注入测试数据；环境事实：单机部署，无分布式策略冲突场景</w:t>
+            </w:r>
+          </w:p>
+        </w:tc>
+      </w:tr>
+      <w:tr>
+        <w:trPr>
+          <w:cantSplit/>
+        </w:trPr>
         <w:tc>
           <w:tcPr>
             <w:tcW w:type="dxa" w:w="1701"/>
@@ -9419,6 +11174,9 @@
         </w:tc>
       </w:tr>
       <w:tr>
+        <w:trPr>
+          <w:cantSplit/>
+        </w:trPr>
         <w:tc>
           <w:tcPr>
             <w:tcW w:type="dxa" w:w="1701"/>
@@ -9449,6 +11207,9 @@
         </w:tc>
       </w:tr>
       <w:tr>
+        <w:trPr>
+          <w:cantSplit/>
+        </w:trPr>
         <w:tc>
           <w:tcPr>
             <w:tcW w:type="dxa" w:w="1701"/>
@@ -9479,6 +11240,9 @@
         </w:tc>
       </w:tr>
       <w:tr>
+        <w:trPr>
+          <w:cantSplit/>
+        </w:trPr>
         <w:tc>
           <w:tcPr>
             <w:tcW w:type="dxa" w:w="1701"/>
@@ -9511,6 +11275,9 @@
         </w:tc>
       </w:tr>
       <w:tr>
+        <w:trPr>
+          <w:cantSplit/>
+        </w:trPr>
         <w:tc>
           <w:tcPr>
             <w:tcW w:type="dxa" w:w="1701"/>
@@ -9650,6 +11417,9 @@
         <w:gridCol w:w="4819"/>
       </w:tblGrid>
       <w:tr>
+        <w:trPr>
+          <w:cantSplit/>
+        </w:trPr>
         <w:tc>
           <w:tcPr>
             <w:tcW w:type="dxa" w:w="1701"/>
@@ -9680,6 +11450,9 @@
         </w:tc>
       </w:tr>
       <w:tr>
+        <w:trPr>
+          <w:cantSplit/>
+        </w:trPr>
         <w:tc>
           <w:tcPr>
             <w:tcW w:type="dxa" w:w="1701"/>
@@ -9710,6 +11483,9 @@
         </w:tc>
       </w:tr>
       <w:tr>
+        <w:trPr>
+          <w:cantSplit/>
+        </w:trPr>
         <w:tc>
           <w:tcPr>
             <w:tcW w:type="dxa" w:w="1701"/>
@@ -9740,6 +11516,42 @@
         </w:tc>
       </w:tr>
       <w:tr>
+        <w:trPr>
+          <w:cantSplit/>
+        </w:trPr>
+        <w:tc>
+          <w:tcPr>
+            <w:tcW w:type="dxa" w:w="1701"/>
+            <w:shd w:val="clear" w:color="auto" w:fill="F2F6FB"/>
+          </w:tcPr>
+          <w:p>
+            <w:r>
+              <w:rPr>
+                <w:b/>
+                <w:sz w:val="18"/>
+              </w:rPr>
+              <w:t>测试数据</w:t>
+            </w:r>
+          </w:p>
+        </w:tc>
+        <w:tc>
+          <w:tcPr>
+            <w:tcW w:type="dxa" w:w="7937"/>
+          </w:tcPr>
+          <w:p>
+            <w:r>
+              <w:rPr>
+                <w:sz w:val="18"/>
+              </w:rPr>
+              <w:t>主动触发四类事件：安全员将 srs_m clearance 置 2、更新安全策略（沿用现值）、srs_m 越权访问 /system/user/index、审计员请求日志删除 day=1</w:t>
+            </w:r>
+          </w:p>
+        </w:tc>
+      </w:tr>
+      <w:tr>
+        <w:trPr>
+          <w:cantSplit/>
+        </w:trPr>
         <w:tc>
           <w:tcPr>
             <w:tcW w:type="dxa" w:w="1701"/>
@@ -9770,6 +11582,9 @@
         </w:tc>
       </w:tr>
       <w:tr>
+        <w:trPr>
+          <w:cantSplit/>
+        </w:trPr>
         <w:tc>
           <w:tcPr>
             <w:tcW w:type="dxa" w:w="1701"/>
@@ -9800,6 +11615,9 @@
         </w:tc>
       </w:tr>
       <w:tr>
+        <w:trPr>
+          <w:cantSplit/>
+        </w:trPr>
         <w:tc>
           <w:tcPr>
             <w:tcW w:type="dxa" w:w="1701"/>
@@ -9830,6 +11648,9 @@
         </w:tc>
       </w:tr>
       <w:tr>
+        <w:trPr>
+          <w:cantSplit/>
+        </w:trPr>
         <w:tc>
           <w:tcPr>
             <w:tcW w:type="dxa" w:w="1701"/>
@@ -9862,6 +11683,9 @@
         </w:tc>
       </w:tr>
       <w:tr>
+        <w:trPr>
+          <w:cantSplit/>
+        </w:trPr>
         <w:tc>
           <w:tcPr>
             <w:tcW w:type="dxa" w:w="1701"/>
@@ -9915,6 +11739,9 @@
         <w:gridCol w:w="4819"/>
       </w:tblGrid>
       <w:tr>
+        <w:trPr>
+          <w:cantSplit/>
+        </w:trPr>
         <w:tc>
           <w:tcPr>
             <w:tcW w:type="dxa" w:w="1701"/>
@@ -9945,6 +11772,9 @@
         </w:tc>
       </w:tr>
       <w:tr>
+        <w:trPr>
+          <w:cantSplit/>
+        </w:trPr>
         <w:tc>
           <w:tcPr>
             <w:tcW w:type="dxa" w:w="1701"/>
@@ -9975,6 +11805,9 @@
         </w:tc>
       </w:tr>
       <w:tr>
+        <w:trPr>
+          <w:cantSplit/>
+        </w:trPr>
         <w:tc>
           <w:tcPr>
             <w:tcW w:type="dxa" w:w="1701"/>
@@ -10005,6 +11838,42 @@
         </w:tc>
       </w:tr>
       <w:tr>
+        <w:trPr>
+          <w:cantSplit/>
+        </w:trPr>
+        <w:tc>
+          <w:tcPr>
+            <w:tcW w:type="dxa" w:w="1701"/>
+            <w:shd w:val="clear" w:color="auto" w:fill="F2F6FB"/>
+          </w:tcPr>
+          <w:p>
+            <w:r>
+              <w:rPr>
+                <w:b/>
+                <w:sz w:val="18"/>
+              </w:rPr>
+              <w:t>测试数据</w:t>
+            </w:r>
+          </w:p>
+        </w:tc>
+        <w:tc>
+          <w:tcPr>
+            <w:tcW w:type="dxa" w:w="7937"/>
+          </w:tcPr>
+          <w:p>
+            <w:r>
+              <w:rPr>
+                <w:sz w:val="18"/>
+              </w:rPr>
+              <w:t>审计员查询 /system/log/auditLogList：page=1、pageSize=50</w:t>
+            </w:r>
+          </w:p>
+        </w:tc>
+      </w:tr>
+      <w:tr>
+        <w:trPr>
+          <w:cantSplit/>
+        </w:trPr>
         <w:tc>
           <w:tcPr>
             <w:tcW w:type="dxa" w:w="1701"/>
@@ -10035,6 +11904,9 @@
         </w:tc>
       </w:tr>
       <w:tr>
+        <w:trPr>
+          <w:cantSplit/>
+        </w:trPr>
         <w:tc>
           <w:tcPr>
             <w:tcW w:type="dxa" w:w="1701"/>
@@ -10065,6 +11937,9 @@
         </w:tc>
       </w:tr>
       <w:tr>
+        <w:trPr>
+          <w:cantSplit/>
+        </w:trPr>
         <w:tc>
           <w:tcPr>
             <w:tcW w:type="dxa" w:w="1701"/>
@@ -10095,6 +11970,9 @@
         </w:tc>
       </w:tr>
       <w:tr>
+        <w:trPr>
+          <w:cantSplit/>
+        </w:trPr>
         <w:tc>
           <w:tcPr>
             <w:tcW w:type="dxa" w:w="1701"/>
@@ -10127,6 +12005,9 @@
         </w:tc>
       </w:tr>
       <w:tr>
+        <w:trPr>
+          <w:cantSplit/>
+        </w:trPr>
         <w:tc>
           <w:tcPr>
             <w:tcW w:type="dxa" w:w="1701"/>
@@ -10180,6 +12061,9 @@
         <w:gridCol w:w="4819"/>
       </w:tblGrid>
       <w:tr>
+        <w:trPr>
+          <w:cantSplit/>
+        </w:trPr>
         <w:tc>
           <w:tcPr>
             <w:tcW w:type="dxa" w:w="1701"/>
@@ -10210,6 +12094,9 @@
         </w:tc>
       </w:tr>
       <w:tr>
+        <w:trPr>
+          <w:cantSplit/>
+        </w:trPr>
         <w:tc>
           <w:tcPr>
             <w:tcW w:type="dxa" w:w="1701"/>
@@ -10240,6 +12127,9 @@
         </w:tc>
       </w:tr>
       <w:tr>
+        <w:trPr>
+          <w:cantSplit/>
+        </w:trPr>
         <w:tc>
           <w:tcPr>
             <w:tcW w:type="dxa" w:w="1701"/>
@@ -10270,6 +12160,42 @@
         </w:tc>
       </w:tr>
       <w:tr>
+        <w:trPr>
+          <w:cantSplit/>
+        </w:trPr>
+        <w:tc>
+          <w:tcPr>
+            <w:tcW w:type="dxa" w:w="1701"/>
+            <w:shd w:val="clear" w:color="auto" w:fill="F2F6FB"/>
+          </w:tcPr>
+          <w:p>
+            <w:r>
+              <w:rPr>
+                <w:b/>
+                <w:sz w:val="18"/>
+              </w:rPr>
+              <w:t>测试数据</w:t>
+            </w:r>
+          </w:p>
+        </w:tc>
+        <w:tc>
+          <w:tcPr>
+            <w:tcW w:type="dxa" w:w="7937"/>
+          </w:tcPr>
+          <w:p>
+            <w:r>
+              <w:rPr>
+                <w:sz w:val="18"/>
+              </w:rPr>
+              <w:t>接口 /system/log/auditEventTypes；并统计 audit_log 中 account_lock、access_denied、log_purge_denied、integrity_broken 四类告警记录</w:t>
+            </w:r>
+          </w:p>
+        </w:tc>
+      </w:tr>
+      <w:tr>
+        <w:trPr>
+          <w:cantSplit/>
+        </w:trPr>
         <w:tc>
           <w:tcPr>
             <w:tcW w:type="dxa" w:w="1701"/>
@@ -10300,6 +12226,9 @@
         </w:tc>
       </w:tr>
       <w:tr>
+        <w:trPr>
+          <w:cantSplit/>
+        </w:trPr>
         <w:tc>
           <w:tcPr>
             <w:tcW w:type="dxa" w:w="1701"/>
@@ -10330,6 +12259,9 @@
         </w:tc>
       </w:tr>
       <w:tr>
+        <w:trPr>
+          <w:cantSplit/>
+        </w:trPr>
         <w:tc>
           <w:tcPr>
             <w:tcW w:type="dxa" w:w="1701"/>
@@ -10354,12 +12286,15 @@
               <w:rPr>
                 <w:sz w:val="18"/>
               </w:rPr>
-              <w:t>告警类事件集合=['access_denied', 'account_lock', 'integrity_broken', 'log_purge_denied']；告警记录 209 条</w:t>
-            </w:r>
-          </w:p>
-        </w:tc>
-      </w:tr>
-      <w:tr>
+              <w:t>告警类事件集合=['access_denied', 'account_lock', 'integrity_broken', 'log_purge_denied']；告警记录 233 条</w:t>
+            </w:r>
+          </w:p>
+        </w:tc>
+      </w:tr>
+      <w:tr>
+        <w:trPr>
+          <w:cantSplit/>
+        </w:trPr>
         <w:tc>
           <w:tcPr>
             <w:tcW w:type="dxa" w:w="1701"/>
@@ -10392,6 +12327,9 @@
         </w:tc>
       </w:tr>
       <w:tr>
+        <w:trPr>
+          <w:cantSplit/>
+        </w:trPr>
         <w:tc>
           <w:tcPr>
             <w:tcW w:type="dxa" w:w="1701"/>
@@ -10445,6 +12383,9 @@
         <w:gridCol w:w="4819"/>
       </w:tblGrid>
       <w:tr>
+        <w:trPr>
+          <w:cantSplit/>
+        </w:trPr>
         <w:tc>
           <w:tcPr>
             <w:tcW w:type="dxa" w:w="1701"/>
@@ -10475,6 +12416,9 @@
         </w:tc>
       </w:tr>
       <w:tr>
+        <w:trPr>
+          <w:cantSplit/>
+        </w:trPr>
         <w:tc>
           <w:tcPr>
             <w:tcW w:type="dxa" w:w="1701"/>
@@ -10505,6 +12449,9 @@
         </w:tc>
       </w:tr>
       <w:tr>
+        <w:trPr>
+          <w:cantSplit/>
+        </w:trPr>
         <w:tc>
           <w:tcPr>
             <w:tcW w:type="dxa" w:w="1701"/>
@@ -10535,6 +12482,42 @@
         </w:tc>
       </w:tr>
       <w:tr>
+        <w:trPr>
+          <w:cantSplit/>
+        </w:trPr>
+        <w:tc>
+          <w:tcPr>
+            <w:tcW w:type="dxa" w:w="1701"/>
+            <w:shd w:val="clear" w:color="auto" w:fill="F2F6FB"/>
+          </w:tcPr>
+          <w:p>
+            <w:r>
+              <w:rPr>
+                <w:b/>
+                <w:sz w:val="18"/>
+              </w:rPr>
+              <w:t>测试数据</w:t>
+            </w:r>
+          </w:p>
+        </w:tc>
+        <w:tc>
+          <w:tcPr>
+            <w:tcW w:type="dxa" w:w="7937"/>
+          </w:tcPr>
+          <w:p>
+            <w:r>
+              <w:rPr>
+                <w:sz w:val="18"/>
+              </w:rPr>
+              <w:t>四组检索条件：username=srs_a；event_type=login_success；ip=127.0.0.1；时间区间 2026-10-19 ~ 2026-10-20（每组 page=1、pageSize=50）</w:t>
+            </w:r>
+          </w:p>
+        </w:tc>
+      </w:tr>
+      <w:tr>
+        <w:trPr>
+          <w:cantSplit/>
+        </w:trPr>
         <w:tc>
           <w:tcPr>
             <w:tcW w:type="dxa" w:w="1701"/>
@@ -10565,6 +12548,9 @@
         </w:tc>
       </w:tr>
       <w:tr>
+        <w:trPr>
+          <w:cantSplit/>
+        </w:trPr>
         <w:tc>
           <w:tcPr>
             <w:tcW w:type="dxa" w:w="1701"/>
@@ -10595,6 +12581,9 @@
         </w:tc>
       </w:tr>
       <w:tr>
+        <w:trPr>
+          <w:cantSplit/>
+        </w:trPr>
         <w:tc>
           <w:tcPr>
             <w:tcW w:type="dxa" w:w="1701"/>
@@ -10625,6 +12614,9 @@
         </w:tc>
       </w:tr>
       <w:tr>
+        <w:trPr>
+          <w:cantSplit/>
+        </w:trPr>
         <w:tc>
           <w:tcPr>
             <w:tcW w:type="dxa" w:w="1701"/>
@@ -10657,6 +12649,9 @@
         </w:tc>
       </w:tr>
       <w:tr>
+        <w:trPr>
+          <w:cantSplit/>
+        </w:trPr>
         <w:tc>
           <w:tcPr>
             <w:tcW w:type="dxa" w:w="1701"/>
@@ -10710,6 +12705,9 @@
         <w:gridCol w:w="4819"/>
       </w:tblGrid>
       <w:tr>
+        <w:trPr>
+          <w:cantSplit/>
+        </w:trPr>
         <w:tc>
           <w:tcPr>
             <w:tcW w:type="dxa" w:w="1701"/>
@@ -10740,6 +12738,9 @@
         </w:tc>
       </w:tr>
       <w:tr>
+        <w:trPr>
+          <w:cantSplit/>
+        </w:trPr>
         <w:tc>
           <w:tcPr>
             <w:tcW w:type="dxa" w:w="1701"/>
@@ -10770,6 +12771,9 @@
         </w:tc>
       </w:tr>
       <w:tr>
+        <w:trPr>
+          <w:cantSplit/>
+        </w:trPr>
         <w:tc>
           <w:tcPr>
             <w:tcW w:type="dxa" w:w="1701"/>
@@ -10800,6 +12804,42 @@
         </w:tc>
       </w:tr>
       <w:tr>
+        <w:trPr>
+          <w:cantSplit/>
+        </w:trPr>
+        <w:tc>
+          <w:tcPr>
+            <w:tcW w:type="dxa" w:w="1701"/>
+            <w:shd w:val="clear" w:color="auto" w:fill="F2F6FB"/>
+          </w:tcPr>
+          <w:p>
+            <w:r>
+              <w:rPr>
+                <w:b/>
+                <w:sz w:val="18"/>
+              </w:rPr>
+              <w:t>测试数据</w:t>
+            </w:r>
+          </w:p>
+        </w:tc>
+        <w:tc>
+          <w:tcPr>
+            <w:tcW w:type="dxa" w:w="7937"/>
+          </w:tcPr>
+          <w:p>
+            <w:r>
+              <w:rPr>
+                <w:sz w:val="18"/>
+              </w:rPr>
+              <w:t>日志删除请求三组：admin + day=1；auditor + day=0（全清）；auditor + day=1（短于保留期）</w:t>
+            </w:r>
+          </w:p>
+        </w:tc>
+      </w:tr>
+      <w:tr>
+        <w:trPr>
+          <w:cantSplit/>
+        </w:trPr>
         <w:tc>
           <w:tcPr>
             <w:tcW w:type="dxa" w:w="1701"/>
@@ -10830,6 +12870,9 @@
         </w:tc>
       </w:tr>
       <w:tr>
+        <w:trPr>
+          <w:cantSplit/>
+        </w:trPr>
         <w:tc>
           <w:tcPr>
             <w:tcW w:type="dxa" w:w="1701"/>
@@ -10860,6 +12903,9 @@
         </w:tc>
       </w:tr>
       <w:tr>
+        <w:trPr>
+          <w:cantSplit/>
+        </w:trPr>
         <w:tc>
           <w:tcPr>
             <w:tcW w:type="dxa" w:w="1701"/>
@@ -10884,12 +12930,15 @@
               <w:rPr>
                 <w:sz w:val="18"/>
               </w:rPr>
-              <w:t>管理员删除日志 HTTP 403；审计员全清(day=0) HTTP 403、短于保留期(day=1) HTTP 403（消息：审计日志受保护：仅能清理 30 天前的日志，禁止）；30 天保留期保护=True；审计日志本身无删除接口=True；拒绝告警 22 条</w:t>
-            </w:r>
-          </w:p>
-        </w:tc>
-      </w:tr>
-      <w:tr>
+              <w:t>管理员删除日志 HTTP 403；审计员全清(day=0) HTTP 403、短于保留期(day=1) HTTP 403（消息：审计日志受保护：仅能清理 30 天前的日志，禁止）；30 天保留期保护=True；审计日志本身无删除接口=True；拒绝告警 25 条</w:t>
+            </w:r>
+          </w:p>
+        </w:tc>
+      </w:tr>
+      <w:tr>
+        <w:trPr>
+          <w:cantSplit/>
+        </w:trPr>
         <w:tc>
           <w:tcPr>
             <w:tcW w:type="dxa" w:w="1701"/>
@@ -10922,6 +12971,9 @@
         </w:tc>
       </w:tr>
       <w:tr>
+        <w:trPr>
+          <w:cantSplit/>
+        </w:trPr>
         <w:tc>
           <w:tcPr>
             <w:tcW w:type="dxa" w:w="1701"/>
@@ -10975,6 +13027,9 @@
         <w:gridCol w:w="4819"/>
       </w:tblGrid>
       <w:tr>
+        <w:trPr>
+          <w:cantSplit/>
+        </w:trPr>
         <w:tc>
           <w:tcPr>
             <w:tcW w:type="dxa" w:w="1701"/>
@@ -11005,6 +13060,9 @@
         </w:tc>
       </w:tr>
       <w:tr>
+        <w:trPr>
+          <w:cantSplit/>
+        </w:trPr>
         <w:tc>
           <w:tcPr>
             <w:tcW w:type="dxa" w:w="1701"/>
@@ -11035,6 +13093,9 @@
         </w:tc>
       </w:tr>
       <w:tr>
+        <w:trPr>
+          <w:cantSplit/>
+        </w:trPr>
         <w:tc>
           <w:tcPr>
             <w:tcW w:type="dxa" w:w="1701"/>
@@ -11065,6 +13126,42 @@
         </w:tc>
       </w:tr>
       <w:tr>
+        <w:trPr>
+          <w:cantSplit/>
+        </w:trPr>
+        <w:tc>
+          <w:tcPr>
+            <w:tcW w:type="dxa" w:w="1701"/>
+            <w:shd w:val="clear" w:color="auto" w:fill="F2F6FB"/>
+          </w:tcPr>
+          <w:p>
+            <w:r>
+              <w:rPr>
+                <w:b/>
+                <w:sz w:val="18"/>
+              </w:rPr>
+              <w:t>测试数据</w:t>
+            </w:r>
+          </w:p>
+        </w:tc>
+        <w:tc>
+          <w:tcPr>
+            <w:tcW w:type="dxa" w:w="7937"/>
+          </w:tcPr>
+          <w:p>
+            <w:r>
+              <w:rPr>
+                <w:sz w:val="18"/>
+              </w:rPr>
+              <w:t>不适用，不注入测试数据；环境事实：单机部署，无多节点审计汇总场景</w:t>
+            </w:r>
+          </w:p>
+        </w:tc>
+      </w:tr>
+      <w:tr>
+        <w:trPr>
+          <w:cantSplit/>
+        </w:trPr>
         <w:tc>
           <w:tcPr>
             <w:tcW w:type="dxa" w:w="1701"/>
@@ -11095,6 +13192,9 @@
         </w:tc>
       </w:tr>
       <w:tr>
+        <w:trPr>
+          <w:cantSplit/>
+        </w:trPr>
         <w:tc>
           <w:tcPr>
             <w:tcW w:type="dxa" w:w="1701"/>
@@ -11125,6 +13225,9 @@
         </w:tc>
       </w:tr>
       <w:tr>
+        <w:trPr>
+          <w:cantSplit/>
+        </w:trPr>
         <w:tc>
           <w:tcPr>
             <w:tcW w:type="dxa" w:w="1701"/>
@@ -11155,6 +13258,9 @@
         </w:tc>
       </w:tr>
       <w:tr>
+        <w:trPr>
+          <w:cantSplit/>
+        </w:trPr>
         <w:tc>
           <w:tcPr>
             <w:tcW w:type="dxa" w:w="1701"/>
@@ -11187,6 +13293,9 @@
         </w:tc>
       </w:tr>
       <w:tr>
+        <w:trPr>
+          <w:cantSplit/>
+        </w:trPr>
         <w:tc>
           <w:tcPr>
             <w:tcW w:type="dxa" w:w="1701"/>
@@ -11326,6 +13435,9 @@
         <w:gridCol w:w="4819"/>
       </w:tblGrid>
       <w:tr>
+        <w:trPr>
+          <w:cantSplit/>
+        </w:trPr>
         <w:tc>
           <w:tcPr>
             <w:tcW w:type="dxa" w:w="1701"/>
@@ -11356,6 +13468,9 @@
         </w:tc>
       </w:tr>
       <w:tr>
+        <w:trPr>
+          <w:cantSplit/>
+        </w:trPr>
         <w:tc>
           <w:tcPr>
             <w:tcW w:type="dxa" w:w="1701"/>
@@ -11386,6 +13501,9 @@
         </w:tc>
       </w:tr>
       <w:tr>
+        <w:trPr>
+          <w:cantSplit/>
+        </w:trPr>
         <w:tc>
           <w:tcPr>
             <w:tcW w:type="dxa" w:w="1701"/>
@@ -11416,6 +13534,42 @@
         </w:tc>
       </w:tr>
       <w:tr>
+        <w:trPr>
+          <w:cantSplit/>
+        </w:trPr>
+        <w:tc>
+          <w:tcPr>
+            <w:tcW w:type="dxa" w:w="1701"/>
+            <w:shd w:val="clear" w:color="auto" w:fill="F2F6FB"/>
+          </w:tcPr>
+          <w:p>
+            <w:r>
+              <w:rPr>
+                <w:b/>
+                <w:sz w:val="18"/>
+              </w:rPr>
+              <w:t>测试数据</w:t>
+            </w:r>
+          </w:p>
+        </w:tc>
+        <w:tc>
+          <w:tcPr>
+            <w:tcW w:type="dxa" w:w="7937"/>
+          </w:tcPr>
+          <w:p>
+            <w:r>
+              <w:rPr>
+                <w:sz w:val="18"/>
+              </w:rPr>
+              <w:t>审计员调用 /system/log/integrityCheck，对全库受保护数据批量核查</w:t>
+            </w:r>
+          </w:p>
+        </w:tc>
+      </w:tr>
+      <w:tr>
+        <w:trPr>
+          <w:cantSplit/>
+        </w:trPr>
         <w:tc>
           <w:tcPr>
             <w:tcW w:type="dxa" w:w="1701"/>
@@ -11446,6 +13600,9 @@
         </w:tc>
       </w:tr>
       <w:tr>
+        <w:trPr>
+          <w:cantSplit/>
+        </w:trPr>
         <w:tc>
           <w:tcPr>
             <w:tcW w:type="dxa" w:w="1701"/>
@@ -11476,6 +13633,9 @@
         </w:tc>
       </w:tr>
       <w:tr>
+        <w:trPr>
+          <w:cantSplit/>
+        </w:trPr>
         <w:tc>
           <w:tcPr>
             <w:tcW w:type="dxa" w:w="1701"/>
@@ -11506,6 +13666,9 @@
         </w:tc>
       </w:tr>
       <w:tr>
+        <w:trPr>
+          <w:cantSplit/>
+        </w:trPr>
         <w:tc>
           <w:tcPr>
             <w:tcW w:type="dxa" w:w="1701"/>
@@ -11538,6 +13701,9 @@
         </w:tc>
       </w:tr>
       <w:tr>
+        <w:trPr>
+          <w:cantSplit/>
+        </w:trPr>
         <w:tc>
           <w:tcPr>
             <w:tcW w:type="dxa" w:w="1701"/>
@@ -11591,6 +13757,9 @@
         <w:gridCol w:w="4819"/>
       </w:tblGrid>
       <w:tr>
+        <w:trPr>
+          <w:cantSplit/>
+        </w:trPr>
         <w:tc>
           <w:tcPr>
             <w:tcW w:type="dxa" w:w="1701"/>
@@ -11621,6 +13790,9 @@
         </w:tc>
       </w:tr>
       <w:tr>
+        <w:trPr>
+          <w:cantSplit/>
+        </w:trPr>
         <w:tc>
           <w:tcPr>
             <w:tcW w:type="dxa" w:w="1701"/>
@@ -11651,6 +13823,9 @@
         </w:tc>
       </w:tr>
       <w:tr>
+        <w:trPr>
+          <w:cantSplit/>
+        </w:trPr>
         <w:tc>
           <w:tcPr>
             <w:tcW w:type="dxa" w:w="1701"/>
@@ -11681,6 +13856,42 @@
         </w:tc>
       </w:tr>
       <w:tr>
+        <w:trPr>
+          <w:cantSplit/>
+        </w:trPr>
+        <w:tc>
+          <w:tcPr>
+            <w:tcW w:type="dxa" w:w="1701"/>
+            <w:shd w:val="clear" w:color="auto" w:fill="F2F6FB"/>
+          </w:tcPr>
+          <w:p>
+            <w:r>
+              <w:rPr>
+                <w:b/>
+                <w:sz w:val="18"/>
+              </w:rPr>
+              <w:t>测试数据</w:t>
+            </w:r>
+          </w:p>
+        </w:tc>
+        <w:tc>
+          <w:tcPr>
+            <w:tcW w:type="dxa" w:w="7937"/>
+          </w:tcPr>
+          <w:p>
+            <w:r>
+              <w:rPr>
+                <w:sz w:val="18"/>
+              </w:rPr>
+              <w:t>新建问题单「用例-完整性写后刷新」（project_id=42）触发写入，随后全库核查</w:t>
+            </w:r>
+          </w:p>
+        </w:tc>
+      </w:tr>
+      <w:tr>
+        <w:trPr>
+          <w:cantSplit/>
+        </w:trPr>
         <w:tc>
           <w:tcPr>
             <w:tcW w:type="dxa" w:w="1701"/>
@@ -11711,6 +13922,9 @@
         </w:tc>
       </w:tr>
       <w:tr>
+        <w:trPr>
+          <w:cantSplit/>
+        </w:trPr>
         <w:tc>
           <w:tcPr>
             <w:tcW w:type="dxa" w:w="1701"/>
@@ -11741,6 +13955,9 @@
         </w:tc>
       </w:tr>
       <w:tr>
+        <w:trPr>
+          <w:cantSplit/>
+        </w:trPr>
         <w:tc>
           <w:tcPr>
             <w:tcW w:type="dxa" w:w="1701"/>
@@ -11765,12 +13982,15 @@
               <w:rPr>
                 <w:sz w:val="18"/>
               </w:rPr>
-              <w:t>写入问题单 #155 后自动生成完整性标签=True；全库核查 48 条，破损 0 条</w:t>
-            </w:r>
-          </w:p>
-        </w:tc>
-      </w:tr>
-      <w:tr>
+              <w:t>写入问题单 #162 后自动生成完整性标签=True；全库核查 48 条，破损 0 条</w:t>
+            </w:r>
+          </w:p>
+        </w:tc>
+      </w:tr>
+      <w:tr>
+        <w:trPr>
+          <w:cantSplit/>
+        </w:trPr>
         <w:tc>
           <w:tcPr>
             <w:tcW w:type="dxa" w:w="1701"/>
@@ -11803,6 +14023,9 @@
         </w:tc>
       </w:tr>
       <w:tr>
+        <w:trPr>
+          <w:cantSplit/>
+        </w:trPr>
         <w:tc>
           <w:tcPr>
             <w:tcW w:type="dxa" w:w="1701"/>
@@ -11856,6 +14079,9 @@
         <w:gridCol w:w="4819"/>
       </w:tblGrid>
       <w:tr>
+        <w:trPr>
+          <w:cantSplit/>
+        </w:trPr>
         <w:tc>
           <w:tcPr>
             <w:tcW w:type="dxa" w:w="1701"/>
@@ -11886,6 +14112,9 @@
         </w:tc>
       </w:tr>
       <w:tr>
+        <w:trPr>
+          <w:cantSplit/>
+        </w:trPr>
         <w:tc>
           <w:tcPr>
             <w:tcW w:type="dxa" w:w="1701"/>
@@ -11916,6 +14145,9 @@
         </w:tc>
       </w:tr>
       <w:tr>
+        <w:trPr>
+          <w:cantSplit/>
+        </w:trPr>
         <w:tc>
           <w:tcPr>
             <w:tcW w:type="dxa" w:w="1701"/>
@@ -11946,6 +14178,42 @@
         </w:tc>
       </w:tr>
       <w:tr>
+        <w:trPr>
+          <w:cantSplit/>
+        </w:trPr>
+        <w:tc>
+          <w:tcPr>
+            <w:tcW w:type="dxa" w:w="1701"/>
+            <w:shd w:val="clear" w:color="auto" w:fill="F2F6FB"/>
+          </w:tcPr>
+          <w:p>
+            <w:r>
+              <w:rPr>
+                <w:b/>
+                <w:sz w:val="18"/>
+              </w:rPr>
+              <w:t>测试数据</w:t>
+            </w:r>
+          </w:p>
+        </w:tc>
+        <w:tc>
+          <w:tcPr>
+            <w:tcW w:type="dxa" w:w="7937"/>
+          </w:tcPr>
+          <w:p>
+            <w:r>
+              <w:rPr>
+                <w:sz w:val="18"/>
+              </w:rPr>
+              <w:t>取 project_case 最小 id 的用例行，直连数据库把 name 改为「【用例篡改】」；核查后还原原值并用 refresh_tag 重算标签</w:t>
+            </w:r>
+          </w:p>
+        </w:tc>
+      </w:tr>
+      <w:tr>
+        <w:trPr>
+          <w:cantSplit/>
+        </w:trPr>
         <w:tc>
           <w:tcPr>
             <w:tcW w:type="dxa" w:w="1701"/>
@@ -11976,6 +14244,9 @@
         </w:tc>
       </w:tr>
       <w:tr>
+        <w:trPr>
+          <w:cantSplit/>
+        </w:trPr>
         <w:tc>
           <w:tcPr>
             <w:tcW w:type="dxa" w:w="1701"/>
@@ -12006,6 +14277,9 @@
         </w:tc>
       </w:tr>
       <w:tr>
+        <w:trPr>
+          <w:cantSplit/>
+        </w:trPr>
         <w:tc>
           <w:tcPr>
             <w:tcW w:type="dxa" w:w="1701"/>
@@ -12030,12 +14304,15 @@
               <w:rPr>
                 <w:sz w:val="18"/>
               </w:rPr>
-              <w:t>直改用例 #863 后核查报告破损 1 条，是否定位到该行=True；篡改告警 5 条</w:t>
-            </w:r>
-          </w:p>
-        </w:tc>
-      </w:tr>
-      <w:tr>
+              <w:t>直改用例 #863 后核查报告破损 1 条，是否定位到该行=True；篡改告警 6 条</w:t>
+            </w:r>
+          </w:p>
+        </w:tc>
+      </w:tr>
+      <w:tr>
+        <w:trPr>
+          <w:cantSplit/>
+        </w:trPr>
         <w:tc>
           <w:tcPr>
             <w:tcW w:type="dxa" w:w="1701"/>
@@ -12068,6 +14345,9 @@
         </w:tc>
       </w:tr>
       <w:tr>
+        <w:trPr>
+          <w:cantSplit/>
+        </w:trPr>
         <w:tc>
           <w:tcPr>
             <w:tcW w:type="dxa" w:w="1701"/>
@@ -12121,6 +14401,9 @@
         <w:gridCol w:w="4819"/>
       </w:tblGrid>
       <w:tr>
+        <w:trPr>
+          <w:cantSplit/>
+        </w:trPr>
         <w:tc>
           <w:tcPr>
             <w:tcW w:type="dxa" w:w="1701"/>
@@ -12151,6 +14434,9 @@
         </w:tc>
       </w:tr>
       <w:tr>
+        <w:trPr>
+          <w:cantSplit/>
+        </w:trPr>
         <w:tc>
           <w:tcPr>
             <w:tcW w:type="dxa" w:w="1701"/>
@@ -12181,6 +14467,9 @@
         </w:tc>
       </w:tr>
       <w:tr>
+        <w:trPr>
+          <w:cantSplit/>
+        </w:trPr>
         <w:tc>
           <w:tcPr>
             <w:tcW w:type="dxa" w:w="1701"/>
@@ -12211,6 +14500,42 @@
         </w:tc>
       </w:tr>
       <w:tr>
+        <w:trPr>
+          <w:cantSplit/>
+        </w:trPr>
+        <w:tc>
+          <w:tcPr>
+            <w:tcW w:type="dxa" w:w="1701"/>
+            <w:shd w:val="clear" w:color="auto" w:fill="F2F6FB"/>
+          </w:tcPr>
+          <w:p>
+            <w:r>
+              <w:rPr>
+                <w:b/>
+                <w:sz w:val="18"/>
+              </w:rPr>
+              <w:t>测试数据</w:t>
+            </w:r>
+          </w:p>
+        </w:tc>
+        <w:tc>
+          <w:tcPr>
+            <w:tcW w:type="dxa" w:w="7937"/>
+          </w:tcPr>
+          <w:p>
+            <w:r>
+              <w:rPr>
+                <w:sz w:val="18"/>
+              </w:rPr>
+              <w:t>基于 TC-717-03 的还原结果（原内容 + 刷新后的完整性标签）重新核查</w:t>
+            </w:r>
+          </w:p>
+        </w:tc>
+      </w:tr>
+      <w:tr>
+        <w:trPr>
+          <w:cantSplit/>
+        </w:trPr>
         <w:tc>
           <w:tcPr>
             <w:tcW w:type="dxa" w:w="1701"/>
@@ -12241,6 +14566,9 @@
         </w:tc>
       </w:tr>
       <w:tr>
+        <w:trPr>
+          <w:cantSplit/>
+        </w:trPr>
         <w:tc>
           <w:tcPr>
             <w:tcW w:type="dxa" w:w="1701"/>
@@ -12271,6 +14599,9 @@
         </w:tc>
       </w:tr>
       <w:tr>
+        <w:trPr>
+          <w:cantSplit/>
+        </w:trPr>
         <w:tc>
           <w:tcPr>
             <w:tcW w:type="dxa" w:w="1701"/>
@@ -12301,6 +14632,9 @@
         </w:tc>
       </w:tr>
       <w:tr>
+        <w:trPr>
+          <w:cantSplit/>
+        </w:trPr>
         <w:tc>
           <w:tcPr>
             <w:tcW w:type="dxa" w:w="1701"/>
@@ -12333,6 +14667,9 @@
         </w:tc>
       </w:tr>
       <w:tr>
+        <w:trPr>
+          <w:cantSplit/>
+        </w:trPr>
         <w:tc>
           <w:tcPr>
             <w:tcW w:type="dxa" w:w="1701"/>
@@ -12386,6 +14723,9 @@
         <w:gridCol w:w="4819"/>
       </w:tblGrid>
       <w:tr>
+        <w:trPr>
+          <w:cantSplit/>
+        </w:trPr>
         <w:tc>
           <w:tcPr>
             <w:tcW w:type="dxa" w:w="1701"/>
@@ -12416,6 +14756,9 @@
         </w:tc>
       </w:tr>
       <w:tr>
+        <w:trPr>
+          <w:cantSplit/>
+        </w:trPr>
         <w:tc>
           <w:tcPr>
             <w:tcW w:type="dxa" w:w="1701"/>
@@ -12446,6 +14789,9 @@
         </w:tc>
       </w:tr>
       <w:tr>
+        <w:trPr>
+          <w:cantSplit/>
+        </w:trPr>
         <w:tc>
           <w:tcPr>
             <w:tcW w:type="dxa" w:w="1701"/>
@@ -12476,6 +14822,42 @@
         </w:tc>
       </w:tr>
       <w:tr>
+        <w:trPr>
+          <w:cantSplit/>
+        </w:trPr>
+        <w:tc>
+          <w:tcPr>
+            <w:tcW w:type="dxa" w:w="1701"/>
+            <w:shd w:val="clear" w:color="auto" w:fill="F2F6FB"/>
+          </w:tcPr>
+          <w:p>
+            <w:r>
+              <w:rPr>
+                <w:b/>
+                <w:sz w:val="18"/>
+              </w:rPr>
+              <w:t>测试数据</w:t>
+            </w:r>
+          </w:p>
+        </w:tc>
+        <w:tc>
+          <w:tcPr>
+            <w:tcW w:type="dxa" w:w="7937"/>
+          </w:tcPr>
+          <w:p>
+            <w:r>
+              <w:rPr>
+                <w:sz w:val="18"/>
+              </w:rPr>
+              <w:t>非法用例提交：project_id=42、name/ident/round 均空、testStep 的 passed/status=9</w:t>
+            </w:r>
+          </w:p>
+        </w:tc>
+      </w:tr>
+      <w:tr>
+        <w:trPr>
+          <w:cantSplit/>
+        </w:trPr>
         <w:tc>
           <w:tcPr>
             <w:tcW w:type="dxa" w:w="1701"/>
@@ -12506,6 +14888,9 @@
         </w:tc>
       </w:tr>
       <w:tr>
+        <w:trPr>
+          <w:cantSplit/>
+        </w:trPr>
         <w:tc>
           <w:tcPr>
             <w:tcW w:type="dxa" w:w="1701"/>
@@ -12536,6 +14921,9 @@
         </w:tc>
       </w:tr>
       <w:tr>
+        <w:trPr>
+          <w:cantSplit/>
+        </w:trPr>
         <w:tc>
           <w:tcPr>
             <w:tcW w:type="dxa" w:w="1701"/>
@@ -12566,6 +14954,9 @@
         </w:tc>
       </w:tr>
       <w:tr>
+        <w:trPr>
+          <w:cantSplit/>
+        </w:trPr>
         <w:tc>
           <w:tcPr>
             <w:tcW w:type="dxa" w:w="1701"/>
@@ -12598,6 +14989,9 @@
         </w:tc>
       </w:tr>
       <w:tr>
+        <w:trPr>
+          <w:cantSplit/>
+        </w:trPr>
         <w:tc>
           <w:tcPr>
             <w:tcW w:type="dxa" w:w="1701"/>
@@ -12737,6 +15131,9 @@
         <w:gridCol w:w="4819"/>
       </w:tblGrid>
       <w:tr>
+        <w:trPr>
+          <w:cantSplit/>
+        </w:trPr>
         <w:tc>
           <w:tcPr>
             <w:tcW w:type="dxa" w:w="1701"/>
@@ -12767,6 +15164,9 @@
         </w:tc>
       </w:tr>
       <w:tr>
+        <w:trPr>
+          <w:cantSplit/>
+        </w:trPr>
         <w:tc>
           <w:tcPr>
             <w:tcW w:type="dxa" w:w="1701"/>
@@ -12797,6 +15197,9 @@
         </w:tc>
       </w:tr>
       <w:tr>
+        <w:trPr>
+          <w:cantSplit/>
+        </w:trPr>
         <w:tc>
           <w:tcPr>
             <w:tcW w:type="dxa" w:w="1701"/>
@@ -12827,6 +15230,42 @@
         </w:tc>
       </w:tr>
       <w:tr>
+        <w:trPr>
+          <w:cantSplit/>
+        </w:trPr>
+        <w:tc>
+          <w:tcPr>
+            <w:tcW w:type="dxa" w:w="1701"/>
+            <w:shd w:val="clear" w:color="auto" w:fill="F2F6FB"/>
+          </w:tcPr>
+          <w:p>
+            <w:r>
+              <w:rPr>
+                <w:b/>
+                <w:sz w:val="18"/>
+              </w:rPr>
+              <w:t>测试数据</w:t>
+            </w:r>
+          </w:p>
+        </w:tc>
+        <w:tc>
+          <w:tcPr>
+            <w:tcW w:type="dxa" w:w="7937"/>
+          </w:tcPr>
+          <w:p>
+            <w:r>
+              <w:rPr>
+                <w:sz w:val="18"/>
+              </w:rPr>
+              <w:t>srs_a 的 phone/email 原始库列；/system/getInfo 返回的联系方式；全表 phone 非 enc:v1: 前缀的残留计数</w:t>
+            </w:r>
+          </w:p>
+        </w:tc>
+      </w:tr>
+      <w:tr>
+        <w:trPr>
+          <w:cantSplit/>
+        </w:trPr>
         <w:tc>
           <w:tcPr>
             <w:tcW w:type="dxa" w:w="1701"/>
@@ -12857,6 +15296,9 @@
         </w:tc>
       </w:tr>
       <w:tr>
+        <w:trPr>
+          <w:cantSplit/>
+        </w:trPr>
         <w:tc>
           <w:tcPr>
             <w:tcW w:type="dxa" w:w="1701"/>
@@ -12887,6 +15329,9 @@
         </w:tc>
       </w:tr>
       <w:tr>
+        <w:trPr>
+          <w:cantSplit/>
+        </w:trPr>
         <w:tc>
           <w:tcPr>
             <w:tcW w:type="dxa" w:w="1701"/>
@@ -12917,6 +15362,9 @@
         </w:tc>
       </w:tr>
       <w:tr>
+        <w:trPr>
+          <w:cantSplit/>
+        </w:trPr>
         <w:tc>
           <w:tcPr>
             <w:tcW w:type="dxa" w:w="1701"/>
@@ -12949,6 +15397,9 @@
         </w:tc>
       </w:tr>
       <w:tr>
+        <w:trPr>
+          <w:cantSplit/>
+        </w:trPr>
         <w:tc>
           <w:tcPr>
             <w:tcW w:type="dxa" w:w="1701"/>
@@ -13002,6 +15453,9 @@
         <w:gridCol w:w="4819"/>
       </w:tblGrid>
       <w:tr>
+        <w:trPr>
+          <w:cantSplit/>
+        </w:trPr>
         <w:tc>
           <w:tcPr>
             <w:tcW w:type="dxa" w:w="1701"/>
@@ -13032,6 +15486,9 @@
         </w:tc>
       </w:tr>
       <w:tr>
+        <w:trPr>
+          <w:cantSplit/>
+        </w:trPr>
         <w:tc>
           <w:tcPr>
             <w:tcW w:type="dxa" w:w="1701"/>
@@ -13062,6 +15519,9 @@
         </w:tc>
       </w:tr>
       <w:tr>
+        <w:trPr>
+          <w:cantSplit/>
+        </w:trPr>
         <w:tc>
           <w:tcPr>
             <w:tcW w:type="dxa" w:w="1701"/>
@@ -13092,6 +15552,42 @@
         </w:tc>
       </w:tr>
       <w:tr>
+        <w:trPr>
+          <w:cantSplit/>
+        </w:trPr>
+        <w:tc>
+          <w:tcPr>
+            <w:tcW w:type="dxa" w:w="1701"/>
+            <w:shd w:val="clear" w:color="auto" w:fill="F2F6FB"/>
+          </w:tcPr>
+          <w:p>
+            <w:r>
+              <w:rPr>
+                <w:b/>
+                <w:sz w:val="18"/>
+              </w:rPr>
+              <w:t>测试数据</w:t>
+            </w:r>
+          </w:p>
+        </w:tc>
+        <w:tc>
+          <w:tcPr>
+            <w:tcW w:type="dxa" w:w="7937"/>
+          </w:tcPr>
+          <w:p>
+            <w:r>
+              <w:rPr>
+                <w:sz w:val="18"/>
+              </w:rPr>
+              <w:t>deploy/https/nginx_https.conf（TLS 协议声明）与 deploy/https/localhost.crt</w:t>
+            </w:r>
+          </w:p>
+        </w:tc>
+      </w:tr>
+      <w:tr>
+        <w:trPr>
+          <w:cantSplit/>
+        </w:trPr>
         <w:tc>
           <w:tcPr>
             <w:tcW w:type="dxa" w:w="1701"/>
@@ -13122,6 +15618,9 @@
         </w:tc>
       </w:tr>
       <w:tr>
+        <w:trPr>
+          <w:cantSplit/>
+        </w:trPr>
         <w:tc>
           <w:tcPr>
             <w:tcW w:type="dxa" w:w="1701"/>
@@ -13152,6 +15651,9 @@
         </w:tc>
       </w:tr>
       <w:tr>
+        <w:trPr>
+          <w:cantSplit/>
+        </w:trPr>
         <w:tc>
           <w:tcPr>
             <w:tcW w:type="dxa" w:w="1701"/>
@@ -13182,6 +15684,9 @@
         </w:tc>
       </w:tr>
       <w:tr>
+        <w:trPr>
+          <w:cantSplit/>
+        </w:trPr>
         <w:tc>
           <w:tcPr>
             <w:tcW w:type="dxa" w:w="1701"/>
@@ -13214,6 +15719,9 @@
         </w:tc>
       </w:tr>
       <w:tr>
+        <w:trPr>
+          <w:cantSplit/>
+        </w:trPr>
         <w:tc>
           <w:tcPr>
             <w:tcW w:type="dxa" w:w="1701"/>
@@ -13267,6 +15775,9 @@
         <w:gridCol w:w="4819"/>
       </w:tblGrid>
       <w:tr>
+        <w:trPr>
+          <w:cantSplit/>
+        </w:trPr>
         <w:tc>
           <w:tcPr>
             <w:tcW w:type="dxa" w:w="1701"/>
@@ -13297,6 +15808,9 @@
         </w:tc>
       </w:tr>
       <w:tr>
+        <w:trPr>
+          <w:cantSplit/>
+        </w:trPr>
         <w:tc>
           <w:tcPr>
             <w:tcW w:type="dxa" w:w="1701"/>
@@ -13327,6 +15841,9 @@
         </w:tc>
       </w:tr>
       <w:tr>
+        <w:trPr>
+          <w:cantSplit/>
+        </w:trPr>
         <w:tc>
           <w:tcPr>
             <w:tcW w:type="dxa" w:w="1701"/>
@@ -13357,6 +15874,42 @@
         </w:tc>
       </w:tr>
       <w:tr>
+        <w:trPr>
+          <w:cantSplit/>
+        </w:trPr>
+        <w:tc>
+          <w:tcPr>
+            <w:tcW w:type="dxa" w:w="1701"/>
+            <w:shd w:val="clear" w:color="auto" w:fill="F2F6FB"/>
+          </w:tcPr>
+          <w:p>
+            <w:r>
+              <w:rPr>
+                <w:b/>
+                <w:sz w:val="18"/>
+              </w:rPr>
+              <w:t>测试数据</w:t>
+            </w:r>
+          </w:p>
+        </w:tc>
+        <w:tc>
+          <w:tcPr>
+            <w:tcW w:type="dxa" w:w="7937"/>
+          </w:tcPr>
+          <w:p>
+            <w:r>
+              <w:rPr>
+                <w:sz w:val="18"/>
+              </w:rPr>
+              <w:t>Redis 临时键 login_fail:srs_o=3、login_lock:srs_o=9e9（TTL 600）；调用 /system/logout 后核对；再调用 /system/security/residue/purge?max_age_hours=24</w:t>
+            </w:r>
+          </w:p>
+        </w:tc>
+      </w:tr>
+      <w:tr>
+        <w:trPr>
+          <w:cantSplit/>
+        </w:trPr>
         <w:tc>
           <w:tcPr>
             <w:tcW w:type="dxa" w:w="1701"/>
@@ -13387,6 +15940,9 @@
         </w:tc>
       </w:tr>
       <w:tr>
+        <w:trPr>
+          <w:cantSplit/>
+        </w:trPr>
         <w:tc>
           <w:tcPr>
             <w:tcW w:type="dxa" w:w="1701"/>
@@ -13417,6 +15973,9 @@
         </w:tc>
       </w:tr>
       <w:tr>
+        <w:trPr>
+          <w:cantSplit/>
+        </w:trPr>
         <w:tc>
           <w:tcPr>
             <w:tcW w:type="dxa" w:w="1701"/>
@@ -13447,6 +16006,9 @@
         </w:tc>
       </w:tr>
       <w:tr>
+        <w:trPr>
+          <w:cantSplit/>
+        </w:trPr>
         <w:tc>
           <w:tcPr>
             <w:tcW w:type="dxa" w:w="1701"/>
@@ -13479,6 +16041,9 @@
         </w:tc>
       </w:tr>
       <w:tr>
+        <w:trPr>
+          <w:cantSplit/>
+        </w:trPr>
         <w:tc>
           <w:tcPr>
             <w:tcW w:type="dxa" w:w="1701"/>
@@ -13532,6 +16097,9 @@
         <w:gridCol w:w="4819"/>
       </w:tblGrid>
       <w:tr>
+        <w:trPr>
+          <w:cantSplit/>
+        </w:trPr>
         <w:tc>
           <w:tcPr>
             <w:tcW w:type="dxa" w:w="1701"/>
@@ -13562,6 +16130,9 @@
         </w:tc>
       </w:tr>
       <w:tr>
+        <w:trPr>
+          <w:cantSplit/>
+        </w:trPr>
         <w:tc>
           <w:tcPr>
             <w:tcW w:type="dxa" w:w="1701"/>
@@ -13592,6 +16163,9 @@
         </w:tc>
       </w:tr>
       <w:tr>
+        <w:trPr>
+          <w:cantSplit/>
+        </w:trPr>
         <w:tc>
           <w:tcPr>
             <w:tcW w:type="dxa" w:w="1701"/>
@@ -13622,6 +16196,42 @@
         </w:tc>
       </w:tr>
       <w:tr>
+        <w:trPr>
+          <w:cantSplit/>
+        </w:trPr>
+        <w:tc>
+          <w:tcPr>
+            <w:tcW w:type="dxa" w:w="1701"/>
+            <w:shd w:val="clear" w:color="auto" w:fill="F2F6FB"/>
+          </w:tcPr>
+          <w:p>
+            <w:r>
+              <w:rPr>
+                <w:b/>
+                <w:sz w:val="18"/>
+              </w:rPr>
+              <w:t>测试数据</w:t>
+            </w:r>
+          </w:p>
+        </w:tc>
+        <w:tc>
+          <w:tcPr>
+            <w:tcW w:type="dxa" w:w="7937"/>
+          </w:tcPr>
+          <w:p>
+            <w:r>
+              <w:rPr>
+                <w:sz w:val="18"/>
+              </w:rPr>
+              <w:t>srs_a 的明文电话（经接口解密取得）；以该电话为条件检索 /system/user/index；核对 user_user.phone_index 盲索引与明文直查结果</w:t>
+            </w:r>
+          </w:p>
+        </w:tc>
+      </w:tr>
+      <w:tr>
+        <w:trPr>
+          <w:cantSplit/>
+        </w:trPr>
         <w:tc>
           <w:tcPr>
             <w:tcW w:type="dxa" w:w="1701"/>
@@ -13652,6 +16262,9 @@
         </w:tc>
       </w:tr>
       <w:tr>
+        <w:trPr>
+          <w:cantSplit/>
+        </w:trPr>
         <w:tc>
           <w:tcPr>
             <w:tcW w:type="dxa" w:w="1701"/>
@@ -13682,6 +16295,9 @@
         </w:tc>
       </w:tr>
       <w:tr>
+        <w:trPr>
+          <w:cantSplit/>
+        </w:trPr>
         <w:tc>
           <w:tcPr>
             <w:tcW w:type="dxa" w:w="1701"/>
@@ -13712,6 +16328,9 @@
         </w:tc>
       </w:tr>
       <w:tr>
+        <w:trPr>
+          <w:cantSplit/>
+        </w:trPr>
         <w:tc>
           <w:tcPr>
             <w:tcW w:type="dxa" w:w="1701"/>
@@ -13744,6 +16363,9 @@
         </w:tc>
       </w:tr>
       <w:tr>
+        <w:trPr>
+          <w:cantSplit/>
+        </w:trPr>
         <w:tc>
           <w:tcPr>
             <w:tcW w:type="dxa" w:w="1701"/>
@@ -13797,6 +16419,9 @@
         <w:gridCol w:w="4819"/>
       </w:tblGrid>
       <w:tr>
+        <w:trPr>
+          <w:cantSplit/>
+        </w:trPr>
         <w:tc>
           <w:tcPr>
             <w:tcW w:type="dxa" w:w="1701"/>
@@ -13827,6 +16452,9 @@
         </w:tc>
       </w:tr>
       <w:tr>
+        <w:trPr>
+          <w:cantSplit/>
+        </w:trPr>
         <w:tc>
           <w:tcPr>
             <w:tcW w:type="dxa" w:w="1701"/>
@@ -13857,6 +16485,9 @@
         </w:tc>
       </w:tr>
       <w:tr>
+        <w:trPr>
+          <w:cantSplit/>
+        </w:trPr>
         <w:tc>
           <w:tcPr>
             <w:tcW w:type="dxa" w:w="1701"/>
@@ -13887,6 +16518,42 @@
         </w:tc>
       </w:tr>
       <w:tr>
+        <w:trPr>
+          <w:cantSplit/>
+        </w:trPr>
+        <w:tc>
+          <w:tcPr>
+            <w:tcW w:type="dxa" w:w="1701"/>
+            <w:shd w:val="clear" w:color="auto" w:fill="F2F6FB"/>
+          </w:tcPr>
+          <w:p>
+            <w:r>
+              <w:rPr>
+                <w:b/>
+                <w:sz w:val="18"/>
+              </w:rPr>
+              <w:t>测试数据</w:t>
+            </w:r>
+          </w:p>
+        </w:tc>
+        <w:tc>
+          <w:tcPr>
+            <w:tcW w:type="dxa" w:w="7937"/>
+          </w:tcPr>
+          <w:p>
+            <w:r>
+              <w:rPr>
+                <w:sz w:val="18"/>
+              </w:rPr>
+              <w:t>packagesInitialize/nginx-1.28.0 + deploy/https/nginx_https.conf；对本机 8443 发起 TLS 握手（server_hostname=localhost）</w:t>
+            </w:r>
+          </w:p>
+        </w:tc>
+      </w:tr>
+      <w:tr>
+        <w:trPr>
+          <w:cantSplit/>
+        </w:trPr>
         <w:tc>
           <w:tcPr>
             <w:tcW w:type="dxa" w:w="1701"/>
@@ -13917,6 +16584,9 @@
         </w:tc>
       </w:tr>
       <w:tr>
+        <w:trPr>
+          <w:cantSplit/>
+        </w:trPr>
         <w:tc>
           <w:tcPr>
             <w:tcW w:type="dxa" w:w="1701"/>
@@ -13947,6 +16617,9 @@
         </w:tc>
       </w:tr>
       <w:tr>
+        <w:trPr>
+          <w:cantSplit/>
+        </w:trPr>
         <w:tc>
           <w:tcPr>
             <w:tcW w:type="dxa" w:w="1701"/>
@@ -13977,6 +16650,9 @@
         </w:tc>
       </w:tr>
       <w:tr>
+        <w:trPr>
+          <w:cantSplit/>
+        </w:trPr>
         <w:tc>
           <w:tcPr>
             <w:tcW w:type="dxa" w:w="1701"/>
@@ -14009,6 +16685,9 @@
         </w:tc>
       </w:tr>
       <w:tr>
+        <w:trPr>
+          <w:cantSplit/>
+        </w:trPr>
         <w:tc>
           <w:tcPr>
             <w:tcW w:type="dxa" w:w="1701"/>
@@ -14062,6 +16741,9 @@
         <w:gridCol w:w="4819"/>
       </w:tblGrid>
       <w:tr>
+        <w:trPr>
+          <w:cantSplit/>
+        </w:trPr>
         <w:tc>
           <w:tcPr>
             <w:tcW w:type="dxa" w:w="1701"/>
@@ -14092,6 +16774,9 @@
         </w:tc>
       </w:tr>
       <w:tr>
+        <w:trPr>
+          <w:cantSplit/>
+        </w:trPr>
         <w:tc>
           <w:tcPr>
             <w:tcW w:type="dxa" w:w="1701"/>
@@ -14122,6 +16807,9 @@
         </w:tc>
       </w:tr>
       <w:tr>
+        <w:trPr>
+          <w:cantSplit/>
+        </w:trPr>
         <w:tc>
           <w:tcPr>
             <w:tcW w:type="dxa" w:w="1701"/>
@@ -14152,6 +16840,42 @@
         </w:tc>
       </w:tr>
       <w:tr>
+        <w:trPr>
+          <w:cantSplit/>
+        </w:trPr>
+        <w:tc>
+          <w:tcPr>
+            <w:tcW w:type="dxa" w:w="1701"/>
+            <w:shd w:val="clear" w:color="auto" w:fill="F2F6FB"/>
+          </w:tcPr>
+          <w:p>
+            <w:r>
+              <w:rPr>
+                <w:b/>
+                <w:sz w:val="18"/>
+              </w:rPr>
+              <w:t>测试数据</w:t>
+            </w:r>
+          </w:p>
+        </w:tc>
+        <w:tc>
+          <w:tcPr>
+            <w:tcW w:type="dxa" w:w="7937"/>
+          </w:tcPr>
+          <w:p>
+            <w:r>
+              <w:rPr>
+                <w:sz w:val="18"/>
+              </w:rPr>
+              <w:t>srs_o 更新请求，phone=13912345678；读取 system_operation_log 最新一条 user/update 的 request_body</w:t>
+            </w:r>
+          </w:p>
+        </w:tc>
+      </w:tr>
+      <w:tr>
+        <w:trPr>
+          <w:cantSplit/>
+        </w:trPr>
         <w:tc>
           <w:tcPr>
             <w:tcW w:type="dxa" w:w="1701"/>
@@ -14182,6 +16906,9 @@
         </w:tc>
       </w:tr>
       <w:tr>
+        <w:trPr>
+          <w:cantSplit/>
+        </w:trPr>
         <w:tc>
           <w:tcPr>
             <w:tcW w:type="dxa" w:w="1701"/>
@@ -14212,6 +16939,9 @@
         </w:tc>
       </w:tr>
       <w:tr>
+        <w:trPr>
+          <w:cantSplit/>
+        </w:trPr>
         <w:tc>
           <w:tcPr>
             <w:tcW w:type="dxa" w:w="1701"/>
@@ -14242,6 +16972,9 @@
         </w:tc>
       </w:tr>
       <w:tr>
+        <w:trPr>
+          <w:cantSplit/>
+        </w:trPr>
         <w:tc>
           <w:tcPr>
             <w:tcW w:type="dxa" w:w="1701"/>
@@ -14274,6 +17007,9 @@
         </w:tc>
       </w:tr>
       <w:tr>
+        <w:trPr>
+          <w:cantSplit/>
+        </w:trPr>
         <w:tc>
           <w:tcPr>
             <w:tcW w:type="dxa" w:w="1701"/>
@@ -14413,6 +17149,9 @@
         <w:gridCol w:w="4819"/>
       </w:tblGrid>
       <w:tr>
+        <w:trPr>
+          <w:cantSplit/>
+        </w:trPr>
         <w:tc>
           <w:tcPr>
             <w:tcW w:type="dxa" w:w="1701"/>
@@ -14443,6 +17182,9 @@
         </w:tc>
       </w:tr>
       <w:tr>
+        <w:trPr>
+          <w:cantSplit/>
+        </w:trPr>
         <w:tc>
           <w:tcPr>
             <w:tcW w:type="dxa" w:w="1701"/>
@@ -14473,6 +17215,9 @@
         </w:tc>
       </w:tr>
       <w:tr>
+        <w:trPr>
+          <w:cantSplit/>
+        </w:trPr>
         <w:tc>
           <w:tcPr>
             <w:tcW w:type="dxa" w:w="1701"/>
@@ -14503,6 +17248,42 @@
         </w:tc>
       </w:tr>
       <w:tr>
+        <w:trPr>
+          <w:cantSplit/>
+        </w:trPr>
+        <w:tc>
+          <w:tcPr>
+            <w:tcW w:type="dxa" w:w="1701"/>
+            <w:shd w:val="clear" w:color="auto" w:fill="F2F6FB"/>
+          </w:tcPr>
+          <w:p>
+            <w:r>
+              <w:rPr>
+                <w:b/>
+                <w:sz w:val="18"/>
+              </w:rPr>
+              <w:t>测试数据</w:t>
+            </w:r>
+          </w:p>
+        </w:tc>
+        <w:tc>
+          <w:tcPr>
+            <w:tcW w:type="dxa" w:w="7937"/>
+          </w:tcPr>
+          <w:p>
+            <w:r>
+              <w:rPr>
+                <w:sz w:val="18"/>
+              </w:rPr>
+              <w:t>新建问题单「用例-备份前数据」→ 按项目 42 全量备份「用例-备份恢复」→ 删除问题单 → 按备份恢复</w:t>
+            </w:r>
+          </w:p>
+        </w:tc>
+      </w:tr>
+      <w:tr>
+        <w:trPr>
+          <w:cantSplit/>
+        </w:trPr>
         <w:tc>
           <w:tcPr>
             <w:tcW w:type="dxa" w:w="1701"/>
@@ -14533,6 +17314,9 @@
         </w:tc>
       </w:tr>
       <w:tr>
+        <w:trPr>
+          <w:cantSplit/>
+        </w:trPr>
         <w:tc>
           <w:tcPr>
             <w:tcW w:type="dxa" w:w="1701"/>
@@ -14563,6 +17347,9 @@
         </w:tc>
       </w:tr>
       <w:tr>
+        <w:trPr>
+          <w:cantSplit/>
+        </w:trPr>
         <w:tc>
           <w:tcPr>
             <w:tcW w:type="dxa" w:w="1701"/>
@@ -14587,12 +17374,15 @@
               <w:rPr>
                 <w:sz w:val="18"/>
               </w:rPr>
-              <w:t>按项目 42 备份（147 条，197.0 KB，摘要 7be80ecd2900…）；备份后删除该问题单，再按备份恢复，数据还原=True</w:t>
-            </w:r>
-          </w:p>
-        </w:tc>
-      </w:tr>
-      <w:tr>
+              <w:t>按项目 42 备份（147 条，197.0 KB，摘要 e7e3e057fa7b…）；备份后删除该问题单，再按备份恢复，数据还原=True</w:t>
+            </w:r>
+          </w:p>
+        </w:tc>
+      </w:tr>
+      <w:tr>
+        <w:trPr>
+          <w:cantSplit/>
+        </w:trPr>
         <w:tc>
           <w:tcPr>
             <w:tcW w:type="dxa" w:w="1701"/>
@@ -14625,6 +17415,9 @@
         </w:tc>
       </w:tr>
       <w:tr>
+        <w:trPr>
+          <w:cantSplit/>
+        </w:trPr>
         <w:tc>
           <w:tcPr>
             <w:tcW w:type="dxa" w:w="1701"/>
@@ -14678,6 +17471,9 @@
         <w:gridCol w:w="4819"/>
       </w:tblGrid>
       <w:tr>
+        <w:trPr>
+          <w:cantSplit/>
+        </w:trPr>
         <w:tc>
           <w:tcPr>
             <w:tcW w:type="dxa" w:w="1701"/>
@@ -14708,6 +17504,9 @@
         </w:tc>
       </w:tr>
       <w:tr>
+        <w:trPr>
+          <w:cantSplit/>
+        </w:trPr>
         <w:tc>
           <w:tcPr>
             <w:tcW w:type="dxa" w:w="1701"/>
@@ -14738,6 +17537,9 @@
         </w:tc>
       </w:tr>
       <w:tr>
+        <w:trPr>
+          <w:cantSplit/>
+        </w:trPr>
         <w:tc>
           <w:tcPr>
             <w:tcW w:type="dxa" w:w="1701"/>
@@ -14768,6 +17570,42 @@
         </w:tc>
       </w:tr>
       <w:tr>
+        <w:trPr>
+          <w:cantSplit/>
+        </w:trPr>
+        <w:tc>
+          <w:tcPr>
+            <w:tcW w:type="dxa" w:w="1701"/>
+            <w:shd w:val="clear" w:color="auto" w:fill="F2F6FB"/>
+          </w:tcPr>
+          <w:p>
+            <w:r>
+              <w:rPr>
+                <w:b/>
+                <w:sz w:val="18"/>
+              </w:rPr>
+              <w:t>测试数据</w:t>
+            </w:r>
+          </w:p>
+        </w:tc>
+        <w:tc>
+          <w:tcPr>
+            <w:tcW w:type="dxa" w:w="7937"/>
+          </w:tcPr>
+          <w:p>
+            <w:r>
+              <w:rPr>
+                <w:sz w:val="18"/>
+              </w:rPr>
+              <w:t>先全量备份「用例-全量基线」；新建问题单「用例-增量数据」；增量备份「用例-增量备份」；删除问题单后按增量恢复</w:t>
+            </w:r>
+          </w:p>
+        </w:tc>
+      </w:tr>
+      <w:tr>
+        <w:trPr>
+          <w:cantSplit/>
+        </w:trPr>
         <w:tc>
           <w:tcPr>
             <w:tcW w:type="dxa" w:w="1701"/>
@@ -14798,6 +17636,9 @@
         </w:tc>
       </w:tr>
       <w:tr>
+        <w:trPr>
+          <w:cantSplit/>
+        </w:trPr>
         <w:tc>
           <w:tcPr>
             <w:tcW w:type="dxa" w:w="1701"/>
@@ -14828,6 +17669,9 @@
         </w:tc>
       </w:tr>
       <w:tr>
+        <w:trPr>
+          <w:cantSplit/>
+        </w:trPr>
         <w:tc>
           <w:tcPr>
             <w:tcW w:type="dxa" w:w="1701"/>
@@ -14858,6 +17702,9 @@
         </w:tc>
       </w:tr>
       <w:tr>
+        <w:trPr>
+          <w:cantSplit/>
+        </w:trPr>
         <w:tc>
           <w:tcPr>
             <w:tcW w:type="dxa" w:w="1701"/>
@@ -14890,6 +17737,9 @@
         </w:tc>
       </w:tr>
       <w:tr>
+        <w:trPr>
+          <w:cantSplit/>
+        </w:trPr>
         <w:tc>
           <w:tcPr>
             <w:tcW w:type="dxa" w:w="1701"/>
@@ -15029,6 +17879,9 @@
         <w:gridCol w:w="4819"/>
       </w:tblGrid>
       <w:tr>
+        <w:trPr>
+          <w:cantSplit/>
+        </w:trPr>
         <w:tc>
           <w:tcPr>
             <w:tcW w:type="dxa" w:w="1701"/>
@@ -15059,6 +17912,9 @@
         </w:tc>
       </w:tr>
       <w:tr>
+        <w:trPr>
+          <w:cantSplit/>
+        </w:trPr>
         <w:tc>
           <w:tcPr>
             <w:tcW w:type="dxa" w:w="1701"/>
@@ -15089,6 +17945,9 @@
         </w:tc>
       </w:tr>
       <w:tr>
+        <w:trPr>
+          <w:cantSplit/>
+        </w:trPr>
         <w:tc>
           <w:tcPr>
             <w:tcW w:type="dxa" w:w="1701"/>
@@ -15119,6 +17978,42 @@
         </w:tc>
       </w:tr>
       <w:tr>
+        <w:trPr>
+          <w:cantSplit/>
+        </w:trPr>
+        <w:tc>
+          <w:tcPr>
+            <w:tcW w:type="dxa" w:w="1701"/>
+            <w:shd w:val="clear" w:color="auto" w:fill="F2F6FB"/>
+          </w:tcPr>
+          <w:p>
+            <w:r>
+              <w:rPr>
+                <w:b/>
+                <w:sz w:val="18"/>
+              </w:rPr>
+              <w:t>测试数据</w:t>
+            </w:r>
+          </w:p>
+        </w:tc>
+        <w:tc>
+          <w:tcPr>
+            <w:tcW w:type="dxa" w:w="7937"/>
+          </w:tcPr>
+          <w:p>
+            <w:r>
+              <w:rPr>
+                <w:sz w:val="18"/>
+              </w:rPr>
+              <w:t>安全员调用 /system/security/selfcheck，取 category=操作系统 的检测项</w:t>
+            </w:r>
+          </w:p>
+        </w:tc>
+      </w:tr>
+      <w:tr>
+        <w:trPr>
+          <w:cantSplit/>
+        </w:trPr>
         <w:tc>
           <w:tcPr>
             <w:tcW w:type="dxa" w:w="1701"/>
@@ -15149,6 +18044,9 @@
         </w:tc>
       </w:tr>
       <w:tr>
+        <w:trPr>
+          <w:cantSplit/>
+        </w:trPr>
         <w:tc>
           <w:tcPr>
             <w:tcW w:type="dxa" w:w="1701"/>
@@ -15179,6 +18077,9 @@
         </w:tc>
       </w:tr>
       <w:tr>
+        <w:trPr>
+          <w:cantSplit/>
+        </w:trPr>
         <w:tc>
           <w:tcPr>
             <w:tcW w:type="dxa" w:w="1701"/>
@@ -15209,6 +18110,9 @@
         </w:tc>
       </w:tr>
       <w:tr>
+        <w:trPr>
+          <w:cantSplit/>
+        </w:trPr>
         <w:tc>
           <w:tcPr>
             <w:tcW w:type="dxa" w:w="1701"/>
@@ -15241,6 +18145,9 @@
         </w:tc>
       </w:tr>
       <w:tr>
+        <w:trPr>
+          <w:cantSplit/>
+        </w:trPr>
         <w:tc>
           <w:tcPr>
             <w:tcW w:type="dxa" w:w="1701"/>
@@ -15294,6 +18201,9 @@
         <w:gridCol w:w="4819"/>
       </w:tblGrid>
       <w:tr>
+        <w:trPr>
+          <w:cantSplit/>
+        </w:trPr>
         <w:tc>
           <w:tcPr>
             <w:tcW w:type="dxa" w:w="1701"/>
@@ -15324,6 +18234,9 @@
         </w:tc>
       </w:tr>
       <w:tr>
+        <w:trPr>
+          <w:cantSplit/>
+        </w:trPr>
         <w:tc>
           <w:tcPr>
             <w:tcW w:type="dxa" w:w="1701"/>
@@ -15354,6 +18267,9 @@
         </w:tc>
       </w:tr>
       <w:tr>
+        <w:trPr>
+          <w:cantSplit/>
+        </w:trPr>
         <w:tc>
           <w:tcPr>
             <w:tcW w:type="dxa" w:w="1701"/>
@@ -15384,6 +18300,42 @@
         </w:tc>
       </w:tr>
       <w:tr>
+        <w:trPr>
+          <w:cantSplit/>
+        </w:trPr>
+        <w:tc>
+          <w:tcPr>
+            <w:tcW w:type="dxa" w:w="1701"/>
+            <w:shd w:val="clear" w:color="auto" w:fill="F2F6FB"/>
+          </w:tcPr>
+          <w:p>
+            <w:r>
+              <w:rPr>
+                <w:b/>
+                <w:sz w:val="18"/>
+              </w:rPr>
+              <w:t>测试数据</w:t>
+            </w:r>
+          </w:p>
+        </w:tc>
+        <w:tc>
+          <w:tcPr>
+            <w:tcW w:type="dxa" w:w="7937"/>
+          </w:tcPr>
+          <w:p>
+            <w:r>
+              <w:rPr>
+                <w:sz w:val="18"/>
+              </w:rPr>
+              <w:t>同上接口，取 category=数据库 的检测项（账号权限/口令强度/连通性/连接加密/脆弱性扫描）</w:t>
+            </w:r>
+          </w:p>
+        </w:tc>
+      </w:tr>
+      <w:tr>
+        <w:trPr>
+          <w:cantSplit/>
+        </w:trPr>
         <w:tc>
           <w:tcPr>
             <w:tcW w:type="dxa" w:w="1701"/>
@@ -15414,6 +18366,9 @@
         </w:tc>
       </w:tr>
       <w:tr>
+        <w:trPr>
+          <w:cantSplit/>
+        </w:trPr>
         <w:tc>
           <w:tcPr>
             <w:tcW w:type="dxa" w:w="1701"/>
@@ -15444,6 +18399,9 @@
         </w:tc>
       </w:tr>
       <w:tr>
+        <w:trPr>
+          <w:cantSplit/>
+        </w:trPr>
         <w:tc>
           <w:tcPr>
             <w:tcW w:type="dxa" w:w="1701"/>
@@ -15474,6 +18432,9 @@
         </w:tc>
       </w:tr>
       <w:tr>
+        <w:trPr>
+          <w:cantSplit/>
+        </w:trPr>
         <w:tc>
           <w:tcPr>
             <w:tcW w:type="dxa" w:w="1701"/>
@@ -15506,6 +18467,9 @@
         </w:tc>
       </w:tr>
       <w:tr>
+        <w:trPr>
+          <w:cantSplit/>
+        </w:trPr>
         <w:tc>
           <w:tcPr>
             <w:tcW w:type="dxa" w:w="1701"/>
@@ -15559,6 +18523,9 @@
         <w:gridCol w:w="4819"/>
       </w:tblGrid>
       <w:tr>
+        <w:trPr>
+          <w:cantSplit/>
+        </w:trPr>
         <w:tc>
           <w:tcPr>
             <w:tcW w:type="dxa" w:w="1701"/>
@@ -15589,6 +18556,9 @@
         </w:tc>
       </w:tr>
       <w:tr>
+        <w:trPr>
+          <w:cantSplit/>
+        </w:trPr>
         <w:tc>
           <w:tcPr>
             <w:tcW w:type="dxa" w:w="1701"/>
@@ -15619,6 +18589,9 @@
         </w:tc>
       </w:tr>
       <w:tr>
+        <w:trPr>
+          <w:cantSplit/>
+        </w:trPr>
         <w:tc>
           <w:tcPr>
             <w:tcW w:type="dxa" w:w="1701"/>
@@ -15649,6 +18622,42 @@
         </w:tc>
       </w:tr>
       <w:tr>
+        <w:trPr>
+          <w:cantSplit/>
+        </w:trPr>
+        <w:tc>
+          <w:tcPr>
+            <w:tcW w:type="dxa" w:w="1701"/>
+            <w:shd w:val="clear" w:color="auto" w:fill="F2F6FB"/>
+          </w:tcPr>
+          <w:p>
+            <w:r>
+              <w:rPr>
+                <w:b/>
+                <w:sz w:val="18"/>
+              </w:rPr>
+              <w:t>测试数据</w:t>
+            </w:r>
+          </w:p>
+        </w:tc>
+        <w:tc>
+          <w:tcPr>
+            <w:tcW w:type="dxa" w:w="7937"/>
+          </w:tcPr>
+          <w:p>
+            <w:r>
+              <w:rPr>
+                <w:sz w:val="18"/>
+              </w:rPr>
+              <w:t>同上接口，取 category=网络 的检测项（设备与链路扫描、对外传输加密）</w:t>
+            </w:r>
+          </w:p>
+        </w:tc>
+      </w:tr>
+      <w:tr>
+        <w:trPr>
+          <w:cantSplit/>
+        </w:trPr>
         <w:tc>
           <w:tcPr>
             <w:tcW w:type="dxa" w:w="1701"/>
@@ -15679,6 +18688,9 @@
         </w:tc>
       </w:tr>
       <w:tr>
+        <w:trPr>
+          <w:cantSplit/>
+        </w:trPr>
         <w:tc>
           <w:tcPr>
             <w:tcW w:type="dxa" w:w="1701"/>
@@ -15709,6 +18721,9 @@
         </w:tc>
       </w:tr>
       <w:tr>
+        <w:trPr>
+          <w:cantSplit/>
+        </w:trPr>
         <w:tc>
           <w:tcPr>
             <w:tcW w:type="dxa" w:w="1701"/>
@@ -15739,6 +18754,9 @@
         </w:tc>
       </w:tr>
       <w:tr>
+        <w:trPr>
+          <w:cantSplit/>
+        </w:trPr>
         <w:tc>
           <w:tcPr>
             <w:tcW w:type="dxa" w:w="1701"/>
@@ -15771,6 +18789,9 @@
         </w:tc>
       </w:tr>
       <w:tr>
+        <w:trPr>
+          <w:cantSplit/>
+        </w:trPr>
         <w:tc>
           <w:tcPr>
             <w:tcW w:type="dxa" w:w="1701"/>
@@ -15824,6 +18845,9 @@
         <w:gridCol w:w="4819"/>
       </w:tblGrid>
       <w:tr>
+        <w:trPr>
+          <w:cantSplit/>
+        </w:trPr>
         <w:tc>
           <w:tcPr>
             <w:tcW w:type="dxa" w:w="1701"/>
@@ -15854,6 +18878,9 @@
         </w:tc>
       </w:tr>
       <w:tr>
+        <w:trPr>
+          <w:cantSplit/>
+        </w:trPr>
         <w:tc>
           <w:tcPr>
             <w:tcW w:type="dxa" w:w="1701"/>
@@ -15884,6 +18911,9 @@
         </w:tc>
       </w:tr>
       <w:tr>
+        <w:trPr>
+          <w:cantSplit/>
+        </w:trPr>
         <w:tc>
           <w:tcPr>
             <w:tcW w:type="dxa" w:w="1701"/>
@@ -15914,6 +18944,42 @@
         </w:tc>
       </w:tr>
       <w:tr>
+        <w:trPr>
+          <w:cantSplit/>
+        </w:trPr>
+        <w:tc>
+          <w:tcPr>
+            <w:tcW w:type="dxa" w:w="1701"/>
+            <w:shd w:val="clear" w:color="auto" w:fill="F2F6FB"/>
+          </w:tcPr>
+          <w:p>
+            <w:r>
+              <w:rPr>
+                <w:b/>
+                <w:sz w:val="18"/>
+              </w:rPr>
+              <w:t>测试数据</w:t>
+            </w:r>
+          </w:p>
+        </w:tc>
+        <w:tc>
+          <w:tcPr>
+            <w:tcW w:type="dxa" w:w="7937"/>
+          </w:tcPr>
+          <w:p>
+            <w:r>
+              <w:rPr>
+                <w:sz w:val="18"/>
+              </w:rPr>
+              <w:t>同上接口，取 category=应用系统 的检测项，重点解析「接口鉴别覆盖率」明细</w:t>
+            </w:r>
+          </w:p>
+        </w:tc>
+      </w:tr>
+      <w:tr>
+        <w:trPr>
+          <w:cantSplit/>
+        </w:trPr>
         <w:tc>
           <w:tcPr>
             <w:tcW w:type="dxa" w:w="1701"/>
@@ -15944,6 +19010,9 @@
         </w:tc>
       </w:tr>
       <w:tr>
+        <w:trPr>
+          <w:cantSplit/>
+        </w:trPr>
         <w:tc>
           <w:tcPr>
             <w:tcW w:type="dxa" w:w="1701"/>
@@ -15974,6 +19043,9 @@
         </w:tc>
       </w:tr>
       <w:tr>
+        <w:trPr>
+          <w:cantSplit/>
+        </w:trPr>
         <w:tc>
           <w:tcPr>
             <w:tcW w:type="dxa" w:w="1701"/>
@@ -16004,6 +19076,9 @@
         </w:tc>
       </w:tr>
       <w:tr>
+        <w:trPr>
+          <w:cantSplit/>
+        </w:trPr>
         <w:tc>
           <w:tcPr>
             <w:tcW w:type="dxa" w:w="1701"/>
@@ -16036,6 +19111,9 @@
         </w:tc>
       </w:tr>
       <w:tr>
+        <w:trPr>
+          <w:cantSplit/>
+        </w:trPr>
         <w:tc>
           <w:tcPr>
             <w:tcW w:type="dxa" w:w="1701"/>
@@ -16089,6 +19167,9 @@
         <w:gridCol w:w="4819"/>
       </w:tblGrid>
       <w:tr>
+        <w:trPr>
+          <w:cantSplit/>
+        </w:trPr>
         <w:tc>
           <w:tcPr>
             <w:tcW w:type="dxa" w:w="1701"/>
@@ -16119,6 +19200,9 @@
         </w:tc>
       </w:tr>
       <w:tr>
+        <w:trPr>
+          <w:cantSplit/>
+        </w:trPr>
         <w:tc>
           <w:tcPr>
             <w:tcW w:type="dxa" w:w="1701"/>
@@ -16149,6 +19233,9 @@
         </w:tc>
       </w:tr>
       <w:tr>
+        <w:trPr>
+          <w:cantSplit/>
+        </w:trPr>
         <w:tc>
           <w:tcPr>
             <w:tcW w:type="dxa" w:w="1701"/>
@@ -16179,6 +19266,42 @@
         </w:tc>
       </w:tr>
       <w:tr>
+        <w:trPr>
+          <w:cantSplit/>
+        </w:trPr>
+        <w:tc>
+          <w:tcPr>
+            <w:tcW w:type="dxa" w:w="1701"/>
+            <w:shd w:val="clear" w:color="auto" w:fill="F2F6FB"/>
+          </w:tcPr>
+          <w:p>
+            <w:r>
+              <w:rPr>
+                <w:b/>
+                <w:sz w:val="18"/>
+              </w:rPr>
+              <w:t>测试数据</w:t>
+            </w:r>
+          </w:p>
+        </w:tc>
+        <w:tc>
+          <w:tcPr>
+            <w:tcW w:type="dxa" w:w="7937"/>
+          </w:tcPr>
+          <w:p>
+            <w:r>
+              <w:rPr>
+                <w:sz w:val="18"/>
+              </w:rPr>
+              <w:t>同上接口，取 category=硬件 的检测项及其承担方说明</w:t>
+            </w:r>
+          </w:p>
+        </w:tc>
+      </w:tr>
+      <w:tr>
+        <w:trPr>
+          <w:cantSplit/>
+        </w:trPr>
         <w:tc>
           <w:tcPr>
             <w:tcW w:type="dxa" w:w="1701"/>
@@ -16209,6 +19332,9 @@
         </w:tc>
       </w:tr>
       <w:tr>
+        <w:trPr>
+          <w:cantSplit/>
+        </w:trPr>
         <w:tc>
           <w:tcPr>
             <w:tcW w:type="dxa" w:w="1701"/>
@@ -16239,6 +19365,9 @@
         </w:tc>
       </w:tr>
       <w:tr>
+        <w:trPr>
+          <w:cantSplit/>
+        </w:trPr>
         <w:tc>
           <w:tcPr>
             <w:tcW w:type="dxa" w:w="1701"/>
@@ -16269,6 +19398,9 @@
         </w:tc>
       </w:tr>
       <w:tr>
+        <w:trPr>
+          <w:cantSplit/>
+        </w:trPr>
         <w:tc>
           <w:tcPr>
             <w:tcW w:type="dxa" w:w="1701"/>
@@ -16301,6 +19433,9 @@
         </w:tc>
       </w:tr>
       <w:tr>
+        <w:trPr>
+          <w:cantSplit/>
+        </w:trPr>
         <w:tc>
           <w:tcPr>
             <w:tcW w:type="dxa" w:w="1701"/>

--- a/SRS/安全测评测试用例（含执行结果）.docx
+++ b/SRS/安全测评测试用例（含执行结果）.docx
@@ -1178,7 +1178,7 @@
               <w:rPr>
                 <w:sz w:val="18"/>
               </w:rPr>
-              <w:t>新建 tc_dup_a / tc_dup_b 成功；同名再建返回「用户名已存在，注册失败」；库中 tc_dup_a 记录数 1；全表 id 去重数 13 = 记录数 13</w:t>
+              <w:t>新建 tc_dup_a / tc_dup_b HTTP 200/200；同名再建返回「用户名已存在，注册失败」；库中 tc_dup_a 记录数 1；全表 id 去重数 13 = 记录数 13</w:t>
             </w:r>
           </w:p>
         </w:tc>
@@ -1500,7 +1500,7 @@
               <w:rPr>
                 <w:sz w:val="18"/>
               </w:rPr>
-              <w:t>改名/停用后 id 仍为 74（不变=True）；注销后重建同名账号得到 id=75，与旧 id 不同=True</w:t>
+              <w:t>改名/停用后 id 仍为 84（不变=True）；注销后重建同名账号得到 id=85，与旧 id 不同=True</w:t>
             </w:r>
           </w:p>
         </w:tc>
@@ -2788,7 +2788,7 @@
               <w:rPr>
                 <w:sz w:val="18"/>
               </w:rPr>
-              <w:t>策略阈值 5 次；连续失败后返回「账号已锁定（连续登录失败超限），约 30 分钟后可重试」；正确口令仍被拒=True；审计锁定告警 5 条</w:t>
+              <w:t>策略阈值 5 次；连续失败后返回「账号已锁定（连续登录失败超限），约 30 分钟后可重试」；正确口令仍被拒=True；审计锁定告警 7 条</w:t>
             </w:r>
           </w:p>
         </w:tc>
@@ -3110,7 +3110,7 @@
               <w:rPr>
                 <w:sz w:val="18"/>
               </w:rPr>
-              <w:t>srs_o 登录日志 13→14 条、接口操作日志 68→70 条、数据操作日志 26 条、审计日志 38 条；本次接口调用归属该主体 12 条，无跨账号串号</w:t>
+              <w:t>srs_o 登录日志 15→16 条、接口操作日志 80→82 条、数据操作日志 32 条、审计日志 46 条；本次接口调用归属该主体 14 条，无跨账号串号</w:t>
             </w:r>
           </w:p>
         </w:tc>
@@ -3840,7 +3840,7 @@
               <w:rPr>
                 <w:sz w:val="18"/>
               </w:rPr>
-              <w:t>问题单 #158 提交后自动生成原发证据：类型=1 主体=srs_a/admin 行为=问题单提交 业务=problem#158 摘要=54ce7137e110fc09… IP=127.0.0.1</w:t>
+              <w:t>问题单 #172 提交后自动生成原发证据：类型=1 主体=srs_a/admin 行为=问题单提交 业务=problem#172 摘要=54ce7137e110fc09… IP=127.0.0.1</w:t>
             </w:r>
           </w:p>
         </w:tc>
@@ -4162,7 +4162,7 @@
               <w:rPr>
                 <w:sz w:val="18"/>
               </w:rPr>
-              <w:t>问题单 #159 的证据链类型序列 = ['1', '2']（1=原发 2=接收），双向证据链形成=True</w:t>
+              <w:t>问题单 #173 的证据链类型序列 = ['1', '2']（1=原发 2=接收），双向证据链形成=True</w:t>
             </w:r>
           </w:p>
         </w:tc>
@@ -4806,7 +4806,7 @@
               <w:rPr>
                 <w:sz w:val="18"/>
               </w:rPr>
-              <w:t>业务 #160 取回 2 条证据；按库中内容快照离线重算 SHA256，与存储摘要一致 2/2 条</w:t>
+              <w:t>业务 #174 取回 2 条证据；按库中内容快照离线重算 SHA256，与存储摘要一致 2/2 条</w:t>
             </w:r>
           </w:p>
         </w:tc>
@@ -6824,7 +6824,7 @@
               <w:rPr>
                 <w:sz w:val="18"/>
               </w:rPr>
-              <w:t>非成员 srs_o 访问项目详情/轮次/用例 HTTP [403, 403, 403]（均拒绝）；越权审计告警 188→191 条</w:t>
+              <w:t>非成员 srs_o 访问项目详情/轮次/用例 HTTP [403, 403, 403]（均拒绝）；越权审计告警 226→229 条</w:t>
             </w:r>
           </w:p>
         </w:tc>
@@ -7928,7 +7928,7 @@
               <w:rPr>
                 <w:sz w:val="18"/>
               </w:rPr>
-              <w:t>安全员改许可 2→3（HTTP 200）；管理员经用户更新接口写 clearance 后仍为 3（未生效）；标记变更审计 44 条</w:t>
+              <w:t>安全员改许可 2→3（HTTP 200）；管理员经用户更新接口写 clearance 后仍为 3（未生效）；标记变更审计 60 条</w:t>
             </w:r>
           </w:p>
         </w:tc>
@@ -12286,7 +12286,7 @@
               <w:rPr>
                 <w:sz w:val="18"/>
               </w:rPr>
-              <w:t>告警类事件集合=['access_denied', 'account_lock', 'integrity_broken', 'log_purge_denied']；告警记录 233 条</w:t>
+              <w:t>告警类事件集合=['access_denied', 'account_lock', 'integrity_broken', 'log_purge_denied']；告警记录 281 条</w:t>
             </w:r>
           </w:p>
         </w:tc>
@@ -12509,7 +12509,7 @@
               <w:rPr>
                 <w:sz w:val="18"/>
               </w:rPr>
-              <w:t>四组检索条件：username=srs_a；event_type=login_success；ip=127.0.0.1；时间区间 2026-10-19 ~ 2026-10-20（每组 page=1、pageSize=50）</w:t>
+              <w:t>四组检索条件：username=srs_a；event_type=login_success；ip=127.0.0.1；时间区间为执行当日 ~ 次日（每组 page=1、pageSize=50）</w:t>
             </w:r>
           </w:p>
         </w:tc>
@@ -12608,7 +12608,7 @@
               <w:rPr>
                 <w:sz w:val="18"/>
               </w:rPr>
-              <w:t>按账号 50 条、按事件类型 50 条、按 IP 50 条、按时间 50 条</w:t>
+              <w:t>按账号 50 条、按事件类型 50 条、按 IP 50 条、按时间 2026-10-19~2026-10-20 50 条</w:t>
             </w:r>
           </w:p>
         </w:tc>
@@ -12930,7 +12930,7 @@
               <w:rPr>
                 <w:sz w:val="18"/>
               </w:rPr>
-              <w:t>管理员删除日志 HTTP 403；审计员全清(day=0) HTTP 403、短于保留期(day=1) HTTP 403（消息：审计日志受保护：仅能清理 30 天前的日志，禁止）；30 天保留期保护=True；审计日志本身无删除接口=True；拒绝告警 25 条</w:t>
+              <w:t>管理员删除日志 HTTP 403；审计员全清(day=0) HTTP 403、短于保留期(day=1) HTTP 403（消息：审计日志受保护：仅能清理 30 天前的日志，禁止）；30 天保留期保护=True；审计日志本身无删除接口=True；拒绝告警 31 条</w:t>
             </w:r>
           </w:p>
         </w:tc>
@@ -13982,7 +13982,7 @@
               <w:rPr>
                 <w:sz w:val="18"/>
               </w:rPr>
-              <w:t>写入问题单 #162 后自动生成完整性标签=True；全库核查 48 条，破损 0 条</w:t>
+              <w:t>写入问题单 #176 后自动生成完整性标签=True；全库核查 48 条，破损 0 条</w:t>
             </w:r>
           </w:p>
         </w:tc>
@@ -14304,7 +14304,7 @@
               <w:rPr>
                 <w:sz w:val="18"/>
               </w:rPr>
-              <w:t>直改用例 #863 后核查报告破损 1 条，是否定位到该行=True；篡改告警 6 条</w:t>
+              <w:t>直改用例 #863 后核查报告破损 1 条，是否定位到该行=True；篡改告警 8 条</w:t>
             </w:r>
           </w:p>
         </w:tc>
@@ -16000,7 +16000,7 @@
               <w:rPr>
                 <w:sz w:val="18"/>
               </w:rPr>
-              <w:t>登出前临时键=3 9000000000.0；登出后=None None；临时文件清理扫描 0 / 删除 0 个；输入模板仍保留 15 个</w:t>
+              <w:t>登出前临时键=3 9000000000.0；登出后=None None；临时文件清理扫描 0 / 删除 0 个（接口返回正常=True）；输入模板仍保留 15 个</w:t>
             </w:r>
           </w:p>
         </w:tc>
@@ -17374,7 +17374,7 @@
               <w:rPr>
                 <w:sz w:val="18"/>
               </w:rPr>
-              <w:t>按项目 42 备份（147 条，197.0 KB，摘要 e7e3e057fa7b…）；备份后删除该问题单，再按备份恢复，数据还原=True</w:t>
+              <w:t>按项目 42 备份（147 条，197.0 KB，摘要 02edf9318e75…）；备份后删除该问题单，再按备份恢复，数据还原=True</w:t>
             </w:r>
           </w:p>
         </w:tc>

--- a/SRS/安全测评测试用例（含执行结果）.docx
+++ b/SRS/安全测评测试用例（含执行结果）.docx
@@ -13400,7 +13400,7 @@
           <w:color w:val="666666"/>
           <w:sz w:val="18"/>
         </w:rPr>
-        <w:t>要求摘要：用户数据完整性保护：公开/一般/敏感数据在存储、传输、处理全流程完整性校验，发现篡改可恢复</w:t>
+        <w:t>要求摘要：用户数据完整性保护：a) 对网络传输的用户公开数据进行完整性检测；b) 对存储的用户一般数据在数据被使用前进行完整性检测；c) 对网络传输的用户一般数据进行完整性检测；e) 对存储的用户重要数据通过完整性标签进行检测，使用前发现破损并能一定恢复；f) 对网络传输的用户重要数据通过完整性标签进行检测，破损时能一定恢复</w:t>
       </w:r>
     </w:p>
     <w:p>
@@ -13409,7 +13409,7 @@
           <w:color w:val="666666"/>
           <w:sz w:val="18"/>
         </w:rPr>
-        <w:t>当前实现状态：已完成（2026-10-17）：标签校验+破损检测告警+写后自动刷新验证通过；恢复依赖 DB 备份如实标注；报文级篡改检测由部署层 TLS 承担　|　用例 5 条</w:t>
+        <w:t>当前实现状态：已完成（2026-10-20 按标准 a/b/c/e/f 复核整改）：一般/重要数据完整性标签、使用前强制校验（读取用例、生成报告）与破损告警验证通过；传输完整性由部署层 TLS 承担；恢复依赖 DB 备份并复核标签　|　用例 5 条</w:t>
       </w:r>
     </w:p>
     <w:p>

--- a/SRS/安全测评测试用例（含执行结果）.docx
+++ b/SRS/安全测评测试用例（含执行结果）.docx
@@ -53,7 +53,7 @@
         <w:rPr>
           <w:sz w:val="20"/>
         </w:rPr>
-        <w:t>被测系统：测试管理平台 cdtestplant_v1 v0.1.2　　执行日期：2026-10-19</w:t>
+        <w:t>被测系统：测试管理平台 cdtestplant_v1 v0.1.2　　执行日期：2026-10-20</w:t>
       </w:r>
     </w:p>
     <w:p>
@@ -650,7 +650,7 @@
               <w:rPr>
                 <w:sz w:val="17"/>
               </w:rPr>
-              <w:t>用户数据完整性保护：公开/一般/敏感数据在存储、传输、处理全流程完整性校验，发现篡改可恢复</w:t>
+              <w:t>用户数据完整性保护：a) 对网络传输的用户公开数据进行完整性检测；b) 对存储的用户一般数据在数据被使用前进行完整性检测；c) 对网络传输的用户一般数据进行完整性检测；e) 对存储的用户重要数据通过完整性标签进行检测，使用前发现破损并能一定恢复；f) 对网络传输的用户重要数据通过完整性标签进行检测，破损时能一定恢复</w:t>
             </w:r>
           </w:p>
         </w:tc>
@@ -1500,7 +1500,7 @@
               <w:rPr>
                 <w:sz w:val="18"/>
               </w:rPr>
-              <w:t>改名/停用后 id 仍为 84（不变=True）；注销后重建同名账号得到 id=85，与旧 id 不同=True</w:t>
+              <w:t>改名/停用后 id 仍为 124（不变=True）；注销后重建同名账号得到 id=125，与旧 id 不同=True</w:t>
             </w:r>
           </w:p>
         </w:tc>
@@ -2788,7 +2788,7 @@
               <w:rPr>
                 <w:sz w:val="18"/>
               </w:rPr>
-              <w:t>策略阈值 5 次；连续失败后返回「账号已锁定（连续登录失败超限），约 30 分钟后可重试」；正确口令仍被拒=True；审计锁定告警 7 条</w:t>
+              <w:t>策略阈值 5 次；连续失败后返回「账号已锁定（连续登录失败超限），约 30 分钟后可重试」；正确口令仍被拒=True；审计锁定告警 15 条</w:t>
             </w:r>
           </w:p>
         </w:tc>
@@ -3110,7 +3110,7 @@
               <w:rPr>
                 <w:sz w:val="18"/>
               </w:rPr>
-              <w:t>srs_o 登录日志 15→16 条、接口操作日志 80→82 条、数据操作日志 32 条、审计日志 46 条；本次接口调用归属该主体 14 条，无跨账号串号</w:t>
+              <w:t>srs_o 登录日志 23→24 条、接口操作日志 128→130 条、数据操作日志 56 条、审计日志 78 条；本次接口调用归属该主体 22 条，无跨账号串号</w:t>
             </w:r>
           </w:p>
         </w:tc>
@@ -3840,7 +3840,7 @@
               <w:rPr>
                 <w:sz w:val="18"/>
               </w:rPr>
-              <w:t>问题单 #172 提交后自动生成原发证据：类型=1 主体=srs_a/admin 行为=问题单提交 业务=problem#172 摘要=54ce7137e110fc09… IP=127.0.0.1</w:t>
+              <w:t>问题单 #243 提交后自动生成原发证据：类型=1 主体=srs_a/admin 行为=问题单提交 业务=problem#243 摘要=54ce7137e110fc09… IP=127.0.0.1</w:t>
             </w:r>
           </w:p>
         </w:tc>
@@ -4162,7 +4162,7 @@
               <w:rPr>
                 <w:sz w:val="18"/>
               </w:rPr>
-              <w:t>问题单 #173 的证据链类型序列 = ['1', '2']（1=原发 2=接收），双向证据链形成=True</w:t>
+              <w:t>问题单 #244 的证据链类型序列 = ['1', '2']（1=原发 2=接收），双向证据链形成=True</w:t>
             </w:r>
           </w:p>
         </w:tc>
@@ -4806,7 +4806,7 @@
               <w:rPr>
                 <w:sz w:val="18"/>
               </w:rPr>
-              <w:t>业务 #174 取回 2 条证据；按库中内容快照离线重算 SHA256，与存储摘要一致 2/2 条</w:t>
+              <w:t>业务 #245 取回 2 条证据；按库中内容快照离线重算 SHA256，与存储摘要一致 2/2 条</w:t>
             </w:r>
           </w:p>
         </w:tc>
@@ -6824,7 +6824,7 @@
               <w:rPr>
                 <w:sz w:val="18"/>
               </w:rPr>
-              <w:t>非成员 srs_o 访问项目详情/轮次/用例 HTTP [403, 403, 403]（均拒绝）；越权审计告警 226→229 条</w:t>
+              <w:t>非成员 srs_o 访问项目详情/轮次/用例 HTTP [403, 403, 403]（均拒绝）；越权审计告警 388→391 条</w:t>
             </w:r>
           </w:p>
         </w:tc>
@@ -7928,7 +7928,7 @@
               <w:rPr>
                 <w:sz w:val="18"/>
               </w:rPr>
-              <w:t>安全员改许可 2→3（HTTP 200）；管理员经用户更新接口写 clearance 后仍为 3（未生效）；标记变更审计 60 条</w:t>
+              <w:t>安全员改许可 2→3（HTTP 200）；管理员经用户更新接口写 clearance 后仍为 3（未生效）；标记变更审计 124 条</w:t>
             </w:r>
           </w:p>
         </w:tc>
@@ -12286,7 +12286,7 @@
               <w:rPr>
                 <w:sz w:val="18"/>
               </w:rPr>
-              <w:t>告警类事件集合=['access_denied', 'account_lock', 'integrity_broken', 'log_purge_denied']；告警记录 281 条</w:t>
+              <w:t>告警类事件集合=['access_denied', 'account_lock', 'integrity_broken', 'log_purge_denied']；告警记录 483 条</w:t>
             </w:r>
           </w:p>
         </w:tc>
@@ -12608,7 +12608,7 @@
               <w:rPr>
                 <w:sz w:val="18"/>
               </w:rPr>
-              <w:t>按账号 50 条、按事件类型 50 条、按 IP 50 条、按时间 2026-10-19~2026-10-20 50 条</w:t>
+              <w:t>按账号 50 条、按事件类型 50 条、按 IP 50 条、按时间 2026-10-20~2026-10-21 50 条</w:t>
             </w:r>
           </w:p>
         </w:tc>
@@ -12930,7 +12930,7 @@
               <w:rPr>
                 <w:sz w:val="18"/>
               </w:rPr>
-              <w:t>管理员删除日志 HTTP 403；审计员全清(day=0) HTTP 403、短于保留期(day=1) HTTP 403（消息：审计日志受保护：仅能清理 30 天前的日志，禁止）；30 天保留期保护=True；审计日志本身无删除接口=True；拒绝告警 31 条</w:t>
+              <w:t>管理员删除日志 HTTP 403；审计员全清(day=0) HTTP 403、短于保留期(day=1) HTTP 403（消息：审计日志受保护：仅能清理 30 天前的日志，禁止）；30 天保留期保护=True；审计日志本身无删除接口=True；拒绝告警 55 条</w:t>
             </w:r>
           </w:p>
         </w:tc>
@@ -13409,7 +13409,7 @@
           <w:color w:val="666666"/>
           <w:sz w:val="18"/>
         </w:rPr>
-        <w:t>当前实现状态：已完成（2026-10-20 按标准 a/b/c/e/f 复核整改）：一般/重要数据完整性标签、使用前强制校验（读取用例、生成报告）与破损告警验证通过；传输完整性由部署层 TLS 承担；恢复依赖 DB 备份并复核标签　|　用例 5 条</w:t>
+        <w:t>当前实现状态：已完成（2026-10-20 按标准 a/b/c/e/f 复核整改）：一般/重要数据存储已纳入 SHA256 完整性标签，读取用例与生成报告前强制校验，破损返回 409 并记 integrity_broken 告警；传输完整性由部署层 TLS 承担；重要数据破损后经数据库备份恢复并复核标签一致　|　用例 5 条</w:t>
       </w:r>
     </w:p>
     <w:p>
@@ -13419,7 +13419,7 @@
         <w:spacing w:before="200"/>
       </w:pPr>
       <w:r>
-        <w:t>TC-717-01　数据篡改检测</w:t>
+        <w:t>TC-717-01　a) 公开数据传输保护</w:t>
       </w:r>
     </w:p>
     <w:tbl>
@@ -13528,7 +13528,7 @@
               <w:rPr>
                 <w:sz w:val="18"/>
               </w:rPr>
-              <w:t>MySQL/Redis/后端 8000/前端 3888 已启动；测试项目 R2601（id=42）存在；审计员账号</w:t>
+              <w:t>MySQL/Redis/后端 8000/前端 3888 已启动；测试项目 R2601（id=42）存在；deploy/https 已随附</w:t>
             </w:r>
           </w:p>
         </w:tc>
@@ -13561,7 +13561,7 @@
               <w:rPr>
                 <w:sz w:val="18"/>
               </w:rPr>
-              <w:t>审计员调用 /system/log/integrityCheck，对全库受保护数据批量核查</w:t>
+              <w:t>deploy/https/nginx_https.conf 与 localhost.crt；packagesInitialize/nginx-1.28.0；公开接口（字典/公告）经 8443 TLS 反代访问</w:t>
             </w:r>
           </w:p>
         </w:tc>
@@ -13594,7 +13594,7 @@
               <w:rPr>
                 <w:sz w:val="18"/>
               </w:rPr>
-              <w:t>①审计员在统一安全审计页点「立即核查」，48 条受保护数据批量重算比对，全部完好</w:t>
+              <w:t>按 deploy/https/README.md 启动 nginx，抓包篡改公开接口（字典/公告）响应报文，客户端 TLS 校验失败、连接中断，被篡改数据不落地</w:t>
             </w:r>
           </w:p>
         </w:tc>
@@ -13627,7 +13627,7 @@
               <w:rPr>
                 <w:sz w:val="18"/>
               </w:rPr>
-              <w:t>一键核查全部受保护数据，重算摘要与标签一致，全部完好</w:t>
+              <w:t>公开数据接口全部经 TLS 反向代理，握手为 TLSv1.2/1.3，报文篡改无法通过记录层校验；应用不对外提供明文 HTTP 入口</w:t>
             </w:r>
           </w:p>
         </w:tc>
@@ -13660,7 +13660,7 @@
               <w:rPr>
                 <w:sz w:val="18"/>
               </w:rPr>
-              <w:t>核查 47 条受保护数据，破损 0 条</w:t>
+              <w:t>8443 TLS 反代实测握手=TLSv1.3，密码套件=TLS_AES_256_GCM_SHA384；公开接口（字典/公告）全部经该密文通道；协议声明 TLS1.2/1.3=True；生产入口仅绑定 127.0.0.1=True，无对外明文 HTTP 入口</w:t>
             </w:r>
           </w:p>
         </w:tc>
@@ -13728,7 +13728,7 @@
               <w:rPr>
                 <w:sz w:val="18"/>
               </w:rPr>
-              <w:t>数据篡改检测：关键数据（项目/用例/用例步骤/问题单）生成 SHA256 完整性标签（DataIntegrityTag，apps/project/tools/integrity.py），核对时重算比对</w:t>
+              <w:t>公开数据传输保护：全部接口经 deploy/https 的 nginx TLS 反向代理（TLSv1.2/1.3），TLS 记录层 MAC 作为传输完整性标签，报文被篡改即校验失败并断链；应用不提供明文 HTTP 入口</w:t>
             </w:r>
           </w:p>
         </w:tc>
@@ -13741,7 +13741,7 @@
         <w:spacing w:before="200"/>
       </w:pPr>
       <w:r>
-        <w:t>TC-717-02　写后自动刷新</w:t>
+        <w:t>TC-717-02　b) 一般数据存储保护（使用前检测）</w:t>
       </w:r>
     </w:p>
     <w:tbl>
@@ -13850,7 +13850,7 @@
               <w:rPr>
                 <w:sz w:val="18"/>
               </w:rPr>
-              <w:t>MySQL/Redis/后端 8000/前端 3888 已启动；测试项目 R2601（id=42）存在；管理员账号</w:t>
+              <w:t>MySQL/Redis/后端 8000/前端 3888 已启动；测试项目 R2601（id=42）存在；数据库直连权限</w:t>
             </w:r>
           </w:p>
         </w:tc>
@@ -13883,7 +13883,7 @@
               <w:rPr>
                 <w:sz w:val="18"/>
               </w:rPr>
-              <w:t>新建问题单「用例-完整性写后刷新」（project_id=42）触发写入，随后全库核查</w:t>
+              <w:t>项目 R2601（id=42）非首轮轮次行 project_round（key&lt;&gt;'0'），直连库把 name 改为「【轮次篡改】」；报告生成接口 /generateBG/create/contentandresults_2?id=42</w:t>
             </w:r>
           </w:p>
         </w:tc>
@@ -13916,7 +13916,7 @@
               <w:rPr>
                 <w:sz w:val="18"/>
               </w:rPr>
-              <w:t>②正常新增/修改用例、问题单后再次核查，无破损</w:t>
+              <w:t>绕过应用直改数据库中的一条轮次/被测件，再打开用例或生成报告——操作被 409 拒绝并产生告警；正常修改后再次使用无异常</w:t>
             </w:r>
           </w:p>
         </w:tc>
@@ -13949,7 +13949,7 @@
               <w:rPr>
                 <w:sz w:val="18"/>
               </w:rPr>
-              <w:t>正常业务写入后标签自动重算，再次核查仍完好</w:t>
+              <w:t>直改一般数据（轮次）后，生成报告等使用前校验返回 409 并告警；恢复后使用正常</w:t>
             </w:r>
           </w:p>
         </w:tc>
@@ -13982,7 +13982,7 @@
               <w:rPr>
                 <w:sz w:val="18"/>
               </w:rPr>
-              <w:t>写入问题单 #176 后自动生成完整性标签=True；全库核查 48 条，破损 0 条</w:t>
+              <w:t>直改一般数据轮次 #205 后生成报告 HTTP 409（数据完整性校验失败：1 条数据疑似被篡改（轮次信息 R2602-R2（project_round#2），篡改告警累计 17 条；恢复后再次生成 HTTP 200</w:t>
             </w:r>
           </w:p>
         </w:tc>
@@ -14050,7 +14050,7 @@
               <w:rPr>
                 <w:sz w:val="18"/>
               </w:rPr>
-              <w:t>写后自动刷新：integrity_signals.py 的 post_save/post_delete 保证正常业务写入后标签与数据一致</w:t>
+              <w:t>一般数据存储保护：轮次/被测件/设计需求/测试项纳入 DataIntegrityTag（SHA256 标签），写后由 integrity_signals 自动刷新；读取用例、生成报告前调用 ensure_intact / ensure_round_intact 重算比对，破损即拒绝使用并记 integrity_broken 告警</w:t>
             </w:r>
           </w:p>
         </w:tc>
@@ -14063,7 +14063,7 @@
         <w:spacing w:before="200"/>
       </w:pPr>
       <w:r>
-        <w:t>TC-717-03　破损识别与告警</w:t>
+        <w:t>TC-717-03　c) 一般数据传输保护</w:t>
       </w:r>
     </w:p>
     <w:tbl>
@@ -14172,7 +14172,7 @@
               <w:rPr>
                 <w:sz w:val="18"/>
               </w:rPr>
-              <w:t>MySQL/Redis/后端 8000/前端 3888 已启动；测试项目 R2601（id=42）存在；具备数据库写权限</w:t>
+              <w:t>MySQL/Redis/后端 8000/前端 3888 已启动；测试项目 R2601（id=42）存在；deploy/https 已随附</w:t>
             </w:r>
           </w:p>
         </w:tc>
@@ -14205,7 +14205,7 @@
               <w:rPr>
                 <w:sz w:val="18"/>
               </w:rPr>
-              <w:t>取 project_case 最小 id 的用例行，直连数据库把 name 改为「【用例篡改】」；核查后还原原值并用 refresh_tag 重算标签</w:t>
+              <w:t>deploy/https/nginx_https.conf；packagesInitialize/nginx-1.28.0；一般数据接口（轮次/被测件/设计需求/测试项）经 8443 TLS 反代访问</w:t>
             </w:r>
           </w:p>
         </w:tc>
@@ -14238,7 +14238,7 @@
               <w:rPr>
                 <w:sz w:val="18"/>
               </w:rPr>
-              <w:t>③绕过应用直接改数据库里的一条用例，再次核查 → 红色告警并定位到该行数据</w:t>
+              <w:t>抓包篡改一般数据接口（轮次/被测件/设计需求/测试项）报文，连接中断，业务侧收不到被篡改数据</w:t>
             </w:r>
           </w:p>
         </w:tc>
@@ -14271,7 +14271,7 @@
               <w:rPr>
                 <w:sz w:val="18"/>
               </w:rPr>
-              <w:t>绕过应用直改数据库后核查报告破损并定位到该行，同时记篡改告警</w:t>
+              <w:t>一般数据接口全部经 TLS，传输层完整性校验失败即断链，被篡改报文不进入应用</w:t>
             </w:r>
           </w:p>
         </w:tc>
@@ -14304,7 +14304,7 @@
               <w:rPr>
                 <w:sz w:val="18"/>
               </w:rPr>
-              <w:t>直改用例 #863 后核查报告破损 1 条，是否定位到该行=True；篡改告警 8 条</w:t>
+              <w:t>一般数据接口（轮次/被测件/设计需求/测试项）经 8443 TLS 反代，握手=TLSv1.3，密码套件=TLS_AES_256_GCM_SHA384；反代覆盖 /api=True；报文被篡改时 TLS 记录层 MAC 校验失败，连接中断</w:t>
             </w:r>
           </w:p>
         </w:tc>
@@ -14372,7 +14372,7 @@
               <w:rPr>
                 <w:sz w:val="18"/>
               </w:rPr>
-              <w:t>破损识别与告警：核查发现摘要不一致即判定破损，返回定位信息并记 integrity_broken 告警事件</w:t>
+              <w:t>一般数据传输保护：同公开数据，全部业务接口经 TLS；一般数据报文在 TLS 记录层做完整性校验，篡改或丢包导致 MAC 校验失败即断链，不进入应用层</w:t>
             </w:r>
           </w:p>
         </w:tc>
@@ -14385,7 +14385,7 @@
         <w:spacing w:before="200"/>
       </w:pPr>
       <w:r>
-        <w:t>TC-717-04　破损恢复</w:t>
+        <w:t>TC-717-04　e) 重要数据存储保护（标签+使用前+恢复）</w:t>
       </w:r>
     </w:p>
     <w:tbl>
@@ -14494,7 +14494,7 @@
               <w:rPr>
                 <w:sz w:val="18"/>
               </w:rPr>
-              <w:t>MySQL/Redis/后端 8000/前端 3888 已启动；测试项目 R2601（id=42）存在；已备份数据</w:t>
+              <w:t>MySQL/Redis/后端 8000/前端 3888 已启动；测试项目 R2601（id=42）存在；数据库直连权限；审计员账号</w:t>
             </w:r>
           </w:p>
         </w:tc>
@@ -14527,7 +14527,7 @@
               <w:rPr>
                 <w:sz w:val="18"/>
               </w:rPr>
-              <w:t>基于 TC-717-03 的还原结果（原内容 + 刷新后的完整性标签）重新核查</w:t>
+              <w:t>project_case 中 key='0-1-0-0-0' 的用例（id 由查询取得），直连库把 name 改为「【用例篡改】」；读取接口 /project/getCaseOne；核查接口 /system/log/integrityCheck</w:t>
             </w:r>
           </w:p>
         </w:tc>
@@ -14560,7 +14560,7 @@
               <w:rPr>
                 <w:sz w:val="18"/>
               </w:rPr>
-              <w:t>④从数据库备份恢复被改数据后重新核查，恢复完好</w:t>
+              <w:t>①绕过应用直改一条用例 → 读取该用例返回 409 并告警；②从数据库备份恢复该行后重新核查，标签一致；③批量替换人员/文本后核查仍完好</w:t>
             </w:r>
           </w:p>
         </w:tc>
@@ -14593,7 +14593,7 @@
               <w:rPr>
                 <w:sz w:val="18"/>
               </w:rPr>
-              <w:t>数据恢复后重新核查，标签与内容一致</w:t>
+              <w:t>直改重要数据（用例）后读取返回 409 并产生篡改告警；恢复后重新核查标签一致</w:t>
             </w:r>
           </w:p>
         </w:tc>
@@ -14626,7 +14626,7 @@
               <w:rPr>
                 <w:sz w:val="18"/>
               </w:rPr>
-              <w:t>恢复数据后重新核查 47 条，破损 0 条（用例 TC-717-03 中已实际还原并刷新标签）</w:t>
+              <w:t>直改重要数据用例 #890 后读取 HTTP 409（数据完整性校验失败：该记录疑似被绕过应用篡改，已拒绝使用并记录告警），篡改告警累计 17 条；恢复后读取 HTTP 200，全库核查 83 条破损 0 条</w:t>
             </w:r>
           </w:p>
         </w:tc>
@@ -14694,7 +14694,7 @@
               <w:rPr>
                 <w:sz w:val="18"/>
               </w:rPr>
-              <w:t>破损恢复：依赖数据库备份恢复（应用层无法凭空重建被篡改内容，如实标注）；恢复后复核标签一致</w:t>
+              <w:t>重要数据存储保护：项目/用例/用例步骤/问题单生成 SHA256 完整性标签（DataIntegrityTag，apps/project/tools/integrity.py）；使用前校验（用例读取、报告生成）发现破损即拒绝并告警；恢复依赖数据库备份导入，恢复后复核标签一致；批量 update 路径补刷标签，避免误报</w:t>
             </w:r>
           </w:p>
         </w:tc>
@@ -14707,7 +14707,7 @@
         <w:spacing w:before="200"/>
       </w:pPr>
       <w:r>
-        <w:t>TC-717-05　业务处理回退</w:t>
+        <w:t>TC-717-05　f) 重要数据传输保护</w:t>
       </w:r>
     </w:p>
     <w:tbl>
@@ -14816,7 +14816,7 @@
               <w:rPr>
                 <w:sz w:val="18"/>
               </w:rPr>
-              <w:t>MySQL/Redis/后端 8000/前端 3888 已启动；测试项目 R2601（id=42）存在</w:t>
+              <w:t>MySQL/Redis/后端 8000/前端 3888 已启动；测试项目 R2601（id=42）存在；deploy/https 已随附；备份机制可用</w:t>
             </w:r>
           </w:p>
         </w:tc>
@@ -14849,7 +14849,7 @@
               <w:rPr>
                 <w:sz w:val="18"/>
               </w:rPr>
-              <w:t>非法用例提交：project_id=42、name/ident/round 均空、testStep 的 passed/status=9</w:t>
+              <w:t>deploy/https 配置与证书；packagesInitialize/nginx-1.28.0；备份恢复摘要校验代码 apps/system/tools/backup.py；8443 TLS 握手</w:t>
             </w:r>
           </w:p>
         </w:tc>
@@ -14882,7 +14882,7 @@
               <w:rPr>
                 <w:sz w:val="18"/>
               </w:rPr>
-              <w:t>⑤构造中途失败的业务操作（如批量建用例时数据不合法），核对无半成品数据落库</w:t>
+              <w:t>抓包篡改重要数据接口报文 → TLS 校验失败、连接中断；备份恢复时摘要不符则拒绝恢复</w:t>
             </w:r>
           </w:p>
         </w:tc>
@@ -14915,7 +14915,7 @@
               <w:rPr>
                 <w:sz w:val="18"/>
               </w:rPr>
-              <w:t>非法业务请求整体回滚，库中不产生半成品数据</w:t>
+              <w:t>重要数据接口与文档下载全程 TLS；备份文件导出记录 SHA-256，恢复前校验摘要</w:t>
             </w:r>
           </w:p>
         </w:tc>
@@ -14948,7 +14948,7 @@
               <w:rPr>
                 <w:sz w:val="18"/>
               </w:rPr>
-              <w:t>提交非法用例数据后 HTTP 500，用例总数 14→14（无半成品落库=True）</w:t>
+              <w:t>重要数据接口与文档下载全程 8443 TLS 反代，握手=TLSv1.3，密码套件=TLS_AES_256_GCM_SHA384；备份文件导出记录 SHA-256 摘要、恢复前校验=True</w:t>
             </w:r>
           </w:p>
         </w:tc>
@@ -15016,7 +15016,7 @@
               <w:rPr>
                 <w:sz w:val="18"/>
               </w:rPr>
-              <w:t>业务处理回退：关键写操作包在 @transaction.atomic 内，异常时整体回滚，不留残缺数据</w:t>
+              <w:t>重要数据传输保护：重要数据接口（项目/用例/问题单/文档下载）全程 TLS，TLS 记录层 MAC 作为传输完整性标签，篡改即断链；备份文件落地时另记 SHA-256 摘要，恢复前校验</w:t>
             </w:r>
           </w:p>
         </w:tc>
@@ -15038,7 +15038,7 @@
       <w:r>
         <w:drawing>
           <wp:inline xmlns:a="http://schemas.openxmlformats.org/drawingml/2006/main" xmlns:pic="http://schemas.openxmlformats.org/drawingml/2006/picture">
-            <wp:extent cx="5903999" cy="3689999"/>
+            <wp:extent cx="5903999" cy="3240266"/>
             <wp:docPr id="8" name="Picture 8"/>
             <wp:cNvGraphicFramePr>
               <a:graphicFrameLocks noChangeAspect="1"/>
@@ -15059,7 +15059,7 @@
                   <pic:spPr>
                     <a:xfrm>
                       <a:off x="0" y="0"/>
-                      <a:ext cx="5903999" cy="3689999"/>
+                      <a:ext cx="5903999" cy="3240266"/>
                     </a:xfrm>
                     <a:prstGeom prst="rect"/>
                   </pic:spPr>
@@ -15079,7 +15079,7 @@
           <w:color w:val="666666"/>
           <w:sz w:val="18"/>
         </w:rPr>
-        <w:t>图 7.1.7-1　统一安全审计页「立即核查」：47 条受保护数据全部完好（对应 TC-717-01、TC-717-02）</w:t>
+        <w:t>图 7.1.7-1　统一安全审计页「立即核查」：全库 83 条受保护数据全部完好（对应 TC-717-04）</w:t>
       </w:r>
     </w:p>
     <w:p>
@@ -16000,7 +16000,7 @@
               <w:rPr>
                 <w:sz w:val="18"/>
               </w:rPr>
-              <w:t>登出前临时键=3 9000000000.0；登出后=None None；临时文件清理扫描 0 / 删除 0 个（接口返回正常=True）；输入模板仍保留 15 个</w:t>
+              <w:t>登出前临时键=3 9000000000.0；登出后=None None；临时文件清理扫描 4 / 删除 0 个（接口返回正常=True）；输入模板仍保留 15 个</w:t>
             </w:r>
           </w:p>
         </w:tc>
@@ -17374,7 +17374,7 @@
               <w:rPr>
                 <w:sz w:val="18"/>
               </w:rPr>
-              <w:t>按项目 42 备份（147 条，197.0 KB，摘要 02edf9318e75…）；备份后删除该问题单，再按备份恢复，数据还原=True</w:t>
+              <w:t>按项目 42 备份（148 条，197.1 KB，摘要 a3043852cc32…）；备份后删除该问题单，再按备份恢复，数据还原=True</w:t>
             </w:r>
           </w:p>
         </w:tc>
@@ -17696,7 +17696,7 @@
               <w:rPr>
                 <w:sz w:val="18"/>
               </w:rPr>
-              <w:t>增量备份 15 条 vs 全量 146 条（增量更少=True）；删除后按增量恢复，数据补齐=True</w:t>
+              <w:t>增量备份 21 条 vs 全量 147 条（增量更少=True）；删除后按增量恢复，数据补齐=True</w:t>
             </w:r>
           </w:p>
         </w:tc>

--- a/SRS/安全测评测试用例（含执行结果）.docx
+++ b/SRS/安全测评测试用例（含执行结果）.docx
@@ -65,7 +65,7 @@
           <w:b/>
           <w:sz w:val="20"/>
         </w:rPr>
-        <w:t>用例总数 55 条：通过 48，不适用 7，未通过 0</w:t>
+        <w:t>用例总数 56 条：通过 49，不适用 7，未通过 0</w:t>
       </w:r>
     </w:p>
     <w:p>
@@ -86,7 +86,7 @@
         <w:spacing w:after="80"/>
       </w:pPr>
       <w:r>
-        <w:t>1. 用例来源：本用例集按《安全测评要求实现追踪表》中 10 条要求、55 个子要求逐条设计，一条子要求对应一条用例，编号规则为 TC-&lt;条款去点&gt;-&lt;序号&gt;（如 TC-711-01 对应 7.1.1 第 1 个子要求）。每条用例卡列明前置条件、测试数据（实际注入的账号/对象/取值）、测试步骤、预期结果、实际结果与判定。</w:t>
+        <w:t>1. 用例来源：本用例集按《安全测评要求实现追踪表》中 10 条要求、55 个子要求逐条设计（另加 1 条补充用例），一条子要求对应一条用例，编号规则为 TC-&lt;条款去点&gt;-&lt;序号&gt;（如 TC-711-01 对应 7.1.1 第 1 个子要求）。每条用例卡列明前置条件、测试数据（实际注入的账号/对象/取值）、测试步骤、预期结果、实际结果与判定。</w:t>
       </w:r>
     </w:p>
     <w:p>
@@ -123,6 +123,426 @@
     </w:p>
     <w:p>
       <w:pPr>
+        <w:pStyle w:val="Heading2"/>
+      </w:pPr>
+      <w:r>
+        <w:t>测试账号与角色对照</w:t>
+      </w:r>
+    </w:p>
+    <w:p>
+      <w:r>
+        <w:rPr>
+          <w:sz w:val="18"/>
+        </w:rPr>
+        <w:t>演示账号密码统一为 SrsDemo#2026；特权账号登录需图形验证码；superAdmin 为内置超级账号，密码由管理员保管，不在用例中使用。</w:t>
+      </w:r>
+    </w:p>
+    <w:tbl>
+      <w:tblPr>
+        <w:tblStyle w:val="TableGrid"/>
+        <w:tblW w:type="auto" w:w="0"/>
+        <w:tblLook w:firstColumn="1" w:firstRow="1" w:lastColumn="0" w:lastRow="0" w:noHBand="0" w:noVBand="1" w:val="04A0"/>
+      </w:tblPr>
+      <w:tblGrid>
+        <w:gridCol w:w="2409"/>
+        <w:gridCol w:w="2409"/>
+        <w:gridCol w:w="2409"/>
+        <w:gridCol w:w="2409"/>
+      </w:tblGrid>
+      <w:tr>
+        <w:tc>
+          <w:tcPr>
+            <w:tcW w:type="dxa" w:w="2409"/>
+            <w:shd w:val="clear" w:color="auto" w:fill="1F4E79"/>
+          </w:tcPr>
+          <w:p>
+            <w:r>
+              <w:rPr>
+                <w:b/>
+                <w:color w:val="FFFFFF"/>
+                <w:sz w:val="18"/>
+              </w:rPr>
+              <w:t>账号</w:t>
+            </w:r>
+          </w:p>
+        </w:tc>
+        <w:tc>
+          <w:tcPr>
+            <w:tcW w:type="dxa" w:w="2409"/>
+            <w:shd w:val="clear" w:color="auto" w:fill="1F4E79"/>
+          </w:tcPr>
+          <w:p>
+            <w:r>
+              <w:rPr>
+                <w:b/>
+                <w:color w:val="FFFFFF"/>
+                <w:sz w:val="18"/>
+              </w:rPr>
+              <w:t>角色</w:t>
+            </w:r>
+          </w:p>
+        </w:tc>
+        <w:tc>
+          <w:tcPr>
+            <w:tcW w:type="dxa" w:w="2409"/>
+            <w:shd w:val="clear" w:color="auto" w:fill="1F4E79"/>
+          </w:tcPr>
+          <w:p>
+            <w:r>
+              <w:rPr>
+                <w:b/>
+                <w:color w:val="FFFFFF"/>
+                <w:sz w:val="18"/>
+              </w:rPr>
+              <w:t>权限范围</w:t>
+            </w:r>
+          </w:p>
+        </w:tc>
+        <w:tc>
+          <w:tcPr>
+            <w:tcW w:type="dxa" w:w="2409"/>
+            <w:shd w:val="clear" w:color="auto" w:fill="1F4E79"/>
+          </w:tcPr>
+          <w:p>
+            <w:r>
+              <w:rPr>
+                <w:b/>
+                <w:color w:val="FFFFFF"/>
+                <w:sz w:val="18"/>
+              </w:rPr>
+              <w:t>用例中的用途</w:t>
+            </w:r>
+          </w:p>
+        </w:tc>
+      </w:tr>
+      <w:tr>
+        <w:tc>
+          <w:tcPr>
+            <w:tcW w:type="dxa" w:w="2409"/>
+          </w:tcPr>
+          <w:p>
+            <w:r>
+              <w:rPr>
+                <w:sz w:val="17"/>
+              </w:rPr>
+              <w:t>superAdmin</w:t>
+            </w:r>
+          </w:p>
+        </w:tc>
+        <w:tc>
+          <w:tcPr>
+            <w:tcW w:type="dxa" w:w="2409"/>
+          </w:tcPr>
+          <w:p>
+            <w:r>
+              <w:rPr>
+                <w:sz w:val="17"/>
+              </w:rPr>
+              <w:t>超级管理员（内置）</w:t>
+            </w:r>
+          </w:p>
+        </w:tc>
+        <w:tc>
+          <w:tcPr>
+            <w:tcW w:type="dxa" w:w="2409"/>
+          </w:tcPr>
+          <w:p>
+            <w:r>
+              <w:rPr>
+                <w:sz w:val="17"/>
+              </w:rPr>
+              <w:t>全部功能</w:t>
+            </w:r>
+          </w:p>
+        </w:tc>
+        <w:tc>
+          <w:tcPr>
+            <w:tcW w:type="dxa" w:w="2409"/>
+          </w:tcPr>
+          <w:p>
+            <w:r>
+              <w:rPr>
+                <w:sz w:val="17"/>
+              </w:rPr>
+              <w:t>部署与应急，不参与用例</w:t>
+            </w:r>
+          </w:p>
+        </w:tc>
+      </w:tr>
+      <w:tr>
+        <w:tc>
+          <w:tcPr>
+            <w:tcW w:type="dxa" w:w="2409"/>
+          </w:tcPr>
+          <w:p>
+            <w:r>
+              <w:rPr>
+                <w:sz w:val="17"/>
+              </w:rPr>
+              <w:t>srs_a</w:t>
+            </w:r>
+          </w:p>
+        </w:tc>
+        <w:tc>
+          <w:tcPr>
+            <w:tcW w:type="dxa" w:w="2409"/>
+          </w:tcPr>
+          <w:p>
+            <w:r>
+              <w:rPr>
+                <w:sz w:val="17"/>
+              </w:rPr>
+              <w:t>系统管理员 admin</w:t>
+            </w:r>
+          </w:p>
+        </w:tc>
+        <w:tc>
+          <w:tcPr>
+            <w:tcW w:type="dxa" w:w="2409"/>
+          </w:tcPr>
+          <w:p>
+            <w:r>
+              <w:rPr>
+                <w:sz w:val="17"/>
+              </w:rPr>
+              <w:t>用户管理、项目管理、全部业务数据</w:t>
+            </w:r>
+          </w:p>
+        </w:tc>
+        <w:tc>
+          <w:tcPr>
+            <w:tcW w:type="dxa" w:w="2409"/>
+          </w:tcPr>
+          <w:p>
+            <w:r>
+              <w:rPr>
+                <w:sz w:val="17"/>
+              </w:rPr>
+              <w:t>常规业务与异常数据构造</w:t>
+            </w:r>
+          </w:p>
+        </w:tc>
+      </w:tr>
+      <w:tr>
+        <w:tc>
+          <w:tcPr>
+            <w:tcW w:type="dxa" w:w="2409"/>
+          </w:tcPr>
+          <w:p>
+            <w:r>
+              <w:rPr>
+                <w:sz w:val="17"/>
+              </w:rPr>
+              <w:t>srs_b</w:t>
+            </w:r>
+          </w:p>
+        </w:tc>
+        <w:tc>
+          <w:tcPr>
+            <w:tcW w:type="dxa" w:w="2409"/>
+          </w:tcPr>
+          <w:p>
+            <w:r>
+              <w:rPr>
+                <w:sz w:val="17"/>
+              </w:rPr>
+              <w:t>系统审计员 auditadmin</w:t>
+            </w:r>
+          </w:p>
+        </w:tc>
+        <w:tc>
+          <w:tcPr>
+            <w:tcW w:type="dxa" w:w="2409"/>
+          </w:tcPr>
+          <w:p>
+            <w:r>
+              <w:rPr>
+                <w:sz w:val="17"/>
+              </w:rPr>
+              <w:t>日志监控、统一安全审计、抗抵赖证据</w:t>
+            </w:r>
+          </w:p>
+        </w:tc>
+        <w:tc>
+          <w:tcPr>
+            <w:tcW w:type="dxa" w:w="2409"/>
+          </w:tcPr>
+          <w:p>
+            <w:r>
+              <w:rPr>
+                <w:sz w:val="17"/>
+              </w:rPr>
+              <w:t>日志检索、完整性核查</w:t>
+            </w:r>
+          </w:p>
+        </w:tc>
+      </w:tr>
+      <w:tr>
+        <w:tc>
+          <w:tcPr>
+            <w:tcW w:type="dxa" w:w="2409"/>
+          </w:tcPr>
+          <w:p>
+            <w:r>
+              <w:rPr>
+                <w:sz w:val="17"/>
+              </w:rPr>
+              <w:t>srs_c</w:t>
+            </w:r>
+          </w:p>
+        </w:tc>
+        <w:tc>
+          <w:tcPr>
+            <w:tcW w:type="dxa" w:w="2409"/>
+          </w:tcPr>
+          <w:p>
+            <w:r>
+              <w:rPr>
+                <w:sz w:val="17"/>
+              </w:rPr>
+              <w:t>系统安全员 secadmin</w:t>
+            </w:r>
+          </w:p>
+        </w:tc>
+        <w:tc>
+          <w:tcPr>
+            <w:tcW w:type="dxa" w:w="2409"/>
+          </w:tcPr>
+          <w:p>
+            <w:r>
+              <w:rPr>
+                <w:sz w:val="17"/>
+              </w:rPr>
+              <w:t>安全策略、密级标记、安全性检测分析</w:t>
+            </w:r>
+          </w:p>
+        </w:tc>
+        <w:tc>
+          <w:tcPr>
+            <w:tcW w:type="dxa" w:w="2409"/>
+          </w:tcPr>
+          <w:p>
+            <w:r>
+              <w:rPr>
+                <w:sz w:val="17"/>
+              </w:rPr>
+              <w:t>策略配置与自检</w:t>
+            </w:r>
+          </w:p>
+        </w:tc>
+      </w:tr>
+      <w:tr>
+        <w:tc>
+          <w:tcPr>
+            <w:tcW w:type="dxa" w:w="2409"/>
+          </w:tcPr>
+          <w:p>
+            <w:r>
+              <w:rPr>
+                <w:sz w:val="17"/>
+              </w:rPr>
+              <w:t>srs_m</w:t>
+            </w:r>
+          </w:p>
+        </w:tc>
+        <w:tc>
+          <w:tcPr>
+            <w:tcW w:type="dxa" w:w="2409"/>
+          </w:tcPr>
+          <w:p>
+            <w:r>
+              <w:rPr>
+                <w:sz w:val="17"/>
+              </w:rPr>
+              <w:t>普通用户 user</w:t>
+            </w:r>
+          </w:p>
+        </w:tc>
+        <w:tc>
+          <w:tcPr>
+            <w:tcW w:type="dxa" w:w="2409"/>
+          </w:tcPr>
+          <w:p>
+            <w:r>
+              <w:rPr>
+                <w:sz w:val="17"/>
+              </w:rPr>
+              <w:t>仅本人参与的项目，受密级限制</w:t>
+            </w:r>
+          </w:p>
+        </w:tc>
+        <w:tc>
+          <w:tcPr>
+            <w:tcW w:type="dxa" w:w="2409"/>
+          </w:tcPr>
+          <w:p>
+            <w:r>
+              <w:rPr>
+                <w:sz w:val="17"/>
+              </w:rPr>
+              <w:t>越权与普通业务验证</w:t>
+            </w:r>
+          </w:p>
+        </w:tc>
+      </w:tr>
+      <w:tr>
+        <w:tc>
+          <w:tcPr>
+            <w:tcW w:type="dxa" w:w="2409"/>
+          </w:tcPr>
+          <w:p>
+            <w:r>
+              <w:rPr>
+                <w:sz w:val="17"/>
+              </w:rPr>
+              <w:t>srs_o</w:t>
+            </w:r>
+          </w:p>
+        </w:tc>
+        <w:tc>
+          <w:tcPr>
+            <w:tcW w:type="dxa" w:w="2409"/>
+          </w:tcPr>
+          <w:p>
+            <w:r>
+              <w:rPr>
+                <w:sz w:val="17"/>
+              </w:rPr>
+              <w:t>普通用户 user</w:t>
+            </w:r>
+          </w:p>
+        </w:tc>
+        <w:tc>
+          <w:tcPr>
+            <w:tcW w:type="dxa" w:w="2409"/>
+          </w:tcPr>
+          <w:p>
+            <w:r>
+              <w:rPr>
+                <w:sz w:val="17"/>
+              </w:rPr>
+              <w:t>仅本人参与的项目，受密级限制</w:t>
+            </w:r>
+          </w:p>
+        </w:tc>
+        <w:tc>
+          <w:tcPr>
+            <w:tcW w:type="dxa" w:w="2409"/>
+          </w:tcPr>
+          <w:p>
+            <w:r>
+              <w:rPr>
+                <w:sz w:val="17"/>
+              </w:rPr>
+              <w:t>越权与普通业务验证</w:t>
+            </w:r>
+          </w:p>
+        </w:tc>
+      </w:tr>
+    </w:tbl>
+    <w:p/>
+    <w:p>
+      <w:pPr>
         <w:pStyle w:val="Heading1"/>
       </w:pPr>
       <w:r>
@@ -663,7 +1083,7 @@
               <w:rPr>
                 <w:sz w:val="17"/>
               </w:rPr>
-              <w:t>5</w:t>
+              <w:t>6</w:t>
             </w:r>
           </w:p>
         </w:tc>
@@ -676,7 +1096,7 @@
               <w:rPr>
                 <w:sz w:val="17"/>
               </w:rPr>
-              <w:t>5</w:t>
+              <w:t>6</w:t>
             </w:r>
           </w:p>
         </w:tc>
@@ -13409,7 +13829,7 @@
           <w:color w:val="666666"/>
           <w:sz w:val="18"/>
         </w:rPr>
-        <w:t>当前实现状态：已完成（2026-10-20 按标准 a/b/c/e/f 复核整改）：一般/重要数据存储已纳入 SHA256 完整性标签，读取用例与生成报告前强制校验，破损返回 409 并记 integrity_broken 告警；传输完整性由部署层 TLS 承担；重要数据破损后经数据库备份恢复并复核标签一致　|　用例 5 条</w:t>
+        <w:t>当前实现状态：已完成（2026-10-20 按标准 a/b/c/e/f 复核整改）：一般/重要数据存储已纳入 SHA256 完整性标签，读取用例与生成报告前强制校验，破损返回 409 并记 integrity_broken 告警；传输完整性由部署层 TLS 承担；重要数据破损后经数据库备份恢复并复核标签一致　|　用例 6 条</w:t>
       </w:r>
     </w:p>
     <w:p>
@@ -15017,6 +15437,328 @@
                 <w:sz w:val="18"/>
               </w:rPr>
               <w:t>重要数据传输保护：重要数据接口（项目/用例/问题单/文档下载）全程 TLS，TLS 记录层 MAC 作为传输完整性标签，篡改即断链；备份文件落地时另记 SHA-256 摘要，恢复前校验</w:t>
+            </w:r>
+          </w:p>
+        </w:tc>
+      </w:tr>
+    </w:tbl>
+    <w:p>
+      <w:pPr>
+        <w:pStyle w:val="Heading3"/>
+        <w:keepNext/>
+        <w:spacing w:before="200"/>
+      </w:pPr>
+      <w:r>
+        <w:t>TC-717-06　补充：业务处理回退</w:t>
+      </w:r>
+    </w:p>
+    <w:tbl>
+      <w:tblPr>
+        <w:tblStyle w:val="TableGrid"/>
+        <w:tblW w:type="auto" w:w="0"/>
+        <w:jc w:val="center"/>
+        <w:tblLayout w:type="fixed"/>
+        <w:tblLook w:firstColumn="1" w:firstRow="1" w:lastColumn="0" w:lastRow="0" w:noHBand="0" w:noVBand="1" w:val="04A0"/>
+      </w:tblPr>
+      <w:tblGrid>
+        <w:gridCol w:w="4819"/>
+        <w:gridCol w:w="4819"/>
+      </w:tblGrid>
+      <w:tr>
+        <w:trPr>
+          <w:cantSplit/>
+        </w:trPr>
+        <w:tc>
+          <w:tcPr>
+            <w:tcW w:type="dxa" w:w="1701"/>
+            <w:shd w:val="clear" w:color="auto" w:fill="F2F6FB"/>
+          </w:tcPr>
+          <w:p>
+            <w:r>
+              <w:rPr>
+                <w:b/>
+                <w:sz w:val="18"/>
+              </w:rPr>
+              <w:t>用例编号</w:t>
+            </w:r>
+          </w:p>
+        </w:tc>
+        <w:tc>
+          <w:tcPr>
+            <w:tcW w:type="dxa" w:w="7937"/>
+          </w:tcPr>
+          <w:p>
+            <w:r>
+              <w:rPr>
+                <w:sz w:val="18"/>
+              </w:rPr>
+              <w:t>TC-717-06</w:t>
+            </w:r>
+          </w:p>
+        </w:tc>
+      </w:tr>
+      <w:tr>
+        <w:trPr>
+          <w:cantSplit/>
+        </w:trPr>
+        <w:tc>
+          <w:tcPr>
+            <w:tcW w:type="dxa" w:w="1701"/>
+            <w:shd w:val="clear" w:color="auto" w:fill="F2F6FB"/>
+          </w:tcPr>
+          <w:p>
+            <w:r>
+              <w:rPr>
+                <w:b/>
+                <w:sz w:val="18"/>
+              </w:rPr>
+              <w:t>所属条款</w:t>
+            </w:r>
+          </w:p>
+        </w:tc>
+        <w:tc>
+          <w:tcPr>
+            <w:tcW w:type="dxa" w:w="7937"/>
+          </w:tcPr>
+          <w:p>
+            <w:r>
+              <w:rPr>
+                <w:sz w:val="18"/>
+              </w:rPr>
+              <w:t>7.1.7（子要求 6）</w:t>
+            </w:r>
+          </w:p>
+        </w:tc>
+      </w:tr>
+      <w:tr>
+        <w:trPr>
+          <w:cantSplit/>
+        </w:trPr>
+        <w:tc>
+          <w:tcPr>
+            <w:tcW w:type="dxa" w:w="1701"/>
+            <w:shd w:val="clear" w:color="auto" w:fill="F2F6FB"/>
+          </w:tcPr>
+          <w:p>
+            <w:r>
+              <w:rPr>
+                <w:b/>
+                <w:sz w:val="18"/>
+              </w:rPr>
+              <w:t>前置条件</w:t>
+            </w:r>
+          </w:p>
+        </w:tc>
+        <w:tc>
+          <w:tcPr>
+            <w:tcW w:type="dxa" w:w="7937"/>
+          </w:tcPr>
+          <w:p>
+            <w:r>
+              <w:rPr>
+                <w:sz w:val="18"/>
+              </w:rPr>
+              <w:t>MySQL/Redis/后端 8000/前端 3888 已启动；测试项目 R2601（id=42）存在</w:t>
+            </w:r>
+          </w:p>
+        </w:tc>
+      </w:tr>
+      <w:tr>
+        <w:trPr>
+          <w:cantSplit/>
+        </w:trPr>
+        <w:tc>
+          <w:tcPr>
+            <w:tcW w:type="dxa" w:w="1701"/>
+            <w:shd w:val="clear" w:color="auto" w:fill="F2F6FB"/>
+          </w:tcPr>
+          <w:p>
+            <w:r>
+              <w:rPr>
+                <w:b/>
+                <w:sz w:val="18"/>
+              </w:rPr>
+              <w:t>测试数据</w:t>
+            </w:r>
+          </w:p>
+        </w:tc>
+        <w:tc>
+          <w:tcPr>
+            <w:tcW w:type="dxa" w:w="7937"/>
+          </w:tcPr>
+          <w:p>
+            <w:r>
+              <w:rPr>
+                <w:sz w:val="18"/>
+              </w:rPr>
+              <w:t>非法用例提交：project_id=42、name/ident/round 均空、testStep 的 passed/status=9</w:t>
+            </w:r>
+          </w:p>
+        </w:tc>
+      </w:tr>
+      <w:tr>
+        <w:trPr>
+          <w:cantSplit/>
+        </w:trPr>
+        <w:tc>
+          <w:tcPr>
+            <w:tcW w:type="dxa" w:w="1701"/>
+            <w:shd w:val="clear" w:color="auto" w:fill="F2F6FB"/>
+          </w:tcPr>
+          <w:p>
+            <w:r>
+              <w:rPr>
+                <w:b/>
+                <w:sz w:val="18"/>
+              </w:rPr>
+              <w:t>测试步骤</w:t>
+            </w:r>
+          </w:p>
+        </w:tc>
+        <w:tc>
+          <w:tcPr>
+            <w:tcW w:type="dxa" w:w="7937"/>
+          </w:tcPr>
+          <w:p>
+            <w:r>
+              <w:rPr>
+                <w:sz w:val="18"/>
+              </w:rPr>
+              <w:t>构造中途失败的业务操作（如批量建用例时数据不合法），核对无半成品数据落库</w:t>
+            </w:r>
+          </w:p>
+        </w:tc>
+      </w:tr>
+      <w:tr>
+        <w:trPr>
+          <w:cantSplit/>
+        </w:trPr>
+        <w:tc>
+          <w:tcPr>
+            <w:tcW w:type="dxa" w:w="1701"/>
+            <w:shd w:val="clear" w:color="auto" w:fill="F2F6FB"/>
+          </w:tcPr>
+          <w:p>
+            <w:r>
+              <w:rPr>
+                <w:b/>
+                <w:sz w:val="18"/>
+              </w:rPr>
+              <w:t>预期结果</w:t>
+            </w:r>
+          </w:p>
+        </w:tc>
+        <w:tc>
+          <w:tcPr>
+            <w:tcW w:type="dxa" w:w="7937"/>
+          </w:tcPr>
+          <w:p>
+            <w:r>
+              <w:rPr>
+                <w:sz w:val="18"/>
+              </w:rPr>
+              <w:t>非法业务请求整体回滚，库中不产生半成品数据</w:t>
+            </w:r>
+          </w:p>
+        </w:tc>
+      </w:tr>
+      <w:tr>
+        <w:trPr>
+          <w:cantSplit/>
+        </w:trPr>
+        <w:tc>
+          <w:tcPr>
+            <w:tcW w:type="dxa" w:w="1701"/>
+            <w:shd w:val="clear" w:color="auto" w:fill="F2F6FB"/>
+          </w:tcPr>
+          <w:p>
+            <w:r>
+              <w:rPr>
+                <w:b/>
+                <w:sz w:val="18"/>
+              </w:rPr>
+              <w:t>实际结果</w:t>
+            </w:r>
+          </w:p>
+        </w:tc>
+        <w:tc>
+          <w:tcPr>
+            <w:tcW w:type="dxa" w:w="7937"/>
+          </w:tcPr>
+          <w:p>
+            <w:r>
+              <w:rPr>
+                <w:sz w:val="18"/>
+              </w:rPr>
+              <w:t>提交非法用例数据后 HTTP 400，用例总数 14→14（无半成品落库=True）</w:t>
+            </w:r>
+          </w:p>
+        </w:tc>
+      </w:tr>
+      <w:tr>
+        <w:trPr>
+          <w:cantSplit/>
+        </w:trPr>
+        <w:tc>
+          <w:tcPr>
+            <w:tcW w:type="dxa" w:w="1701"/>
+            <w:shd w:val="clear" w:color="auto" w:fill="F2F6FB"/>
+          </w:tcPr>
+          <w:p>
+            <w:r>
+              <w:rPr>
+                <w:b/>
+                <w:sz w:val="18"/>
+              </w:rPr>
+              <w:t>判定</w:t>
+            </w:r>
+          </w:p>
+        </w:tc>
+        <w:tc>
+          <w:tcPr>
+            <w:tcW w:type="dxa" w:w="7937"/>
+          </w:tcPr>
+          <w:p>
+            <w:r>
+              <w:rPr>
+                <w:b/>
+                <w:color w:val="007A3D"/>
+                <w:sz w:val="18"/>
+              </w:rPr>
+              <w:t>通过</w:t>
+            </w:r>
+          </w:p>
+        </w:tc>
+      </w:tr>
+      <w:tr>
+        <w:trPr>
+          <w:cantSplit/>
+        </w:trPr>
+        <w:tc>
+          <w:tcPr>
+            <w:tcW w:type="dxa" w:w="1701"/>
+            <w:shd w:val="clear" w:color="auto" w:fill="F2F6FB"/>
+          </w:tcPr>
+          <w:p>
+            <w:r>
+              <w:rPr>
+                <w:b/>
+                <w:sz w:val="18"/>
+              </w:rPr>
+              <w:t>实现位置</w:t>
+            </w:r>
+          </w:p>
+        </w:tc>
+        <w:tc>
+          <w:tcPr>
+            <w:tcW w:type="dxa" w:w="7937"/>
+          </w:tcPr>
+          <w:p>
+            <w:r>
+              <w:rPr>
+                <w:sz w:val="18"/>
+              </w:rPr>
+              <w:t>补充：业务处理回退——关键写操作包在 @transaction.atomic 内，异常时整体回滚，不留残缺数据</w:t>
             </w:r>
           </w:p>
         </w:tc>

--- a/SRS/安全测评测试用例（含执行结果）.docx
+++ b/SRS/安全测评测试用例（含执行结果）.docx
@@ -53,7 +53,7 @@
         <w:rPr>
           <w:sz w:val="20"/>
         </w:rPr>
-        <w:t>被测系统：测试管理平台 cdtestplant_v1 v0.1.2　　执行日期：2026-10-20</w:t>
+        <w:t>被测系统：测试管理平台 cdtestplant_v1 v0.1.2　　执行日期：2026-10-21</w:t>
       </w:r>
     </w:p>
     <w:p>
@@ -1920,7 +1920,7 @@
               <w:rPr>
                 <w:sz w:val="18"/>
               </w:rPr>
-              <w:t>改名/停用后 id 仍为 124（不变=True）；注销后重建同名账号得到 id=125，与旧 id 不同=True</w:t>
+              <w:t>改名/停用后 id 仍为 129（不变=True）；注销后重建同名账号得到 id=130，与旧 id 不同=True</w:t>
             </w:r>
           </w:p>
         </w:tc>
@@ -3208,7 +3208,7 @@
               <w:rPr>
                 <w:sz w:val="18"/>
               </w:rPr>
-              <w:t>策略阈值 5 次；连续失败后返回「账号已锁定（连续登录失败超限），约 30 分钟后可重试」；正确口令仍被拒=True；审计锁定告警 15 条</w:t>
+              <w:t>策略阈值 5 次；连续失败后返回「账号已锁定（连续登录失败超限），约 30 分钟后可重试」；正确口令仍被拒=True；审计锁定告警 16 条</w:t>
             </w:r>
           </w:p>
         </w:tc>
@@ -3530,7 +3530,7 @@
               <w:rPr>
                 <w:sz w:val="18"/>
               </w:rPr>
-              <w:t>srs_o 登录日志 23→24 条、接口操作日志 128→130 条、数据操作日志 56 条、审计日志 78 条；本次接口调用归属该主体 22 条，无跨账号串号</w:t>
+              <w:t>srs_o 登录日志 24→25 条、接口操作日志 134→136 条、数据操作日志 59 条、审计日志 82 条；本次接口调用归属该主体 23 条，无跨账号串号</w:t>
             </w:r>
           </w:p>
         </w:tc>
@@ -4260,7 +4260,7 @@
               <w:rPr>
                 <w:sz w:val="18"/>
               </w:rPr>
-              <w:t>问题单 #243 提交后自动生成原发证据：类型=1 主体=srs_a/admin 行为=问题单提交 业务=problem#243 摘要=54ce7137e110fc09… IP=127.0.0.1</w:t>
+              <w:t>问题单 #250 提交后自动生成原发证据：类型=1 主体=srs_a/admin 行为=问题单提交 业务=problem#250 摘要=54ce7137e110fc09… IP=127.0.0.1</w:t>
             </w:r>
           </w:p>
         </w:tc>
@@ -4582,7 +4582,7 @@
               <w:rPr>
                 <w:sz w:val="18"/>
               </w:rPr>
-              <w:t>问题单 #244 的证据链类型序列 = ['1', '2']（1=原发 2=接收），双向证据链形成=True</w:t>
+              <w:t>问题单 #251 的证据链类型序列 = ['1', '2']（1=原发 2=接收），双向证据链形成=True</w:t>
             </w:r>
           </w:p>
         </w:tc>
@@ -5226,7 +5226,7 @@
               <w:rPr>
                 <w:sz w:val="18"/>
               </w:rPr>
-              <w:t>业务 #245 取回 2 条证据；按库中内容快照离线重算 SHA256，与存储摘要一致 2/2 条</w:t>
+              <w:t>业务 #252 取回 2 条证据；按库中内容快照离线重算 SHA256，与存储摘要一致 2/2 条</w:t>
             </w:r>
           </w:p>
         </w:tc>
@@ -7244,7 +7244,7 @@
               <w:rPr>
                 <w:sz w:val="18"/>
               </w:rPr>
-              <w:t>非成员 srs_o 访问项目详情/轮次/用例 HTTP [403, 403, 403]（均拒绝）；越权审计告警 388→391 条</w:t>
+              <w:t>非成员 srs_o 访问项目详情/轮次/用例 HTTP [403, 403, 403]（均拒绝）；越权审计告警 411→414 条</w:t>
             </w:r>
           </w:p>
         </w:tc>
@@ -8348,7 +8348,7 @@
               <w:rPr>
                 <w:sz w:val="18"/>
               </w:rPr>
-              <w:t>安全员改许可 2→3（HTTP 200）；管理员经用户更新接口写 clearance 后仍为 3（未生效）；标记变更审计 124 条</w:t>
+              <w:t>安全员改许可 2→3（HTTP 200）；管理员经用户更新接口写 clearance 后仍为 3（未生效）；标记变更审计 132 条</w:t>
             </w:r>
           </w:p>
         </w:tc>
@@ -12062,7 +12062,7 @@
               <w:rPr>
                 <w:sz w:val="18"/>
               </w:rPr>
-              <w:t>审计库现有事件类型 13 种：['access_denied', 'account_lock', 'business_change', 'clearance_change', 'integrity_broken', 'integrity_check', 'log_purge', 'log_purge_denied', 'login_fail', 'login_success', 'policy_change', 'security_scan', 'user_change']；核心事件缺失 无</w:t>
+              <w:t>审计库现有事件类型 12 种：['access_denied', 'account_lock', 'business_change', 'clearance_change', 'integrity_check', 'log_purge', 'log_purge_denied', 'login_fail', 'login_success', 'policy_change', 'security_scan', 'user_change']；核心事件缺失 无</w:t>
             </w:r>
           </w:p>
         </w:tc>
@@ -12706,7 +12706,7 @@
               <w:rPr>
                 <w:sz w:val="18"/>
               </w:rPr>
-              <w:t>告警类事件集合=['access_denied', 'account_lock', 'integrity_broken', 'log_purge_denied']；告警记录 483 条</w:t>
+              <w:t>告警类事件集合=['access_denied', 'account_lock', 'integrity_broken', 'log_purge_denied']；告警记录 495 条</w:t>
             </w:r>
           </w:p>
         </w:tc>
@@ -13028,7 +13028,7 @@
               <w:rPr>
                 <w:sz w:val="18"/>
               </w:rPr>
-              <w:t>按账号 50 条、按事件类型 50 条、按 IP 50 条、按时间 2026-10-20~2026-10-21 50 条</w:t>
+              <w:t>按账号 50 条、按事件类型 50 条、按 IP 50 条、按时间 2026-10-21~2026-10-22 50 条</w:t>
             </w:r>
           </w:p>
         </w:tc>
@@ -13350,7 +13350,7 @@
               <w:rPr>
                 <w:sz w:val="18"/>
               </w:rPr>
-              <w:t>管理员删除日志 HTTP 403；审计员全清(day=0) HTTP 403、短于保留期(day=1) HTTP 403（消息：审计日志受保护：仅能清理 30 天前的日志，禁止）；30 天保留期保护=True；审计日志本身无删除接口=True；拒绝告警 55 条</w:t>
+              <w:t>管理员删除日志 HTTP 403；审计员全清(day=0) HTTP 403、短于保留期(day=1) HTTP 403（消息：审计日志受保护：仅能清理 30 天前的日志，禁止）；30 天保留期保护=True；审计日志本身无删除接口=True；拒绝告警 58 条</w:t>
             </w:r>
           </w:p>
         </w:tc>
@@ -14402,7 +14402,7 @@
               <w:rPr>
                 <w:sz w:val="18"/>
               </w:rPr>
-              <w:t>直改一般数据轮次 #205 后生成报告 HTTP 409（数据完整性校验失败：1 条数据疑似被篡改（轮次信息 R2602-R2（project_round#2），篡改告警累计 17 条；恢复后再次生成 HTTP 200</w:t>
+              <w:t>直改一般数据轮次 #205 后生成报告 HTTP 409（生成测评报告前数据完整性校验失败：1 条数据疑似被篡改（轮次信息 R2602-R2（project_），篡改告警累计 0 条；恢复后再次生成 HTTP 200</w:t>
             </w:r>
           </w:p>
         </w:tc>
@@ -15046,7 +15046,7 @@
               <w:rPr>
                 <w:sz w:val="18"/>
               </w:rPr>
-              <w:t>直改重要数据用例 #890 后读取 HTTP 409（数据完整性校验失败：该记录疑似被绕过应用篡改，已拒绝使用并记录告警），篡改告警累计 17 条；恢复后读取 HTTP 200，全库核查 83 条破损 0 条</w:t>
+              <w:t>直改重要数据用例 #890 后读取 HTTP 409（数据完整性校验失败：该记录疑似被绕过应用篡改，已拒绝使用并记录告警），篡改告警累计 0 条；恢复后读取 HTTP 200，全库核查 83 条破损 0 条</w:t>
             </w:r>
           </w:p>
         </w:tc>
@@ -18116,7 +18116,7 @@
               <w:rPr>
                 <w:sz w:val="18"/>
               </w:rPr>
-              <w:t>按项目 42 备份（148 条，197.1 KB，摘要 a3043852cc32…）；备份后删除该问题单，再按备份恢复，数据还原=True</w:t>
+              <w:t>按项目 42 备份（148 条，197.1 KB，摘要 e164d1ea20f8…）；备份后删除该问题单，再按备份恢复，数据还原=True</w:t>
             </w:r>
           </w:p>
         </w:tc>
@@ -18438,7 +18438,7 @@
               <w:rPr>
                 <w:sz w:val="18"/>
               </w:rPr>
-              <w:t>增量备份 21 条 vs 全量 147 条（增量更少=True）；删除后按增量恢复，数据补齐=True</w:t>
+              <w:t>增量备份 11 条 vs 全量 147 条（增量更少=True）；删除后按增量恢复，数据补齐=True</w:t>
             </w:r>
           </w:p>
         </w:tc>

--- a/SRS/安全测评测试用例（含执行结果）.docx
+++ b/SRS/安全测评测试用例（含执行结果）.docx
@@ -1920,7 +1920,7 @@
               <w:rPr>
                 <w:sz w:val="18"/>
               </w:rPr>
-              <w:t>改名/停用后 id 仍为 129（不变=True）；注销后重建同名账号得到 id=130，与旧 id 不同=True</w:t>
+              <w:t>改名/停用后 id 仍为 134（不变=True）；注销后重建同名账号得到 id=135，与旧 id 不同=True</w:t>
             </w:r>
           </w:p>
         </w:tc>
@@ -3208,7 +3208,7 @@
               <w:rPr>
                 <w:sz w:val="18"/>
               </w:rPr>
-              <w:t>策略阈值 5 次；连续失败后返回「账号已锁定（连续登录失败超限），约 30 分钟后可重试」；正确口令仍被拒=True；审计锁定告警 16 条</w:t>
+              <w:t>策略阈值 5 次；连续失败后返回「账号已锁定（连续登录失败超限），约 30 分钟后可重试」；正确口令仍被拒=True；审计锁定告警 17 条</w:t>
             </w:r>
           </w:p>
         </w:tc>
@@ -3530,7 +3530,7 @@
               <w:rPr>
                 <w:sz w:val="18"/>
               </w:rPr>
-              <w:t>srs_o 登录日志 24→25 条、接口操作日志 134→136 条、数据操作日志 59 条、审计日志 82 条；本次接口调用归属该主体 23 条，无跨账号串号</w:t>
+              <w:t>srs_o 登录日志 25→26 条、接口操作日志 140→142 条、数据操作日志 62 条、审计日志 86 条；本次接口调用归属该主体 24 条，无跨账号串号</w:t>
             </w:r>
           </w:p>
         </w:tc>
@@ -4260,7 +4260,7 @@
               <w:rPr>
                 <w:sz w:val="18"/>
               </w:rPr>
-              <w:t>问题单 #250 提交后自动生成原发证据：类型=1 主体=srs_a/admin 行为=问题单提交 业务=problem#250 摘要=54ce7137e110fc09… IP=127.0.0.1</w:t>
+              <w:t>问题单 #256 提交后自动生成原发证据：类型=1 主体=srs_a/admin 行为=问题单提交 业务=problem#256 摘要=54ce7137e110fc09… IP=127.0.0.1</w:t>
             </w:r>
           </w:p>
         </w:tc>
@@ -4582,7 +4582,7 @@
               <w:rPr>
                 <w:sz w:val="18"/>
               </w:rPr>
-              <w:t>问题单 #251 的证据链类型序列 = ['1', '2']（1=原发 2=接收），双向证据链形成=True</w:t>
+              <w:t>问题单 #257 的证据链类型序列 = ['1', '2']（1=原发 2=接收），双向证据链形成=True</w:t>
             </w:r>
           </w:p>
         </w:tc>
@@ -5226,7 +5226,7 @@
               <w:rPr>
                 <w:sz w:val="18"/>
               </w:rPr>
-              <w:t>业务 #252 取回 2 条证据；按库中内容快照离线重算 SHA256，与存储摘要一致 2/2 条</w:t>
+              <w:t>业务 #258 取回 2 条证据；按库中内容快照离线重算 SHA256，与存储摘要一致 2/2 条</w:t>
             </w:r>
           </w:p>
         </w:tc>
@@ -7244,7 +7244,7 @@
               <w:rPr>
                 <w:sz w:val="18"/>
               </w:rPr>
-              <w:t>非成员 srs_o 访问项目详情/轮次/用例 HTTP [403, 403, 403]（均拒绝）；越权审计告警 411→414 条</w:t>
+              <w:t>非成员 srs_o 访问项目详情/轮次/用例 HTTP [403, 403, 403]（均拒绝）；越权审计告警 430→433 条</w:t>
             </w:r>
           </w:p>
         </w:tc>
@@ -8348,7 +8348,7 @@
               <w:rPr>
                 <w:sz w:val="18"/>
               </w:rPr>
-              <w:t>安全员改许可 2→3（HTTP 200）；管理员经用户更新接口写 clearance 后仍为 3（未生效）；标记变更审计 132 条</w:t>
+              <w:t>安全员改许可 2→3（HTTP 200）；管理员经用户更新接口写 clearance 后仍为 3（未生效）；标记变更审计 140 条</w:t>
             </w:r>
           </w:p>
         </w:tc>
@@ -12706,7 +12706,7 @@
               <w:rPr>
                 <w:sz w:val="18"/>
               </w:rPr>
-              <w:t>告警类事件集合=['access_denied', 'account_lock', 'integrity_broken', 'log_purge_denied']；告警记录 495 条</w:t>
+              <w:t>告警类事件集合=['access_denied', 'account_lock', 'integrity_broken', 'log_purge_denied']；告警记录 518 条</w:t>
             </w:r>
           </w:p>
         </w:tc>
@@ -13350,7 +13350,7 @@
               <w:rPr>
                 <w:sz w:val="18"/>
               </w:rPr>
-              <w:t>管理员删除日志 HTTP 403；审计员全清(day=0) HTTP 403、短于保留期(day=1) HTTP 403（消息：审计日志受保护：仅能清理 30 天前的日志，禁止）；30 天保留期保护=True；审计日志本身无删除接口=True；拒绝告警 58 条</w:t>
+              <w:t>管理员删除日志 HTTP 403；审计员全清(day=0) HTTP 403、短于保留期(day=1) HTTP 403（消息：审计日志受保护：仅能清理 30 天前的日志，禁止）；30 天保留期保护=True；审计日志本身无删除接口=True；拒绝告警 61 条</w:t>
             </w:r>
           </w:p>
         </w:tc>
@@ -14402,7 +14402,7 @@
               <w:rPr>
                 <w:sz w:val="18"/>
               </w:rPr>
-              <w:t>直改一般数据轮次 #205 后生成报告 HTTP 409（生成测评报告前数据完整性校验失败：1 条数据疑似被篡改（轮次信息 R2602-R2（project_），篡改告警累计 0 条；恢复后再次生成 HTTP 200</w:t>
+              <w:t>直改一般数据轮次 #205 后生成报告 HTTP 409（生成测评报告前数据完整性校验失败：1 条数据疑似被篡改（轮次信息 R2602-R2（project_），新增篡改告警 1 条；恢复后再次生成 HTTP 200</w:t>
             </w:r>
           </w:p>
         </w:tc>
@@ -15046,7 +15046,7 @@
               <w:rPr>
                 <w:sz w:val="18"/>
               </w:rPr>
-              <w:t>直改重要数据用例 #890 后读取 HTTP 409（数据完整性校验失败：该记录疑似被绕过应用篡改，已拒绝使用并记录告警），篡改告警累计 0 条；恢复后读取 HTTP 200，全库核查 83 条破损 0 条</w:t>
+              <w:t>直改重要数据用例 #890 后读取 HTTP 409（数据完整性校验失败：该记录疑似被绕过应用篡改，已拒绝使用并记录告警），新增篡改告警 1 条；恢复后读取 HTTP 200，全库核查 83 条破损 0 条</w:t>
             </w:r>
           </w:p>
         </w:tc>
@@ -18116,7 +18116,7 @@
               <w:rPr>
                 <w:sz w:val="18"/>
               </w:rPr>
-              <w:t>按项目 42 备份（148 条，197.1 KB，摘要 e164d1ea20f8…）；备份后删除该问题单，再按备份恢复，数据还原=True</w:t>
+              <w:t>按项目 42 备份（148 条，197.1 KB，摘要 b1d358aab085…）；备份后删除该问题单，再按备份恢复，数据还原=True</w:t>
             </w:r>
           </w:p>
         </w:tc>

--- a/SRS/安全测评测试用例（含执行结果）.docx
+++ b/SRS/安全测评测试用例（含执行结果）.docx
@@ -1920,7 +1920,7 @@
               <w:rPr>
                 <w:sz w:val="18"/>
               </w:rPr>
-              <w:t>改名/停用后 id 仍为 134（不变=True）；注销后重建同名账号得到 id=135，与旧 id 不同=True</w:t>
+              <w:t>改名/停用后 id 仍为 139（不变=True）；注销后重建同名账号得到 id=140，与旧 id 不同=True</w:t>
             </w:r>
           </w:p>
         </w:tc>
@@ -3208,7 +3208,7 @@
               <w:rPr>
                 <w:sz w:val="18"/>
               </w:rPr>
-              <w:t>策略阈值 5 次；连续失败后返回「账号已锁定（连续登录失败超限），约 30 分钟后可重试」；正确口令仍被拒=True；审计锁定告警 17 条</w:t>
+              <w:t>策略阈值 5 次；连续失败后返回「账号已锁定（连续登录失败超限），约 30 分钟后可重试」；正确口令仍被拒=True；审计锁定告警 18 条</w:t>
             </w:r>
           </w:p>
         </w:tc>
@@ -3530,7 +3530,7 @@
               <w:rPr>
                 <w:sz w:val="18"/>
               </w:rPr>
-              <w:t>srs_o 登录日志 25→26 条、接口操作日志 140→142 条、数据操作日志 62 条、审计日志 86 条；本次接口调用归属该主体 24 条，无跨账号串号</w:t>
+              <w:t>srs_o 登录日志 26→27 条、接口操作日志 146→148 条、数据操作日志 65 条、审计日志 90 条；本次接口调用归属该主体 25 条，无跨账号串号</w:t>
             </w:r>
           </w:p>
         </w:tc>
@@ -4260,7 +4260,7 @@
               <w:rPr>
                 <w:sz w:val="18"/>
               </w:rPr>
-              <w:t>问题单 #256 提交后自动生成原发证据：类型=1 主体=srs_a/admin 行为=问题单提交 业务=problem#256 摘要=54ce7137e110fc09… IP=127.0.0.1</w:t>
+              <w:t>问题单 #262 提交后自动生成原发证据：类型=1 主体=srs_a/admin 行为=问题单提交 业务=problem#262 摘要=54ce7137e110fc09… IP=127.0.0.1</w:t>
             </w:r>
           </w:p>
         </w:tc>
@@ -4582,7 +4582,7 @@
               <w:rPr>
                 <w:sz w:val="18"/>
               </w:rPr>
-              <w:t>问题单 #257 的证据链类型序列 = ['1', '2']（1=原发 2=接收），双向证据链形成=True</w:t>
+              <w:t>问题单 #263 的证据链类型序列 = ['1', '2']（1=原发 2=接收），双向证据链形成=True</w:t>
             </w:r>
           </w:p>
         </w:tc>
@@ -5226,7 +5226,7 @@
               <w:rPr>
                 <w:sz w:val="18"/>
               </w:rPr>
-              <w:t>业务 #258 取回 2 条证据；按库中内容快照离线重算 SHA256，与存储摘要一致 2/2 条</w:t>
+              <w:t>业务 #264 取回 2 条证据；按库中内容快照离线重算 SHA256，与存储摘要一致 2/2 条</w:t>
             </w:r>
           </w:p>
         </w:tc>
@@ -7244,7 +7244,7 @@
               <w:rPr>
                 <w:sz w:val="18"/>
               </w:rPr>
-              <w:t>非成员 srs_o 访问项目详情/轮次/用例 HTTP [403, 403, 403]（均拒绝）；越权审计告警 430→433 条</w:t>
+              <w:t>非成员 srs_o 访问项目详情/轮次/用例 HTTP [403, 403, 403]（均拒绝）；越权审计告警 449→452 条</w:t>
             </w:r>
           </w:p>
         </w:tc>
@@ -8348,7 +8348,7 @@
               <w:rPr>
                 <w:sz w:val="18"/>
               </w:rPr>
-              <w:t>安全员改许可 2→3（HTTP 200）；管理员经用户更新接口写 clearance 后仍为 3（未生效）；标记变更审计 140 条</w:t>
+              <w:t>安全员改许可 2→3（HTTP 200）；管理员经用户更新接口写 clearance 后仍为 3（未生效）；标记变更审计 148 条</w:t>
             </w:r>
           </w:p>
         </w:tc>
@@ -12706,7 +12706,7 @@
               <w:rPr>
                 <w:sz w:val="18"/>
               </w:rPr>
-              <w:t>告警类事件集合=['access_denied', 'account_lock', 'integrity_broken', 'log_purge_denied']；告警记录 518 条</w:t>
+              <w:t>告警类事件集合=['access_denied', 'account_lock', 'integrity_broken', 'log_purge_denied']；告警记录 541 条</w:t>
             </w:r>
           </w:p>
         </w:tc>
@@ -13350,7 +13350,7 @@
               <w:rPr>
                 <w:sz w:val="18"/>
               </w:rPr>
-              <w:t>管理员删除日志 HTTP 403；审计员全清(day=0) HTTP 403、短于保留期(day=1) HTTP 403（消息：审计日志受保护：仅能清理 30 天前的日志，禁止）；30 天保留期保护=True；审计日志本身无删除接口=True；拒绝告警 61 条</w:t>
+              <w:t>管理员删除日志 HTTP 403；审计员全清(day=0) HTTP 403、短于保留期(day=1) HTTP 403（消息：审计日志受保护：仅能清理 30 天前的日志，禁止）；30 天保留期保护=True；审计日志本身无删除接口=True；拒绝告警 64 条</w:t>
             </w:r>
           </w:p>
         </w:tc>
@@ -18116,7 +18116,7 @@
               <w:rPr>
                 <w:sz w:val="18"/>
               </w:rPr>
-              <w:t>按项目 42 备份（148 条，197.1 KB，摘要 b1d358aab085…）；备份后删除该问题单，再按备份恢复，数据还原=True</w:t>
+              <w:t>按项目 42 备份（148 条，197.1 KB，摘要 53136db863c3…）；备份后删除该问题单，再按备份恢复，数据还原=True</w:t>
             </w:r>
           </w:p>
         </w:tc>
